--- a/ceske-hlavicky/Synopse-odborne-prace_formular.docx
+++ b/ceske-hlavicky/Synopse-odborne-prace_formular.docx
@@ -1,6 +1,6 @@
 
 <file path=word/document.xml><?xml version="1.0" encoding="utf-8"?>
-<w:document xmlns:wpc="http://schemas.microsoft.com/office/word/2010/wordprocessingCanvas" xmlns:cx="http://schemas.microsoft.com/office/drawing/2014/chartex" xmlns:cx1="http://schemas.microsoft.com/office/drawing/2015/9/8/chartex" xmlns:cx2="http://schemas.microsoft.com/office/drawing/2015/10/21/chartex" xmlns:cx3="http://schemas.microsoft.com/office/drawing/2016/5/9/chartex" xmlns:cx4="http://schemas.microsoft.com/office/drawing/2016/5/10/chartex" xmlns:cx5="http://schemas.microsoft.com/office/drawing/2016/5/11/chartex" xmlns:cx6="http://schemas.microsoft.com/office/drawing/2016/5/12/chartex" xmlns:cx7="http://schemas.microsoft.com/office/drawing/2016/5/13/chartex" xmlns:cx8="http://schemas.microsoft.com/office/drawing/2016/5/14/chartex" xmlns:mc="http://schemas.openxmlformats.org/markup-compatibility/2006" xmlns:aink="http://schemas.microsoft.com/office/drawing/2016/ink" xmlns:am3d="http://schemas.microsoft.com/office/drawing/2017/model3d" xmlns:o="urn:schemas-microsoft-com:office:office" xmlns:oel="http://schemas.microsoft.com/office/2019/extlst" xmlns:r="http://schemas.openxmlformats.org/officeDocument/2006/relationships" xmlns:m="http://schemas.openxmlformats.org/officeDocument/2006/math" xmlns:v="urn:schemas-microsoft-com:vml" xmlns:wp14="http://schemas.microsoft.com/office/word/2010/wordprocessingDrawing" xmlns:wp="http://schemas.openxmlformats.org/drawingml/2006/wordprocessingDrawing" xmlns:w10="urn:schemas-microsoft-com:office:word" xmlns:w="http://schemas.openxmlformats.org/wordprocessingml/2006/main" xmlns:w14="http://schemas.microsoft.com/office/word/2010/wordml" xmlns:w15="http://schemas.microsoft.com/office/word/2012/wordml" xmlns:w16cex="http://schemas.microsoft.com/office/word/2018/wordml/cex" xmlns:w16cid="http://schemas.microsoft.com/office/word/2016/wordml/cid" xmlns:w16="http://schemas.microsoft.com/office/word/2018/wordml" xmlns:w16du="http://schemas.microsoft.com/office/word/2023/wordml/word16du" xmlns:w16sdtdh="http://schemas.microsoft.com/office/word/2020/wordml/sdtdatahash" xmlns:w16sdtfl="http://schemas.microsoft.com/office/word/2024/wordml/sdtformatlock" xmlns:w16se="http://schemas.microsoft.com/office/word/2015/wordml/symex" xmlns:wpg="http://schemas.microsoft.com/office/word/2010/wordprocessingGroup" xmlns:wpi="http://schemas.microsoft.com/office/word/2010/wordprocessingInk" xmlns:wne="http://schemas.microsoft.com/office/word/2006/wordml" xmlns:wps="http://schemas.microsoft.com/office/word/2010/wordprocessingShape" mc:Ignorable="w14 w15 w16se w16cid w16 w16cex w16sdtdh w16sdtfl w16du wp14">
+<w:document xmlns:wpc="http://schemas.microsoft.com/office/word/2010/wordprocessingCanvas" xmlns:cx="http://schemas.microsoft.com/office/drawing/2014/chartex" xmlns:cx1="http://schemas.microsoft.com/office/drawing/2015/9/8/chartex" xmlns:cx2="http://schemas.microsoft.com/office/drawing/2015/10/21/chartex" xmlns:cx3="http://schemas.microsoft.com/office/drawing/2016/5/9/chartex" xmlns:cx4="http://schemas.microsoft.com/office/drawing/2016/5/10/chartex" xmlns:cx5="http://schemas.microsoft.com/office/drawing/2016/5/11/chartex" xmlns:cx6="http://schemas.microsoft.com/office/drawing/2016/5/12/chartex" xmlns:cx7="http://schemas.microsoft.com/office/drawing/2016/5/13/chartex" xmlns:cx8="http://schemas.microsoft.com/office/drawing/2016/5/14/chartex" xmlns:mc="http://schemas.openxmlformats.org/markup-compatibility/2006" xmlns:aink="http://schemas.microsoft.com/office/drawing/2016/ink" xmlns:am3d="http://schemas.microsoft.com/office/drawing/2017/model3d" xmlns:o="urn:schemas-microsoft-com:office:office" xmlns:oel="http://schemas.microsoft.com/office/2019/extlst" xmlns:r="http://schemas.openxmlformats.org/officeDocument/2006/relationships" xmlns:m="http://schemas.openxmlformats.org/officeDocument/2006/math" xmlns:v="urn:schemas-microsoft-com:vml" xmlns:wp14="http://schemas.microsoft.com/office/word/2010/wordprocessingDrawing" xmlns:wp="http://schemas.openxmlformats.org/drawingml/2006/wordprocessingDrawing" xmlns:w10="urn:schemas-microsoft-com:office:word" xmlns:w="http://schemas.openxmlformats.org/wordprocessingml/2006/main" xmlns:w14="http://schemas.microsoft.com/office/word/2010/wordml" xmlns:w15="http://schemas.microsoft.com/office/word/2012/wordml" xmlns:w16cex="http://schemas.microsoft.com/office/word/2018/wordml/cex" xmlns:w16cid="http://schemas.microsoft.com/office/word/2016/wordml/cid" xmlns:w16="http://schemas.microsoft.com/office/word/2018/wordml" xmlns:w16sdtdh="http://schemas.microsoft.com/office/word/2020/wordml/sdtdatahash" xmlns:w16se="http://schemas.microsoft.com/office/word/2015/wordml/symex" xmlns:wpg="http://schemas.microsoft.com/office/word/2010/wordprocessingGroup" xmlns:wpi="http://schemas.microsoft.com/office/word/2010/wordprocessingInk" xmlns:wne="http://schemas.microsoft.com/office/word/2006/wordml" xmlns:wps="http://schemas.microsoft.com/office/word/2010/wordprocessingShape" mc:Ignorable="w14 w15 w16se w16cid w16 w16cex w16sdtdh wp14">
   <w:body>
     <w:p/>
     <w:tbl>
@@ -133,6 +133,14 @@
             <w:gridSpan w:val="2"/>
           </w:tcPr>
           <w:p/>
+          <w:p>
+            <w:r>
+              <w:t>Coopmaster – systém</w:t>
+            </w:r>
+            <w:r>
+              <w:t xml:space="preserve"> pro řízení a automatizaci kurníku</w:t>
+            </w:r>
+          </w:p>
         </w:tc>
       </w:tr>
       <w:tr>
@@ -185,185 +193,4992 @@
             <w:tcW w:w="5523" w:type="dxa"/>
           </w:tcPr>
           <w:p/>
-        </w:tc>
-      </w:tr>
-      <w:tr>
-        <w:tc>
-          <w:tcPr>
-            <w:tcW w:w="1413" w:type="dxa"/>
-          </w:tcPr>
-          <w:p/>
           <w:p>
-            <w:pPr>
-              <w:rPr>
-                <w:b/>
-                <w:bCs/>
-              </w:rPr>
-            </w:pPr>
-          </w:p>
-        </w:tc>
-        <w:tc>
-          <w:tcPr>
-            <w:tcW w:w="2126" w:type="dxa"/>
-          </w:tcPr>
-          <w:p/>
-          <w:p>
-            <w:pPr>
-              <w:rPr>
-                <w:sz w:val="20"/>
-                <w:szCs w:val="20"/>
-              </w:rPr>
-            </w:pPr>
             <w:r>
-              <w:rPr>
-                <w:sz w:val="20"/>
-                <w:szCs w:val="20"/>
-              </w:rPr>
-              <w:t>Jméno a příjmení</w:t>
+              <w:t>Jaroslav Němec</w:t>
             </w:r>
           </w:p>
         </w:tc>
-        <w:tc>
-          <w:tcPr>
-            <w:tcW w:w="5523" w:type="dxa"/>
-          </w:tcPr>
-          <w:p/>
-        </w:tc>
       </w:tr>
-      <w:tr>
-        <w:tc>
-          <w:tcPr>
-            <w:tcW w:w="1413" w:type="dxa"/>
-          </w:tcPr>
-          <w:p/>
-          <w:p>
-            <w:pPr>
-              <w:rPr>
-                <w:b/>
-                <w:bCs/>
-              </w:rPr>
-            </w:pPr>
-          </w:p>
-        </w:tc>
-        <w:tc>
-          <w:tcPr>
-            <w:tcW w:w="2126" w:type="dxa"/>
-          </w:tcPr>
-          <w:p/>
-          <w:p>
-            <w:pPr>
-              <w:rPr>
-                <w:sz w:val="20"/>
-                <w:szCs w:val="20"/>
-              </w:rPr>
-            </w:pPr>
-            <w:r>
-              <w:rPr>
-                <w:sz w:val="20"/>
-                <w:szCs w:val="20"/>
-              </w:rPr>
-              <w:t>Jméno a příjmení</w:t>
-            </w:r>
-          </w:p>
-        </w:tc>
-        <w:tc>
-          <w:tcPr>
-            <w:tcW w:w="5523" w:type="dxa"/>
-          </w:tcPr>
-          <w:p/>
-        </w:tc>
-      </w:tr>
+      <w:bookmarkEnd w:id="0"/>
     </w:tbl>
     <w:p/>
-    <w:bookmarkEnd w:id="0"/>
-    <w:p>
-      <w:r>
-        <w:t>Textace</w:t>
-      </w:r>
-      <w:r>
-        <w:t xml:space="preserve"> (</w:t>
-      </w:r>
-      <w:r>
-        <w:rPr>
+    <w:p>
+      <w:pPr>
+        <w:jc w:val="both"/>
+        <w:rPr>
+          <w:rFonts w:cstheme="minorHAnsi"/>
+          <w:b/>
+          <w:bCs/>
           <w:sz w:val="28"/>
           <w:szCs w:val="28"/>
         </w:rPr>
-        <w:t xml:space="preserve">max. </w:t>
-      </w:r>
-      <w:r>
-        <w:rPr>
+      </w:pPr>
+      <w:r>
+        <w:rPr>
+          <w:rFonts w:cstheme="minorHAnsi"/>
+          <w:b/>
+          <w:bCs/>
           <w:sz w:val="28"/>
           <w:szCs w:val="28"/>
         </w:rPr>
-        <w:t>12 600</w:t>
-      </w:r>
-      <w:r>
-        <w:rPr>
+        <w:t>Úvod</w:t>
+      </w:r>
+    </w:p>
+    <w:p>
+      <w:pPr>
+        <w:jc w:val="both"/>
+        <w:rPr>
+          <w:rFonts w:cstheme="minorHAnsi"/>
+          <w:sz w:val="24"/>
+          <w:szCs w:val="24"/>
+        </w:rPr>
+      </w:pPr>
+      <w:r>
+        <w:rPr>
+          <w:rFonts w:cstheme="minorHAnsi"/>
+          <w:sz w:val="24"/>
+          <w:szCs w:val="24"/>
+        </w:rPr>
+        <w:t xml:space="preserve">Automatizace v zemědělství zaznamenala obrovský rozvoj od průmyslových chovů skotu, prasat a drůbeže až po sofistikované systémy krmení, sběru vajec či klimatizace chovných prostor. </w:t>
+      </w:r>
+      <w:r>
+        <w:rPr>
+          <w:rFonts w:cstheme="minorHAnsi"/>
+          <w:sz w:val="24"/>
+          <w:szCs w:val="24"/>
+        </w:rPr>
+        <w:t xml:space="preserve">Obecně </w:t>
+      </w:r>
+      <w:r>
+        <w:rPr>
+          <w:rFonts w:cstheme="minorHAnsi"/>
+          <w:sz w:val="24"/>
+          <w:szCs w:val="24"/>
+        </w:rPr>
+        <w:t xml:space="preserve">však zatím neexistuje komplexní řešení, které by integrovalo monitorování, </w:t>
+      </w:r>
+      <w:r>
+        <w:rPr>
+          <w:rFonts w:cstheme="minorHAnsi"/>
+          <w:sz w:val="24"/>
+          <w:szCs w:val="24"/>
+        </w:rPr>
+        <w:t xml:space="preserve">hromadné ovládání </w:t>
+      </w:r>
+      <w:r>
+        <w:rPr>
+          <w:rFonts w:cstheme="minorHAnsi"/>
+          <w:sz w:val="24"/>
+          <w:szCs w:val="24"/>
+        </w:rPr>
+        <w:t>zařízení</w:t>
+      </w:r>
+      <w:r>
+        <w:rPr>
+          <w:rFonts w:cstheme="minorHAnsi"/>
+          <w:color w:val="FF0000"/>
+          <w:sz w:val="24"/>
+          <w:szCs w:val="24"/>
+        </w:rPr>
+        <w:t xml:space="preserve"> </w:t>
+      </w:r>
+      <w:r>
+        <w:rPr>
+          <w:rFonts w:cstheme="minorHAnsi"/>
+          <w:sz w:val="24"/>
+          <w:szCs w:val="24"/>
+        </w:rPr>
+        <w:t>a bezpečnostní vrstvy v jednom systému. Na tuto mezeru reaguje projekt Coopmaster, který propojuje IoT</w:t>
+      </w:r>
+      <w:r>
+        <w:rPr>
+          <w:rFonts w:cstheme="minorHAnsi"/>
+          <w:sz w:val="24"/>
+          <w:szCs w:val="24"/>
+        </w:rPr>
+        <w:t xml:space="preserve"> zařízení</w:t>
+      </w:r>
+      <w:r>
+        <w:rPr>
+          <w:rFonts w:cstheme="minorHAnsi"/>
+          <w:sz w:val="24"/>
+          <w:szCs w:val="24"/>
+        </w:rPr>
+        <w:t xml:space="preserve">, kamerové systémy a neuronové sítě s platformou Home Assistant. Cílem je zefektivnit péči o slepice, zvýšit jejich welfare, umožnit </w:t>
+      </w:r>
+      <w:r>
+        <w:rPr>
+          <w:rFonts w:cstheme="minorHAnsi"/>
+          <w:sz w:val="24"/>
+          <w:szCs w:val="24"/>
+        </w:rPr>
+        <w:t xml:space="preserve">nad nimi </w:t>
+      </w:r>
+      <w:r>
+        <w:rPr>
+          <w:rFonts w:cstheme="minorHAnsi"/>
+          <w:sz w:val="24"/>
+          <w:szCs w:val="24"/>
+        </w:rPr>
+        <w:t>vzdálený dohled a minimalizovat potřebu fyzické přítomnosti chovatele.</w:t>
+      </w:r>
+    </w:p>
+    <w:p>
+      <w:pPr>
+        <w:jc w:val="both"/>
+        <w:rPr>
+          <w:rFonts w:cstheme="minorHAnsi"/>
+          <w:sz w:val="24"/>
+          <w:szCs w:val="24"/>
+        </w:rPr>
+      </w:pPr>
+      <w:r>
+        <w:rPr>
+          <w:rFonts w:cstheme="minorHAnsi"/>
+          <w:sz w:val="24"/>
+          <w:szCs w:val="24"/>
+        </w:rPr>
+        <w:t xml:space="preserve">Osobní motivace k této práci </w:t>
+      </w:r>
+      <w:r>
+        <w:rPr>
+          <w:rFonts w:cstheme="minorHAnsi"/>
+          <w:sz w:val="24"/>
+          <w:szCs w:val="24"/>
+        </w:rPr>
+        <w:t xml:space="preserve">vzešla </w:t>
+      </w:r>
+      <w:r>
+        <w:rPr>
+          <w:rFonts w:cstheme="minorHAnsi"/>
+          <w:sz w:val="24"/>
+          <w:szCs w:val="24"/>
+        </w:rPr>
+        <w:t xml:space="preserve">z </w:t>
+      </w:r>
+      <w:r>
+        <w:rPr>
+          <w:rFonts w:cstheme="minorHAnsi"/>
+          <w:sz w:val="24"/>
+          <w:szCs w:val="24"/>
+        </w:rPr>
+        <w:t>konkrétní situace v</w:t>
+      </w:r>
+      <w:r>
+        <w:rPr>
+          <w:rFonts w:cstheme="minorHAnsi"/>
+          <w:sz w:val="24"/>
+          <w:szCs w:val="24"/>
+        </w:rPr>
+        <w:t> </w:t>
+      </w:r>
+      <w:r>
+        <w:rPr>
+          <w:rFonts w:cstheme="minorHAnsi"/>
+          <w:sz w:val="24"/>
+          <w:szCs w:val="24"/>
+        </w:rPr>
+        <w:t>rodině</w:t>
+      </w:r>
+      <w:r>
+        <w:rPr>
+          <w:rFonts w:cstheme="minorHAnsi"/>
+          <w:sz w:val="24"/>
+          <w:szCs w:val="24"/>
+        </w:rPr>
+        <w:t>.</w:t>
+      </w:r>
+      <w:r>
+        <w:rPr>
+          <w:rFonts w:cstheme="minorHAnsi"/>
+          <w:sz w:val="24"/>
+          <w:szCs w:val="24"/>
+        </w:rPr>
+        <w:t xml:space="preserve"> </w:t>
+      </w:r>
+      <w:r>
+        <w:rPr>
+          <w:rFonts w:cstheme="minorHAnsi"/>
+          <w:sz w:val="24"/>
+          <w:szCs w:val="24"/>
+        </w:rPr>
+        <w:t>M</w:t>
+      </w:r>
+      <w:r>
+        <w:rPr>
+          <w:rFonts w:cstheme="minorHAnsi"/>
+          <w:sz w:val="24"/>
+          <w:szCs w:val="24"/>
+        </w:rPr>
+        <w:t>á babička je zkušenou chovatelkou slepic, avšak během své dovolené potřebuje, aby se o chov někdo spolehlivě staral. Jako</w:t>
+      </w:r>
+      <w:r>
+        <w:rPr>
+          <w:rFonts w:cstheme="minorHAnsi"/>
+          <w:sz w:val="24"/>
+          <w:szCs w:val="24"/>
+        </w:rPr>
+        <w:t xml:space="preserve"> </w:t>
+      </w:r>
+      <w:r>
+        <w:rPr>
+          <w:rFonts w:cstheme="minorHAnsi"/>
+          <w:sz w:val="24"/>
+          <w:szCs w:val="24"/>
+        </w:rPr>
+        <w:t>programátor a technický nadšenec jsem proto vyvinul systém Coopmaster</w:t>
+      </w:r>
+      <w:r>
+        <w:rPr>
+          <w:rFonts w:cstheme="minorHAnsi"/>
+          <w:sz w:val="24"/>
+          <w:szCs w:val="24"/>
+        </w:rPr>
+        <w:t>. C</w:t>
+      </w:r>
+      <w:r>
+        <w:rPr>
+          <w:rFonts w:cstheme="minorHAnsi"/>
+          <w:sz w:val="24"/>
+          <w:szCs w:val="24"/>
+        </w:rPr>
+        <w:t xml:space="preserve">ílem </w:t>
+      </w:r>
+      <w:r>
+        <w:rPr>
+          <w:rFonts w:cstheme="minorHAnsi"/>
+          <w:sz w:val="24"/>
+          <w:szCs w:val="24"/>
+        </w:rPr>
+        <w:t xml:space="preserve">tohoto systému </w:t>
+      </w:r>
+      <w:r>
+        <w:rPr>
+          <w:rFonts w:cstheme="minorHAnsi"/>
+          <w:sz w:val="24"/>
+          <w:szCs w:val="24"/>
+        </w:rPr>
+        <w:t xml:space="preserve">je nejen usnadnit pravidelnou péči a dohled nad kurníkem, ale i zvýšit bezpečnost hejna, analyzovat snášku a umožnit vzdálené ovládání </w:t>
+      </w:r>
+      <w:r>
+        <w:rPr>
+          <w:rFonts w:cstheme="minorHAnsi"/>
+          <w:sz w:val="24"/>
+          <w:szCs w:val="24"/>
+        </w:rPr>
+        <w:t xml:space="preserve">a monitoring </w:t>
+      </w:r>
+      <w:r>
+        <w:rPr>
+          <w:rFonts w:cstheme="minorHAnsi"/>
+          <w:sz w:val="24"/>
+          <w:szCs w:val="24"/>
+        </w:rPr>
+        <w:t>všech klíčových aspektů chovu.</w:t>
+      </w:r>
+    </w:p>
+    <w:p>
+      <w:pPr>
+        <w:jc w:val="both"/>
+        <w:rPr>
+          <w:rFonts w:cstheme="minorHAnsi"/>
+          <w:sz w:val="24"/>
+          <w:szCs w:val="24"/>
+        </w:rPr>
+      </w:pPr>
+      <w:r>
+        <w:rPr>
+          <w:rFonts w:cstheme="minorHAnsi"/>
+          <w:sz w:val="24"/>
+          <w:szCs w:val="24"/>
+        </w:rPr>
+        <w:t>Hlavní cíl této práce je navrhnout</w:t>
+      </w:r>
+      <w:r>
+        <w:rPr>
+          <w:rFonts w:cstheme="minorHAnsi"/>
+          <w:sz w:val="24"/>
+          <w:szCs w:val="24"/>
+        </w:rPr>
+        <w:t xml:space="preserve"> a</w:t>
+      </w:r>
+      <w:r>
+        <w:rPr>
+          <w:rFonts w:cstheme="minorHAnsi"/>
+          <w:sz w:val="24"/>
+          <w:szCs w:val="24"/>
+        </w:rPr>
+        <w:t xml:space="preserve"> </w:t>
+      </w:r>
+      <w:r>
+        <w:rPr>
+          <w:rFonts w:cstheme="minorHAnsi"/>
+          <w:sz w:val="24"/>
+          <w:szCs w:val="24"/>
+        </w:rPr>
+        <w:t>realizovat</w:t>
+      </w:r>
+      <w:r>
+        <w:rPr>
+          <w:rFonts w:cstheme="minorHAnsi"/>
+          <w:sz w:val="24"/>
+          <w:szCs w:val="24"/>
+        </w:rPr>
+        <w:t xml:space="preserve"> komplexní asistenční systém pro řízení a automatizaci malochovu kura domácího (slepic). </w:t>
+      </w:r>
+      <w:r>
+        <w:rPr>
+          <w:rFonts w:cstheme="minorHAnsi"/>
+          <w:sz w:val="24"/>
+          <w:szCs w:val="24"/>
+        </w:rPr>
+        <w:t>Výsledný s</w:t>
+      </w:r>
+      <w:r>
+        <w:rPr>
+          <w:rFonts w:cstheme="minorHAnsi"/>
+          <w:sz w:val="24"/>
+          <w:szCs w:val="24"/>
+        </w:rPr>
+        <w:t>ystém má:</w:t>
+      </w:r>
+    </w:p>
+    <w:p>
+      <w:pPr>
+        <w:pStyle w:val="Odstavecseseznamem"/>
+        <w:numPr>
+          <w:ilvl w:val="0"/>
+          <w:numId w:val="4"/>
+        </w:numPr>
+        <w:jc w:val="both"/>
+        <w:rPr>
+          <w:rFonts w:cstheme="minorHAnsi"/>
+          <w:sz w:val="24"/>
+          <w:szCs w:val="24"/>
+        </w:rPr>
+      </w:pPr>
+      <w:r>
+        <w:rPr>
+          <w:rFonts w:cstheme="minorHAnsi"/>
+          <w:sz w:val="24"/>
+          <w:szCs w:val="24"/>
+        </w:rPr>
+        <w:t>Zajistit dálkové ovládání zařízení v kurníku</w:t>
+      </w:r>
+    </w:p>
+    <w:p>
+      <w:pPr>
+        <w:pStyle w:val="Odstavecseseznamem"/>
+        <w:numPr>
+          <w:ilvl w:val="0"/>
+          <w:numId w:val="4"/>
+        </w:numPr>
+        <w:jc w:val="both"/>
+        <w:rPr>
+          <w:rFonts w:cstheme="minorHAnsi"/>
+          <w:sz w:val="24"/>
+          <w:szCs w:val="24"/>
+        </w:rPr>
+      </w:pPr>
+      <w:r>
+        <w:rPr>
+          <w:rFonts w:cstheme="minorHAnsi"/>
+          <w:sz w:val="24"/>
+          <w:szCs w:val="24"/>
+        </w:rPr>
+        <w:t xml:space="preserve">Umožnit monitoring prostředí (teplota, vlhkost, </w:t>
+      </w:r>
+      <w:r>
+        <w:rPr>
+          <w:rFonts w:cstheme="minorHAnsi"/>
+          <w:sz w:val="24"/>
+          <w:szCs w:val="24"/>
+        </w:rPr>
+        <w:t>počet slepic</w:t>
+      </w:r>
+      <w:r>
+        <w:rPr>
+          <w:rFonts w:cstheme="minorHAnsi"/>
+          <w:sz w:val="24"/>
+          <w:szCs w:val="24"/>
+        </w:rPr>
+        <w:t>)</w:t>
+      </w:r>
+    </w:p>
+    <w:p>
+      <w:pPr>
+        <w:pStyle w:val="Odstavecseseznamem"/>
+        <w:numPr>
+          <w:ilvl w:val="0"/>
+          <w:numId w:val="4"/>
+        </w:numPr>
+        <w:jc w:val="both"/>
+        <w:rPr>
+          <w:rFonts w:cstheme="minorHAnsi"/>
+          <w:sz w:val="24"/>
+          <w:szCs w:val="24"/>
+        </w:rPr>
+      </w:pPr>
+      <w:r>
+        <w:rPr>
+          <w:rFonts w:cstheme="minorHAnsi"/>
+          <w:sz w:val="24"/>
+          <w:szCs w:val="24"/>
+        </w:rPr>
+        <w:t>Automaticky detekovat neobvyklé situace (vniknutí vetřelce, neúplnost hejna)</w:t>
+      </w:r>
+    </w:p>
+    <w:p>
+      <w:pPr>
+        <w:pStyle w:val="Odstavecseseznamem"/>
+        <w:numPr>
+          <w:ilvl w:val="0"/>
+          <w:numId w:val="4"/>
+        </w:numPr>
+        <w:jc w:val="both"/>
+        <w:rPr>
+          <w:rFonts w:cstheme="minorHAnsi"/>
+          <w:sz w:val="24"/>
+          <w:szCs w:val="24"/>
+        </w:rPr>
+      </w:pPr>
+      <w:r>
+        <w:rPr>
+          <w:rFonts w:cstheme="minorHAnsi"/>
+          <w:sz w:val="24"/>
+          <w:szCs w:val="24"/>
+        </w:rPr>
+        <w:t>Snižovat potřebu osobní přítomnosti</w:t>
+      </w:r>
+      <w:r>
+        <w:rPr>
+          <w:rFonts w:cstheme="minorHAnsi"/>
+          <w:sz w:val="24"/>
+          <w:szCs w:val="24"/>
+        </w:rPr>
+        <w:t xml:space="preserve"> chovatele</w:t>
+      </w:r>
+    </w:p>
+    <w:p>
+      <w:pPr>
+        <w:pStyle w:val="Odstavecseseznamem"/>
+        <w:numPr>
+          <w:ilvl w:val="0"/>
+          <w:numId w:val="4"/>
+        </w:numPr>
+        <w:jc w:val="both"/>
+        <w:rPr>
+          <w:rFonts w:cstheme="minorHAnsi"/>
+          <w:sz w:val="24"/>
+          <w:szCs w:val="24"/>
+        </w:rPr>
+      </w:pPr>
+      <w:r>
+        <w:rPr>
+          <w:rFonts w:cstheme="minorHAnsi"/>
+          <w:sz w:val="24"/>
+          <w:szCs w:val="24"/>
+        </w:rPr>
+        <w:t xml:space="preserve">Nabídnout uživatelsky intuitivní </w:t>
+      </w:r>
+      <w:r>
+        <w:rPr>
+          <w:rFonts w:cstheme="minorHAnsi"/>
+          <w:sz w:val="24"/>
+          <w:szCs w:val="24"/>
+        </w:rPr>
+        <w:t>rozhraní a vzdálený přístup</w:t>
+      </w:r>
+    </w:p>
+    <w:p>
+      <w:pPr>
+        <w:pStyle w:val="Odstavecseseznamem"/>
+        <w:numPr>
+          <w:ilvl w:val="0"/>
+          <w:numId w:val="4"/>
+        </w:numPr>
+        <w:jc w:val="both"/>
+        <w:rPr>
+          <w:rFonts w:cstheme="minorHAnsi"/>
+          <w:sz w:val="24"/>
+          <w:szCs w:val="24"/>
+        </w:rPr>
+      </w:pPr>
+      <w:r>
+        <w:rPr>
+          <w:rFonts w:cstheme="minorHAnsi"/>
+          <w:sz w:val="24"/>
+          <w:szCs w:val="24"/>
+        </w:rPr>
+        <w:t>U</w:t>
+      </w:r>
+      <w:r>
+        <w:rPr>
+          <w:rFonts w:cstheme="minorHAnsi"/>
+          <w:sz w:val="24"/>
+          <w:szCs w:val="24"/>
+        </w:rPr>
+        <w:t>možnit škálovate</w:t>
+      </w:r>
+      <w:r>
+        <w:rPr>
+          <w:rFonts w:cstheme="minorHAnsi"/>
+          <w:sz w:val="24"/>
+          <w:szCs w:val="24"/>
+        </w:rPr>
+        <w:t>lnost</w:t>
+      </w:r>
+      <w:r>
+        <w:rPr>
+          <w:rFonts w:cstheme="minorHAnsi"/>
+          <w:sz w:val="24"/>
+          <w:szCs w:val="24"/>
+        </w:rPr>
+        <w:t xml:space="preserve"> </w:t>
+      </w:r>
+      <w:r>
+        <w:rPr>
+          <w:rFonts w:cstheme="minorHAnsi"/>
+          <w:sz w:val="24"/>
+          <w:szCs w:val="24"/>
+        </w:rPr>
+        <w:t xml:space="preserve">a rozšiřitelnost </w:t>
+      </w:r>
+      <w:r>
+        <w:rPr>
+          <w:rFonts w:cstheme="minorHAnsi"/>
+          <w:sz w:val="24"/>
+          <w:szCs w:val="24"/>
+        </w:rPr>
+        <w:t>dle potřeb uživatele</w:t>
+      </w:r>
+    </w:p>
+    <w:p>
+      <w:pPr>
+        <w:jc w:val="both"/>
+        <w:rPr>
+          <w:rFonts w:cstheme="minorHAnsi"/>
+          <w:sz w:val="24"/>
+          <w:szCs w:val="24"/>
+        </w:rPr>
+      </w:pPr>
+      <w:r>
+        <w:rPr>
+          <w:rFonts w:cstheme="minorHAnsi"/>
+          <w:sz w:val="24"/>
+          <w:szCs w:val="24"/>
+        </w:rPr>
+        <w:t>Hlavní výzkumnou otázkou proto je, zda integrace moderních technologií (neuronové sítě, IoT zařízení, platformou Home Assistant) může skutečně významně optimalizovat, zjednodušit a zároveň zvýšit bezpečnost a kvalitu domácího chovu slepic v běžných podmínkách.</w:t>
+      </w:r>
+    </w:p>
+    <w:p>
+      <w:pPr>
+        <w:jc w:val="both"/>
+        <w:rPr>
+          <w:rFonts w:cstheme="minorHAnsi"/>
+          <w:sz w:val="24"/>
+          <w:szCs w:val="24"/>
+        </w:rPr>
+      </w:pPr>
+      <w:r>
+        <w:rPr>
+          <w:rFonts w:cstheme="minorHAnsi"/>
+          <w:sz w:val="24"/>
+          <w:szCs w:val="24"/>
+        </w:rPr>
+        <w:t xml:space="preserve">Součástí </w:t>
+      </w:r>
+      <w:r>
+        <w:rPr>
+          <w:rFonts w:cstheme="minorHAnsi"/>
+          <w:sz w:val="24"/>
+          <w:szCs w:val="24"/>
+        </w:rPr>
+        <w:t>práce</w:t>
+      </w:r>
+      <w:r>
+        <w:rPr>
+          <w:rFonts w:cstheme="minorHAnsi"/>
+          <w:sz w:val="24"/>
+          <w:szCs w:val="24"/>
+        </w:rPr>
+        <w:t xml:space="preserve"> je také odpovědět na to, jaké jsou limity současných open source</w:t>
+      </w:r>
+      <w:r>
+        <w:rPr>
+          <w:rFonts w:cstheme="minorHAnsi"/>
+          <w:sz w:val="24"/>
+          <w:szCs w:val="24"/>
+        </w:rPr>
+        <w:t>,</w:t>
+      </w:r>
+      <w:r>
+        <w:rPr>
+          <w:rFonts w:cstheme="minorHAnsi"/>
+          <w:sz w:val="24"/>
+          <w:szCs w:val="24"/>
+        </w:rPr>
+        <w:t xml:space="preserve"> volně dostupných technologií při jejich reálném nasazení v</w:t>
+      </w:r>
+      <w:r>
+        <w:rPr>
+          <w:rFonts w:cstheme="minorHAnsi"/>
+          <w:sz w:val="24"/>
+          <w:szCs w:val="24"/>
+        </w:rPr>
+        <w:t> </w:t>
+      </w:r>
+      <w:r>
+        <w:rPr>
+          <w:rFonts w:cstheme="minorHAnsi"/>
+          <w:sz w:val="24"/>
+          <w:szCs w:val="24"/>
+        </w:rPr>
+        <w:t>domácnosti</w:t>
+      </w:r>
+      <w:r>
+        <w:rPr>
+          <w:rFonts w:cstheme="minorHAnsi"/>
+          <w:sz w:val="24"/>
+          <w:szCs w:val="24"/>
+        </w:rPr>
+        <w:t xml:space="preserve"> a</w:t>
+      </w:r>
+      <w:r>
+        <w:rPr>
+          <w:rFonts w:cstheme="minorHAnsi"/>
+          <w:sz w:val="24"/>
+          <w:szCs w:val="24"/>
+        </w:rPr>
+        <w:t xml:space="preserve"> jak složitá je jejich integrac</w:t>
+      </w:r>
+      <w:r>
+        <w:rPr>
+          <w:rFonts w:cstheme="minorHAnsi"/>
+          <w:sz w:val="24"/>
+          <w:szCs w:val="24"/>
+        </w:rPr>
+        <w:t>e</w:t>
+      </w:r>
+      <w:r>
+        <w:rPr>
+          <w:rFonts w:cstheme="minorHAnsi"/>
+          <w:sz w:val="24"/>
+          <w:szCs w:val="24"/>
+        </w:rPr>
+        <w:t>.</w:t>
+      </w:r>
+    </w:p>
+    <w:p>
+      <w:pPr>
+        <w:rPr>
+          <w:rFonts w:cstheme="minorHAnsi"/>
+          <w:sz w:val="24"/>
+          <w:szCs w:val="24"/>
+        </w:rPr>
+      </w:pPr>
+      <w:r>
+        <w:rPr>
+          <w:rFonts w:cstheme="minorHAnsi"/>
+          <w:sz w:val="24"/>
+          <w:szCs w:val="24"/>
+        </w:rPr>
+        <w:br w:type="page"/>
+      </w:r>
+    </w:p>
+    <w:p>
+      <w:pPr>
+        <w:jc w:val="both"/>
+        <w:rPr>
+          <w:rFonts w:cstheme="minorHAnsi"/>
+          <w:b/>
+          <w:bCs/>
           <w:sz w:val="28"/>
           <w:szCs w:val="28"/>
         </w:rPr>
-        <w:t xml:space="preserve"> znaků</w:t>
-      </w:r>
-      <w:r>
-        <w:rPr>
+      </w:pPr>
+      <w:r>
+        <w:rPr>
+          <w:rFonts w:cstheme="minorHAnsi"/>
+          <w:b/>
+          <w:bCs/>
           <w:sz w:val="28"/>
           <w:szCs w:val="28"/>
         </w:rPr>
-        <w:t xml:space="preserve"> – 7 normostran</w:t>
-      </w:r>
-      <w:r>
+        <w:lastRenderedPageBreak/>
+        <w:t>Metodologie</w:t>
+      </w:r>
+    </w:p>
+    <w:p>
+      <w:pPr>
+        <w:jc w:val="both"/>
+        <w:rPr>
+          <w:rFonts w:cstheme="minorHAnsi"/>
+          <w:sz w:val="24"/>
+          <w:szCs w:val="24"/>
+        </w:rPr>
+      </w:pPr>
+      <w:r>
+        <w:rPr>
+          <w:rFonts w:cstheme="minorHAnsi"/>
+          <w:sz w:val="24"/>
+          <w:szCs w:val="24"/>
+        </w:rPr>
+        <w:t xml:space="preserve">Nejprve jsem si zmapoval, jaká řešení pro automatizaci chovu drůbeže </w:t>
+      </w:r>
+      <w:r>
+        <w:rPr>
+          <w:rFonts w:cstheme="minorHAnsi"/>
+          <w:sz w:val="24"/>
+          <w:szCs w:val="24"/>
+        </w:rPr>
+        <w:t>již</w:t>
+      </w:r>
+      <w:r>
+        <w:rPr>
+          <w:rFonts w:cstheme="minorHAnsi"/>
+          <w:sz w:val="24"/>
+          <w:szCs w:val="24"/>
+        </w:rPr>
+        <w:t xml:space="preserve"> existují. Narazil jsem hlavně na jednotlivé jednoduché produkty, které umí třeba jen časované zavírání dvířek nebo jednoduché čidlo upozorňující na </w:t>
+      </w:r>
+      <w:r>
+        <w:rPr>
+          <w:rFonts w:cstheme="minorHAnsi"/>
+          <w:sz w:val="24"/>
+          <w:szCs w:val="24"/>
+        </w:rPr>
+        <w:t>příliš nízkou teplotu</w:t>
+      </w:r>
+      <w:r>
+        <w:rPr>
+          <w:rFonts w:cstheme="minorHAnsi"/>
+          <w:sz w:val="24"/>
+          <w:szCs w:val="24"/>
+        </w:rPr>
+        <w:t>. Komplex</w:t>
+      </w:r>
+      <w:r>
+        <w:rPr>
+          <w:rFonts w:cstheme="minorHAnsi"/>
+          <w:sz w:val="24"/>
+          <w:szCs w:val="24"/>
+        </w:rPr>
+        <w:t>nější</w:t>
+      </w:r>
+      <w:r>
+        <w:rPr>
+          <w:rFonts w:cstheme="minorHAnsi"/>
+          <w:sz w:val="24"/>
+          <w:szCs w:val="24"/>
+        </w:rPr>
+        <w:t xml:space="preserve"> systém vhodný pro </w:t>
+      </w:r>
+      <w:r>
+        <w:rPr>
+          <w:rFonts w:cstheme="minorHAnsi"/>
+          <w:sz w:val="24"/>
+          <w:szCs w:val="24"/>
+        </w:rPr>
+        <w:t>domácí malochov</w:t>
+      </w:r>
+      <w:r>
+        <w:rPr>
+          <w:rFonts w:cstheme="minorHAnsi"/>
+          <w:sz w:val="24"/>
+          <w:szCs w:val="24"/>
+        </w:rPr>
+        <w:t>, který by zvládl všechny potřebné funkce najednou</w:t>
+      </w:r>
+      <w:r>
+        <w:rPr>
+          <w:rFonts w:cstheme="minorHAnsi"/>
+          <w:sz w:val="24"/>
+          <w:szCs w:val="24"/>
+        </w:rPr>
+        <w:t>,</w:t>
+      </w:r>
+      <w:r>
+        <w:rPr>
+          <w:rFonts w:cstheme="minorHAnsi"/>
+          <w:sz w:val="24"/>
+          <w:szCs w:val="24"/>
+        </w:rPr>
+        <w:t xml:space="preserve"> od detekce slepic po monitoring vetřelců a snůšky vajec</w:t>
+      </w:r>
+      <w:r>
+        <w:rPr>
+          <w:rFonts w:cstheme="minorHAnsi"/>
+          <w:sz w:val="24"/>
+          <w:szCs w:val="24"/>
+        </w:rPr>
+        <w:t>,</w:t>
+      </w:r>
+      <w:r>
+        <w:rPr>
+          <w:rFonts w:cstheme="minorHAnsi"/>
+          <w:sz w:val="24"/>
+          <w:szCs w:val="24"/>
+        </w:rPr>
+        <w:t xml:space="preserve"> jsem nenašel.</w:t>
+      </w:r>
+      <w:r>
+        <w:rPr>
+          <w:rFonts w:cstheme="minorHAnsi"/>
+          <w:sz w:val="24"/>
+          <w:szCs w:val="24"/>
+        </w:rPr>
+        <w:t xml:space="preserve"> </w:t>
+      </w:r>
+      <w:r>
+        <w:rPr>
+          <w:rFonts w:cstheme="minorHAnsi"/>
+          <w:sz w:val="24"/>
+          <w:szCs w:val="24"/>
+        </w:rPr>
+        <w:t>Zároveň jsem vzal v potaz i požadavky málo technicky orientovaného uživatele, což reprezentovala má babička jako zkušená chovatelka, u které byl systém realizován.</w:t>
+      </w:r>
+    </w:p>
+    <w:p>
+      <w:pPr>
+        <w:jc w:val="both"/>
+        <w:rPr>
+          <w:rFonts w:cstheme="minorHAnsi"/>
+          <w:sz w:val="24"/>
+          <w:szCs w:val="24"/>
+        </w:rPr>
+      </w:pPr>
+      <w:r>
+        <w:rPr>
+          <w:rFonts w:cstheme="minorHAnsi"/>
+          <w:sz w:val="24"/>
+          <w:szCs w:val="24"/>
+        </w:rPr>
+        <w:t xml:space="preserve">Klíčovými požadavky </w:t>
+      </w:r>
+      <w:r>
+        <w:rPr>
+          <w:rFonts w:cstheme="minorHAnsi"/>
+          <w:sz w:val="24"/>
+          <w:szCs w:val="24"/>
+        </w:rPr>
+        <w:t>se staly</w:t>
+      </w:r>
+      <w:r>
+        <w:rPr>
+          <w:rFonts w:cstheme="minorHAnsi"/>
+          <w:sz w:val="24"/>
+          <w:szCs w:val="24"/>
+        </w:rPr>
+        <w:t xml:space="preserve"> bezpečnost (zabránit predátorům ve </w:t>
+      </w:r>
+      <w:r>
+        <w:rPr>
+          <w:rFonts w:cstheme="minorHAnsi"/>
+          <w:sz w:val="24"/>
+          <w:szCs w:val="24"/>
+        </w:rPr>
+        <w:t>vniknutí do kurníku</w:t>
+      </w:r>
+      <w:r>
+        <w:rPr>
+          <w:rFonts w:cstheme="minorHAnsi"/>
+          <w:sz w:val="24"/>
+          <w:szCs w:val="24"/>
+        </w:rPr>
+        <w:t xml:space="preserve">), minimalizace </w:t>
+      </w:r>
+      <w:r>
+        <w:rPr>
+          <w:rFonts w:cstheme="minorHAnsi"/>
+          <w:sz w:val="24"/>
+          <w:szCs w:val="24"/>
+        </w:rPr>
+        <w:t xml:space="preserve">počtu </w:t>
+      </w:r>
+      <w:r>
+        <w:rPr>
+          <w:rFonts w:cstheme="minorHAnsi"/>
+          <w:sz w:val="24"/>
+          <w:szCs w:val="24"/>
+        </w:rPr>
+        <w:t xml:space="preserve">nutných výjezdů ke kurníku, </w:t>
+      </w:r>
+      <w:r>
+        <w:rPr>
+          <w:rFonts w:cstheme="minorHAnsi"/>
+          <w:sz w:val="24"/>
+          <w:szCs w:val="24"/>
+        </w:rPr>
+        <w:t>umožnění</w:t>
+      </w:r>
+      <w:r>
+        <w:rPr>
+          <w:rFonts w:cstheme="minorHAnsi"/>
+          <w:sz w:val="24"/>
+          <w:szCs w:val="24"/>
+        </w:rPr>
+        <w:t xml:space="preserve"> vzdálené kontroly</w:t>
+      </w:r>
+      <w:r>
+        <w:rPr>
+          <w:rFonts w:cstheme="minorHAnsi"/>
+          <w:sz w:val="24"/>
+          <w:szCs w:val="24"/>
+        </w:rPr>
+        <w:t xml:space="preserve"> kurníku</w:t>
+      </w:r>
+      <w:r>
+        <w:rPr>
+          <w:rFonts w:cstheme="minorHAnsi"/>
+          <w:sz w:val="24"/>
+          <w:szCs w:val="24"/>
+        </w:rPr>
+        <w:t xml:space="preserve"> a jednoduchá možnost rozšíření systému dle potřeb.</w:t>
+      </w:r>
+    </w:p>
+    <w:p>
+      <w:pPr>
+        <w:jc w:val="both"/>
+        <w:rPr>
+          <w:rFonts w:cstheme="minorHAnsi"/>
+          <w:sz w:val="24"/>
+          <w:szCs w:val="24"/>
+        </w:rPr>
+      </w:pPr>
+    </w:p>
+    <w:p>
+      <w:pPr>
+        <w:jc w:val="both"/>
+        <w:rPr>
+          <w:rFonts w:cstheme="minorHAnsi"/>
+          <w:sz w:val="24"/>
+          <w:szCs w:val="24"/>
+        </w:rPr>
+      </w:pPr>
+      <w:r>
+        <w:rPr>
+          <w:rFonts w:cstheme="minorHAnsi"/>
+          <w:sz w:val="24"/>
+          <w:szCs w:val="24"/>
+        </w:rPr>
+        <w:t>Primární h</w:t>
+      </w:r>
+      <w:r>
+        <w:rPr>
+          <w:rFonts w:cstheme="minorHAnsi"/>
+          <w:sz w:val="24"/>
+          <w:szCs w:val="24"/>
+        </w:rPr>
+        <w:t xml:space="preserve">ardware </w:t>
+      </w:r>
+      <w:r>
+        <w:rPr>
+          <w:rFonts w:cstheme="minorHAnsi"/>
+          <w:sz w:val="24"/>
+          <w:szCs w:val="24"/>
+        </w:rPr>
+        <w:t xml:space="preserve">v kurníku </w:t>
+      </w:r>
+      <w:proofErr w:type="gramStart"/>
+      <w:r>
+        <w:rPr>
+          <w:rFonts w:cstheme="minorHAnsi"/>
+          <w:sz w:val="24"/>
+          <w:szCs w:val="24"/>
+        </w:rPr>
+        <w:t>tvoří</w:t>
+      </w:r>
+      <w:proofErr w:type="gramEnd"/>
+      <w:r>
+        <w:rPr>
+          <w:rFonts w:cstheme="minorHAnsi"/>
+          <w:sz w:val="24"/>
+          <w:szCs w:val="24"/>
+        </w:rPr>
+        <w:t xml:space="preserve"> především</w:t>
+      </w:r>
+      <w:r>
+        <w:rPr>
+          <w:rFonts w:cstheme="minorHAnsi"/>
+          <w:sz w:val="24"/>
+          <w:szCs w:val="24"/>
+        </w:rPr>
+        <w:t xml:space="preserve"> tyto</w:t>
+      </w:r>
+      <w:r>
+        <w:rPr>
+          <w:rFonts w:cstheme="minorHAnsi"/>
+          <w:sz w:val="24"/>
+          <w:szCs w:val="24"/>
+        </w:rPr>
+        <w:t xml:space="preserve"> komponenty:</w:t>
+      </w:r>
+    </w:p>
+    <w:p>
+      <w:pPr>
+        <w:pStyle w:val="Odstavecseseznamem"/>
+        <w:numPr>
+          <w:ilvl w:val="0"/>
+          <w:numId w:val="7"/>
+        </w:numPr>
+        <w:jc w:val="both"/>
+        <w:rPr>
+          <w:rFonts w:cstheme="minorHAnsi"/>
+          <w:sz w:val="24"/>
+          <w:szCs w:val="24"/>
+        </w:rPr>
+      </w:pPr>
+      <w:proofErr w:type="spellStart"/>
+      <w:r>
+        <w:rPr>
+          <w:rFonts w:cstheme="minorHAnsi"/>
+          <w:sz w:val="24"/>
+          <w:szCs w:val="24"/>
+        </w:rPr>
+        <w:t>Arduino</w:t>
+      </w:r>
+      <w:proofErr w:type="spellEnd"/>
+      <w:r>
+        <w:rPr>
+          <w:rFonts w:cstheme="minorHAnsi"/>
+          <w:sz w:val="24"/>
+          <w:szCs w:val="24"/>
+        </w:rPr>
+        <w:t xml:space="preserve"> Nano coby mozky IoT zařízení (řízení a sběr dat ze senzorů, ovládání dvířek a svět</w:t>
+      </w:r>
+      <w:r>
+        <w:rPr>
+          <w:rFonts w:cstheme="minorHAnsi"/>
+          <w:sz w:val="24"/>
+          <w:szCs w:val="24"/>
+        </w:rPr>
+        <w:t>la</w:t>
+      </w:r>
+      <w:r>
+        <w:rPr>
+          <w:rFonts w:cstheme="minorHAnsi"/>
+          <w:sz w:val="24"/>
+          <w:szCs w:val="24"/>
+        </w:rPr>
         <w:t>)</w:t>
       </w:r>
-      <w:r>
+    </w:p>
+    <w:p>
+      <w:pPr>
+        <w:pStyle w:val="Odstavecseseznamem"/>
+        <w:numPr>
+          <w:ilvl w:val="0"/>
+          <w:numId w:val="7"/>
+        </w:numPr>
+        <w:jc w:val="both"/>
+        <w:rPr>
+          <w:rFonts w:cstheme="minorHAnsi"/>
+          <w:sz w:val="24"/>
+          <w:szCs w:val="24"/>
+        </w:rPr>
+      </w:pPr>
+      <w:r>
+        <w:rPr>
+          <w:rFonts w:cstheme="minorHAnsi"/>
+          <w:sz w:val="24"/>
+          <w:szCs w:val="24"/>
+        </w:rPr>
+        <w:t>IP kamery pro záznam a monitoring pohybu zvířat a vetřelců</w:t>
+      </w:r>
+    </w:p>
+    <w:p>
+      <w:pPr>
+        <w:pStyle w:val="Odstavecseseznamem"/>
+        <w:numPr>
+          <w:ilvl w:val="0"/>
+          <w:numId w:val="7"/>
+        </w:numPr>
+        <w:jc w:val="both"/>
+        <w:rPr>
+          <w:rFonts w:cstheme="minorHAnsi"/>
+          <w:sz w:val="24"/>
+          <w:szCs w:val="24"/>
+        </w:rPr>
+      </w:pPr>
+      <w:r>
+        <w:rPr>
+          <w:rFonts w:cstheme="minorHAnsi"/>
+          <w:sz w:val="24"/>
+          <w:szCs w:val="24"/>
+        </w:rPr>
+        <w:t xml:space="preserve">Digitální váhy umístěné </w:t>
+      </w:r>
+      <w:r>
+        <w:rPr>
+          <w:rFonts w:cstheme="minorHAnsi"/>
+          <w:sz w:val="24"/>
+          <w:szCs w:val="24"/>
+        </w:rPr>
+        <w:t>v</w:t>
+      </w:r>
+      <w:r>
+        <w:rPr>
+          <w:rFonts w:cstheme="minorHAnsi"/>
+          <w:sz w:val="24"/>
+          <w:szCs w:val="24"/>
+        </w:rPr>
+        <w:t xml:space="preserve"> </w:t>
+      </w:r>
+      <w:r>
+        <w:rPr>
+          <w:rFonts w:cstheme="minorHAnsi"/>
+          <w:sz w:val="24"/>
+          <w:szCs w:val="24"/>
+        </w:rPr>
+        <w:t>hnízdech</w:t>
+      </w:r>
+      <w:r>
+        <w:rPr>
+          <w:rFonts w:cstheme="minorHAnsi"/>
+          <w:sz w:val="24"/>
+          <w:szCs w:val="24"/>
+        </w:rPr>
+        <w:t xml:space="preserve"> pro automatizovan</w:t>
+      </w:r>
+      <w:r>
+        <w:rPr>
+          <w:rFonts w:cstheme="minorHAnsi"/>
+          <w:sz w:val="24"/>
+          <w:szCs w:val="24"/>
+        </w:rPr>
+        <w:t xml:space="preserve">ý monitoring </w:t>
+      </w:r>
+      <w:r>
+        <w:rPr>
+          <w:rFonts w:cstheme="minorHAnsi"/>
+          <w:sz w:val="24"/>
+          <w:szCs w:val="24"/>
+        </w:rPr>
+        <w:t>snášky</w:t>
+      </w:r>
+    </w:p>
+    <w:p>
+      <w:pPr>
+        <w:pStyle w:val="Odstavecseseznamem"/>
+        <w:numPr>
+          <w:ilvl w:val="0"/>
+          <w:numId w:val="7"/>
+        </w:numPr>
+        <w:jc w:val="both"/>
+        <w:rPr>
+          <w:rFonts w:cstheme="minorHAnsi"/>
+          <w:sz w:val="24"/>
+          <w:szCs w:val="24"/>
+        </w:rPr>
+      </w:pPr>
+      <w:r>
+        <w:rPr>
+          <w:rFonts w:cstheme="minorHAnsi"/>
+          <w:sz w:val="24"/>
+          <w:szCs w:val="24"/>
+        </w:rPr>
+        <w:t>Senzory teploty a vlhkosti pro monitoring prostředí</w:t>
+      </w:r>
+    </w:p>
+    <w:p>
+      <w:pPr>
+        <w:jc w:val="both"/>
+        <w:rPr>
+          <w:rFonts w:cstheme="minorHAnsi"/>
+          <w:sz w:val="24"/>
+          <w:szCs w:val="24"/>
+        </w:rPr>
+      </w:pPr>
+      <w:r>
+        <w:rPr>
+          <w:rFonts w:cstheme="minorHAnsi"/>
+          <w:sz w:val="24"/>
+          <w:szCs w:val="24"/>
+        </w:rPr>
+        <w:t>První centrální</w:t>
+      </w:r>
+      <w:r>
+        <w:rPr>
+          <w:rFonts w:cstheme="minorHAnsi"/>
+          <w:sz w:val="24"/>
+          <w:szCs w:val="24"/>
+        </w:rPr>
+        <w:t xml:space="preserve"> část systému</w:t>
+      </w:r>
+      <w:r>
+        <w:rPr>
+          <w:rFonts w:cstheme="minorHAnsi"/>
+          <w:sz w:val="24"/>
+          <w:szCs w:val="24"/>
+        </w:rPr>
+        <w:t xml:space="preserve"> </w:t>
+      </w:r>
+      <w:proofErr w:type="gramStart"/>
+      <w:r>
+        <w:rPr>
+          <w:rFonts w:cstheme="minorHAnsi"/>
+          <w:sz w:val="24"/>
+          <w:szCs w:val="24"/>
+        </w:rPr>
+        <w:t>tvoří</w:t>
+      </w:r>
+      <w:proofErr w:type="gramEnd"/>
+      <w:r>
+        <w:rPr>
+          <w:rFonts w:cstheme="minorHAnsi"/>
+          <w:sz w:val="24"/>
+          <w:szCs w:val="24"/>
+        </w:rPr>
+        <w:t xml:space="preserve"> mini</w:t>
+      </w:r>
+      <w:r>
+        <w:rPr>
+          <w:rFonts w:cstheme="minorHAnsi"/>
+          <w:sz w:val="24"/>
+          <w:szCs w:val="24"/>
+        </w:rPr>
+        <w:t xml:space="preserve"> server </w:t>
+      </w:r>
+      <w:r>
+        <w:rPr>
+          <w:rFonts w:cstheme="minorHAnsi"/>
+          <w:sz w:val="24"/>
+          <w:szCs w:val="24"/>
+        </w:rPr>
+        <w:t xml:space="preserve">přímo v kurníku </w:t>
+      </w:r>
+      <w:r>
+        <w:rPr>
+          <w:rFonts w:cstheme="minorHAnsi"/>
+          <w:sz w:val="24"/>
+          <w:szCs w:val="24"/>
+        </w:rPr>
+        <w:t>provozovaný na zařízení Raspberry Pi 5 (pro lokální sběr dat</w:t>
+      </w:r>
+      <w:r>
+        <w:rPr>
+          <w:rFonts w:cstheme="minorHAnsi"/>
+          <w:sz w:val="24"/>
+          <w:szCs w:val="24"/>
+        </w:rPr>
+        <w:t xml:space="preserve"> a</w:t>
+      </w:r>
+      <w:r>
+        <w:rPr>
+          <w:rFonts w:cstheme="minorHAnsi"/>
+          <w:sz w:val="24"/>
+          <w:szCs w:val="24"/>
+        </w:rPr>
+        <w:t xml:space="preserve"> komunikaci s kamerami a IoT prvky), zatímco náročnější úlohy, jako běh neuronových sítí, webová rozhraní a online dostupnost systému </w:t>
+      </w:r>
+      <w:r>
+        <w:rPr>
+          <w:rFonts w:cstheme="minorHAnsi"/>
+          <w:sz w:val="24"/>
+          <w:szCs w:val="24"/>
+        </w:rPr>
+        <w:t>řeší druhá část běžící na</w:t>
+      </w:r>
+      <w:r>
+        <w:rPr>
+          <w:rFonts w:cstheme="minorHAnsi"/>
+          <w:sz w:val="24"/>
+          <w:szCs w:val="24"/>
+        </w:rPr>
+        <w:t xml:space="preserve"> Intel NUC 11 Enthusiast </w:t>
+      </w:r>
+      <w:r>
+        <w:rPr>
+          <w:rFonts w:cstheme="minorHAnsi"/>
+          <w:sz w:val="24"/>
+          <w:szCs w:val="24"/>
+        </w:rPr>
+        <w:t>umístěném doma v serverovně</w:t>
+      </w:r>
+      <w:r>
+        <w:rPr>
+          <w:rFonts w:cstheme="minorHAnsi"/>
+          <w:sz w:val="24"/>
+          <w:szCs w:val="24"/>
+        </w:rPr>
+        <w:t>.</w:t>
+      </w:r>
+      <w:r>
+        <w:rPr>
+          <w:rFonts w:cstheme="minorHAnsi"/>
+          <w:sz w:val="24"/>
+          <w:szCs w:val="24"/>
+        </w:rPr>
+        <w:t xml:space="preserve"> Tyto dva servery jsou propojeny pomocí VPN tunelu společnosti Tailscale.</w:t>
+      </w:r>
+    </w:p>
+    <w:p>
+      <w:pPr>
+        <w:jc w:val="both"/>
+        <w:rPr>
+          <w:rFonts w:cstheme="minorHAnsi"/>
+          <w:sz w:val="24"/>
+          <w:szCs w:val="24"/>
+        </w:rPr>
+      </w:pPr>
+      <w:r>
+        <w:rPr>
+          <w:rFonts w:cstheme="minorHAnsi"/>
+          <w:sz w:val="24"/>
+          <w:szCs w:val="24"/>
+        </w:rPr>
+        <w:t>Pro uživatelské rozhraní byl zvolen open source systém Home Assistant, který umožňuje integraci s většinou IoT zařízení</w:t>
+      </w:r>
+      <w:r>
+        <w:rPr>
+          <w:rFonts w:cstheme="minorHAnsi"/>
+          <w:sz w:val="24"/>
+          <w:szCs w:val="24"/>
+        </w:rPr>
+        <w:t xml:space="preserve"> a snadnou realizaci</w:t>
+      </w:r>
+      <w:r>
+        <w:rPr>
+          <w:rFonts w:cstheme="minorHAnsi"/>
+          <w:sz w:val="24"/>
+          <w:szCs w:val="24"/>
+        </w:rPr>
+        <w:t xml:space="preserve"> grafické</w:t>
+      </w:r>
+      <w:r>
+        <w:rPr>
+          <w:rFonts w:cstheme="minorHAnsi"/>
+          <w:sz w:val="24"/>
+          <w:szCs w:val="24"/>
+        </w:rPr>
+        <w:t>ho rozhraní</w:t>
+      </w:r>
+      <w:r>
+        <w:rPr>
+          <w:rFonts w:cstheme="minorHAnsi"/>
+          <w:sz w:val="24"/>
+          <w:szCs w:val="24"/>
+        </w:rPr>
+        <w:t xml:space="preserve"> dostupné</w:t>
+      </w:r>
+      <w:r>
+        <w:rPr>
+          <w:rFonts w:cstheme="minorHAnsi"/>
+          <w:sz w:val="24"/>
+          <w:szCs w:val="24"/>
+        </w:rPr>
+        <w:t>ho jak</w:t>
+      </w:r>
+      <w:r>
+        <w:rPr>
+          <w:rFonts w:cstheme="minorHAnsi"/>
+          <w:sz w:val="24"/>
+          <w:szCs w:val="24"/>
+        </w:rPr>
+        <w:t xml:space="preserve"> z</w:t>
+      </w:r>
+      <w:r>
+        <w:rPr>
+          <w:rFonts w:cstheme="minorHAnsi"/>
+          <w:sz w:val="24"/>
+          <w:szCs w:val="24"/>
+        </w:rPr>
+        <w:t> </w:t>
+      </w:r>
+      <w:r>
+        <w:rPr>
+          <w:rFonts w:cstheme="minorHAnsi"/>
+          <w:sz w:val="24"/>
+          <w:szCs w:val="24"/>
+        </w:rPr>
+        <w:t>mobilu</w:t>
+      </w:r>
+      <w:r>
+        <w:rPr>
+          <w:rFonts w:cstheme="minorHAnsi"/>
+          <w:sz w:val="24"/>
+          <w:szCs w:val="24"/>
+        </w:rPr>
+        <w:t>,</w:t>
+      </w:r>
+      <w:r>
+        <w:rPr>
+          <w:rFonts w:cstheme="minorHAnsi"/>
+          <w:sz w:val="24"/>
+          <w:szCs w:val="24"/>
+        </w:rPr>
+        <w:t xml:space="preserve"> </w:t>
+      </w:r>
+      <w:r>
+        <w:rPr>
+          <w:rFonts w:cstheme="minorHAnsi"/>
+          <w:sz w:val="24"/>
+          <w:szCs w:val="24"/>
+        </w:rPr>
+        <w:t>tak z </w:t>
+      </w:r>
+      <w:r>
+        <w:rPr>
+          <w:rFonts w:cstheme="minorHAnsi"/>
+          <w:sz w:val="24"/>
+          <w:szCs w:val="24"/>
+        </w:rPr>
+        <w:t>webu</w:t>
+      </w:r>
+      <w:r>
+        <w:rPr>
+          <w:rFonts w:cstheme="minorHAnsi"/>
+          <w:sz w:val="24"/>
+          <w:szCs w:val="24"/>
+        </w:rPr>
+        <w:t>.</w:t>
+      </w:r>
+      <w:r>
+        <w:rPr>
+          <w:rFonts w:cstheme="minorHAnsi"/>
+          <w:sz w:val="24"/>
+          <w:szCs w:val="24"/>
+        </w:rPr>
+        <w:t xml:space="preserve"> </w:t>
+      </w:r>
+      <w:r>
+        <w:rPr>
+          <w:rFonts w:cstheme="minorHAnsi"/>
+          <w:sz w:val="24"/>
+          <w:szCs w:val="24"/>
+        </w:rPr>
+        <w:t>Dále pak systém zajišťuje o</w:t>
+      </w:r>
+      <w:r>
+        <w:rPr>
+          <w:rFonts w:cstheme="minorHAnsi"/>
+          <w:sz w:val="24"/>
+          <w:szCs w:val="24"/>
+        </w:rPr>
+        <w:t xml:space="preserve">desílání notifikací (e-mail, push notifikace na telefon), zobrazení kamerových záznamů a jednoduché </w:t>
+      </w:r>
+      <w:r>
+        <w:rPr>
+          <w:rFonts w:cstheme="minorHAnsi"/>
+          <w:sz w:val="24"/>
+          <w:szCs w:val="24"/>
+        </w:rPr>
+        <w:t>ovládání</w:t>
+      </w:r>
+      <w:r>
+        <w:rPr>
+          <w:rFonts w:cstheme="minorHAnsi"/>
+          <w:sz w:val="24"/>
+          <w:szCs w:val="24"/>
+        </w:rPr>
+        <w:t xml:space="preserve"> prvků</w:t>
+      </w:r>
+      <w:r>
+        <w:rPr>
+          <w:rFonts w:cstheme="minorHAnsi"/>
+          <w:sz w:val="24"/>
+          <w:szCs w:val="24"/>
+        </w:rPr>
+        <w:t xml:space="preserve"> v kurníku</w:t>
+      </w:r>
+      <w:r>
+        <w:rPr>
+          <w:rFonts w:cstheme="minorHAnsi"/>
+          <w:sz w:val="24"/>
+          <w:szCs w:val="24"/>
+        </w:rPr>
+        <w:t xml:space="preserve"> (světlo, dvířka).</w:t>
+      </w:r>
+      <w:r>
+        <w:rPr>
+          <w:rFonts w:cstheme="minorHAnsi"/>
+          <w:sz w:val="24"/>
+          <w:szCs w:val="24"/>
+        </w:rPr>
+        <w:t xml:space="preserve"> Rozhraní Home Assistanta je následně publikováno ven na internet pomocí služby Cloudflared.</w:t>
+      </w:r>
+    </w:p>
+    <w:p>
+      <w:pPr>
+        <w:jc w:val="both"/>
+        <w:rPr>
+          <w:rFonts w:cstheme="minorHAnsi"/>
+          <w:sz w:val="24"/>
+          <w:szCs w:val="24"/>
+        </w:rPr>
+      </w:pPr>
+      <w:r>
+        <w:rPr>
+          <w:rFonts w:cstheme="minorHAnsi"/>
+          <w:sz w:val="24"/>
+          <w:szCs w:val="24"/>
+        </w:rPr>
+        <w:t xml:space="preserve">Jako </w:t>
+      </w:r>
+      <w:r>
+        <w:rPr>
+          <w:rFonts w:cstheme="minorHAnsi"/>
+          <w:sz w:val="24"/>
+          <w:szCs w:val="24"/>
+        </w:rPr>
+        <w:t>myšlenkový</w:t>
+      </w:r>
+      <w:r>
+        <w:rPr>
+          <w:rFonts w:cstheme="minorHAnsi"/>
+          <w:sz w:val="24"/>
+          <w:szCs w:val="24"/>
+        </w:rPr>
+        <w:t xml:space="preserve"> </w:t>
+      </w:r>
+      <w:r>
+        <w:rPr>
+          <w:rFonts w:cstheme="minorHAnsi"/>
+          <w:sz w:val="24"/>
+          <w:szCs w:val="24"/>
+        </w:rPr>
+        <w:t>model</w:t>
+      </w:r>
+      <w:r>
+        <w:rPr>
+          <w:rFonts w:cstheme="minorHAnsi"/>
+          <w:sz w:val="24"/>
+          <w:szCs w:val="24"/>
+        </w:rPr>
+        <w:t xml:space="preserve"> pro organizaci softwaru</w:t>
+      </w:r>
+      <w:r>
+        <w:rPr>
+          <w:rFonts w:cstheme="minorHAnsi"/>
+          <w:sz w:val="24"/>
+          <w:szCs w:val="24"/>
+        </w:rPr>
+        <w:t xml:space="preserve"> je zvolena mikroservisní architektura, která systému zajišťuje</w:t>
+      </w:r>
+      <w:r>
+        <w:rPr>
+          <w:rFonts w:cstheme="minorHAnsi"/>
+          <w:sz w:val="24"/>
+          <w:szCs w:val="24"/>
+        </w:rPr>
+        <w:t xml:space="preserve"> modularit</w:t>
+      </w:r>
+      <w:r>
+        <w:rPr>
+          <w:rFonts w:cstheme="minorHAnsi"/>
+          <w:sz w:val="24"/>
+          <w:szCs w:val="24"/>
+        </w:rPr>
+        <w:t>u a</w:t>
+      </w:r>
+      <w:r>
+        <w:rPr>
+          <w:rFonts w:cstheme="minorHAnsi"/>
+          <w:sz w:val="24"/>
+          <w:szCs w:val="24"/>
+        </w:rPr>
+        <w:t xml:space="preserve"> rozšiřitelnost. </w:t>
+      </w:r>
+      <w:r>
+        <w:rPr>
+          <w:rFonts w:cstheme="minorHAnsi"/>
+          <w:sz w:val="24"/>
+          <w:szCs w:val="24"/>
+        </w:rPr>
+        <w:t>K</w:t>
+      </w:r>
+      <w:r>
+        <w:rPr>
+          <w:rFonts w:cstheme="minorHAnsi"/>
+          <w:sz w:val="24"/>
+          <w:szCs w:val="24"/>
+        </w:rPr>
+        <w:t>aždá služba</w:t>
+      </w:r>
+      <w:r>
+        <w:rPr>
+          <w:rFonts w:cstheme="minorHAnsi"/>
+          <w:sz w:val="24"/>
+          <w:szCs w:val="24"/>
+        </w:rPr>
+        <w:t xml:space="preserve"> v systému tedy</w:t>
+      </w:r>
+      <w:r>
+        <w:rPr>
+          <w:rFonts w:cstheme="minorHAnsi"/>
+          <w:sz w:val="24"/>
+          <w:szCs w:val="24"/>
+        </w:rPr>
+        <w:t xml:space="preserve"> </w:t>
+      </w:r>
+      <w:proofErr w:type="gramStart"/>
+      <w:r>
+        <w:rPr>
+          <w:rFonts w:cstheme="minorHAnsi"/>
+          <w:sz w:val="24"/>
+          <w:szCs w:val="24"/>
+        </w:rPr>
+        <w:t>řeší</w:t>
+      </w:r>
+      <w:proofErr w:type="gramEnd"/>
+      <w:r>
+        <w:rPr>
+          <w:rFonts w:cstheme="minorHAnsi"/>
+          <w:sz w:val="24"/>
+          <w:szCs w:val="24"/>
+        </w:rPr>
+        <w:t xml:space="preserve"> jeden dílčí úkol (například rozpoznání objektů v obraze, řízení dvířek, čtení dat ze senzorů apod.). Celý backend </w:t>
+      </w:r>
+      <w:r>
+        <w:rPr>
+          <w:rFonts w:cstheme="minorHAnsi"/>
+          <w:sz w:val="24"/>
+          <w:szCs w:val="24"/>
+        </w:rPr>
+        <w:t>je</w:t>
+      </w:r>
+      <w:r>
+        <w:rPr>
+          <w:rFonts w:cstheme="minorHAnsi"/>
+          <w:sz w:val="24"/>
+          <w:szCs w:val="24"/>
+        </w:rPr>
+        <w:t xml:space="preserve"> implementován v jazyce Python s využitím knihoven pro zpracování obrazu (OpenCV, knihovna YOLO apod.) a pro komunikaci s hardwarem.</w:t>
+      </w:r>
+    </w:p>
+    <w:p>
+      <w:pPr>
+        <w:jc w:val="both"/>
+        <w:rPr>
+          <w:rFonts w:cstheme="minorHAnsi"/>
+          <w:sz w:val="24"/>
+          <w:szCs w:val="24"/>
+        </w:rPr>
+      </w:pPr>
+    </w:p>
+    <w:p>
+      <w:pPr>
+        <w:jc w:val="both"/>
+        <w:rPr>
+          <w:rFonts w:cstheme="minorHAnsi"/>
+          <w:sz w:val="24"/>
+          <w:szCs w:val="24"/>
+        </w:rPr>
+      </w:pPr>
+      <w:r>
+        <w:rPr>
+          <w:rFonts w:cstheme="minorHAnsi"/>
+          <w:sz w:val="24"/>
+          <w:szCs w:val="24"/>
+        </w:rPr>
+        <w:t xml:space="preserve">Softwarová část </w:t>
+      </w:r>
+      <w:r>
+        <w:rPr>
+          <w:rFonts w:cstheme="minorHAnsi"/>
+          <w:sz w:val="24"/>
+          <w:szCs w:val="24"/>
+        </w:rPr>
+        <w:t>zahrnuje</w:t>
+      </w:r>
+      <w:r>
+        <w:rPr>
+          <w:rFonts w:cstheme="minorHAnsi"/>
+          <w:sz w:val="24"/>
+          <w:szCs w:val="24"/>
+        </w:rPr>
+        <w:t xml:space="preserve"> vytvoření mikroservisní logiky</w:t>
+      </w:r>
+      <w:r>
+        <w:rPr>
+          <w:rFonts w:cstheme="minorHAnsi"/>
+          <w:sz w:val="24"/>
+          <w:szCs w:val="24"/>
+        </w:rPr>
+        <w:t xml:space="preserve"> pro</w:t>
+      </w:r>
+      <w:r>
+        <w:rPr>
+          <w:rFonts w:cstheme="minorHAnsi"/>
+          <w:sz w:val="24"/>
+          <w:szCs w:val="24"/>
+        </w:rPr>
+        <w:t>:</w:t>
+      </w:r>
+    </w:p>
+    <w:p>
+      <w:pPr>
+        <w:pStyle w:val="Odstavecseseznamem"/>
+        <w:numPr>
+          <w:ilvl w:val="0"/>
+          <w:numId w:val="8"/>
+        </w:numPr>
+        <w:jc w:val="both"/>
+        <w:rPr>
+          <w:rFonts w:cstheme="minorHAnsi"/>
+          <w:sz w:val="24"/>
+          <w:szCs w:val="24"/>
+        </w:rPr>
+      </w:pPr>
+      <w:r>
+        <w:rPr>
+          <w:rFonts w:cstheme="minorHAnsi"/>
+          <w:sz w:val="24"/>
+          <w:szCs w:val="24"/>
+        </w:rPr>
+        <w:t>R</w:t>
+      </w:r>
+      <w:r>
+        <w:rPr>
+          <w:rFonts w:cstheme="minorHAnsi"/>
+          <w:sz w:val="24"/>
+          <w:szCs w:val="24"/>
+        </w:rPr>
+        <w:t xml:space="preserve">ozpoznání objektů na kameře (slepice, vejce, predátor) pomocí </w:t>
+      </w:r>
+      <w:r>
+        <w:rPr>
+          <w:rFonts w:cstheme="minorHAnsi"/>
+          <w:sz w:val="24"/>
+          <w:szCs w:val="24"/>
+        </w:rPr>
+        <w:t xml:space="preserve">upraveného </w:t>
+      </w:r>
+      <w:r>
+        <w:rPr>
+          <w:rFonts w:cstheme="minorHAnsi"/>
+          <w:sz w:val="24"/>
+          <w:szCs w:val="24"/>
+        </w:rPr>
+        <w:t>modelu YOLO11 (Ultralytics)</w:t>
+      </w:r>
+    </w:p>
+    <w:p>
+      <w:pPr>
+        <w:pStyle w:val="Odstavecseseznamem"/>
+        <w:numPr>
+          <w:ilvl w:val="0"/>
+          <w:numId w:val="8"/>
+        </w:numPr>
+        <w:jc w:val="both"/>
+        <w:rPr>
+          <w:rFonts w:cstheme="minorHAnsi"/>
+          <w:sz w:val="24"/>
+          <w:szCs w:val="24"/>
+        </w:rPr>
+      </w:pPr>
+      <w:r>
+        <w:rPr>
+          <w:rFonts w:cstheme="minorHAnsi"/>
+          <w:sz w:val="24"/>
+          <w:szCs w:val="24"/>
+        </w:rPr>
+        <w:lastRenderedPageBreak/>
+        <w:t>D</w:t>
+      </w:r>
+      <w:r>
+        <w:rPr>
+          <w:rFonts w:cstheme="minorHAnsi"/>
+          <w:sz w:val="24"/>
+          <w:szCs w:val="24"/>
+        </w:rPr>
+        <w:t xml:space="preserve">etekci stavu hnízd za využití kontinuálního vážení a posouzení aktuálních změn </w:t>
+      </w:r>
+      <w:r>
+        <w:rPr>
+          <w:rFonts w:cstheme="minorHAnsi"/>
+          <w:sz w:val="24"/>
+          <w:szCs w:val="24"/>
+        </w:rPr>
+        <w:t>váhy</w:t>
+      </w:r>
+      <w:r>
+        <w:rPr>
+          <w:rFonts w:cstheme="minorHAnsi"/>
+          <w:sz w:val="24"/>
+          <w:szCs w:val="24"/>
+        </w:rPr>
+        <w:t xml:space="preserve"> jako indikátor</w:t>
+      </w:r>
+      <w:r>
+        <w:rPr>
+          <w:rFonts w:cstheme="minorHAnsi"/>
+          <w:sz w:val="24"/>
+          <w:szCs w:val="24"/>
+        </w:rPr>
+        <w:t>u</w:t>
+      </w:r>
+      <w:r>
+        <w:rPr>
+          <w:rFonts w:cstheme="minorHAnsi"/>
+          <w:sz w:val="24"/>
+          <w:szCs w:val="24"/>
+        </w:rPr>
+        <w:t xml:space="preserve"> snesení vejce nebo přítomnosti slepice</w:t>
+      </w:r>
+    </w:p>
+    <w:p>
+      <w:pPr>
+        <w:pStyle w:val="Odstavecseseznamem"/>
+        <w:numPr>
+          <w:ilvl w:val="0"/>
+          <w:numId w:val="8"/>
+        </w:numPr>
+        <w:jc w:val="both"/>
+        <w:rPr>
+          <w:rFonts w:cstheme="minorHAnsi"/>
+          <w:sz w:val="24"/>
+          <w:szCs w:val="24"/>
+        </w:rPr>
+      </w:pPr>
+      <w:r>
+        <w:rPr>
+          <w:rFonts w:cstheme="minorHAnsi"/>
+          <w:sz w:val="24"/>
+          <w:szCs w:val="24"/>
+        </w:rPr>
+        <w:t>L</w:t>
+      </w:r>
+      <w:r>
+        <w:rPr>
+          <w:rFonts w:cstheme="minorHAnsi"/>
+          <w:sz w:val="24"/>
+          <w:szCs w:val="24"/>
+        </w:rPr>
+        <w:t>ogování a vizualizaci dat (statistiky o pohybu slepic, snášce a provozu systému v čase),</w:t>
+      </w:r>
+    </w:p>
+    <w:p>
+      <w:pPr>
+        <w:pStyle w:val="Odstavecseseznamem"/>
+        <w:numPr>
+          <w:ilvl w:val="0"/>
+          <w:numId w:val="8"/>
+        </w:numPr>
+        <w:jc w:val="both"/>
+        <w:rPr>
+          <w:rFonts w:cstheme="minorHAnsi"/>
+          <w:sz w:val="24"/>
+          <w:szCs w:val="24"/>
+        </w:rPr>
+      </w:pPr>
+      <w:r>
+        <w:rPr>
+          <w:rFonts w:cstheme="minorHAnsi"/>
+          <w:sz w:val="24"/>
+          <w:szCs w:val="24"/>
+        </w:rPr>
+        <w:t>B</w:t>
+      </w:r>
+      <w:r>
+        <w:rPr>
+          <w:rFonts w:cstheme="minorHAnsi"/>
+          <w:sz w:val="24"/>
+          <w:szCs w:val="24"/>
+        </w:rPr>
+        <w:t>ezpečnostní vrstvu hlídání nestandardních situací</w:t>
+      </w:r>
+      <w:r>
+        <w:rPr>
+          <w:rFonts w:cstheme="minorHAnsi"/>
+          <w:sz w:val="24"/>
+          <w:szCs w:val="24"/>
+        </w:rPr>
+        <w:t xml:space="preserve"> (vniknutí predátora do výběhu)</w:t>
+      </w:r>
+    </w:p>
+    <w:p>
+      <w:pPr>
+        <w:jc w:val="both"/>
+        <w:rPr>
+          <w:rFonts w:cstheme="minorHAnsi"/>
+          <w:sz w:val="24"/>
+          <w:szCs w:val="24"/>
+        </w:rPr>
+      </w:pPr>
+      <w:r>
+        <w:rPr>
+          <w:rFonts w:cstheme="minorHAnsi"/>
+          <w:sz w:val="24"/>
+          <w:szCs w:val="24"/>
+        </w:rPr>
+        <w:t>Následně jsem pak systém f</w:t>
+      </w:r>
+      <w:r>
+        <w:rPr>
+          <w:rFonts w:cstheme="minorHAnsi"/>
+          <w:sz w:val="24"/>
+          <w:szCs w:val="24"/>
+        </w:rPr>
+        <w:t>yzicky instalov</w:t>
+      </w:r>
+      <w:r>
+        <w:rPr>
+          <w:rFonts w:cstheme="minorHAnsi"/>
+          <w:sz w:val="24"/>
+          <w:szCs w:val="24"/>
+        </w:rPr>
+        <w:t>al</w:t>
+      </w:r>
+      <w:r>
+        <w:rPr>
+          <w:rFonts w:cstheme="minorHAnsi"/>
+          <w:sz w:val="24"/>
+          <w:szCs w:val="24"/>
+        </w:rPr>
+        <w:t xml:space="preserve"> </w:t>
+      </w:r>
+      <w:r>
+        <w:rPr>
+          <w:rFonts w:cstheme="minorHAnsi"/>
+          <w:sz w:val="24"/>
+          <w:szCs w:val="24"/>
+        </w:rPr>
+        <w:t>v kurníku u babiččina</w:t>
+      </w:r>
+      <w:r>
+        <w:rPr>
+          <w:rFonts w:cstheme="minorHAnsi"/>
+          <w:sz w:val="24"/>
+          <w:szCs w:val="24"/>
+        </w:rPr>
+        <w:t xml:space="preserve"> domu. Bylo nutné zajistit</w:t>
+      </w:r>
+      <w:r>
+        <w:rPr>
+          <w:rFonts w:cstheme="minorHAnsi"/>
+          <w:sz w:val="24"/>
+          <w:szCs w:val="24"/>
+        </w:rPr>
+        <w:t xml:space="preserve"> přívod elektrické energie</w:t>
+      </w:r>
+      <w:r>
+        <w:rPr>
+          <w:rFonts w:cstheme="minorHAnsi"/>
+          <w:sz w:val="24"/>
+          <w:szCs w:val="24"/>
+        </w:rPr>
+        <w:t>, síťovou infrastrukturu (Wi-Fi extender</w:t>
+      </w:r>
+      <w:r>
+        <w:rPr>
+          <w:rFonts w:cstheme="minorHAnsi"/>
+          <w:sz w:val="24"/>
+          <w:szCs w:val="24"/>
+        </w:rPr>
+        <w:t xml:space="preserve"> a následné ethernetové připojení</w:t>
+      </w:r>
+      <w:r>
+        <w:rPr>
+          <w:rFonts w:cstheme="minorHAnsi"/>
+          <w:sz w:val="24"/>
+          <w:szCs w:val="24"/>
+        </w:rPr>
+        <w:t xml:space="preserve">) a bezpečnost </w:t>
+      </w:r>
+      <w:r>
+        <w:rPr>
+          <w:rFonts w:cstheme="minorHAnsi"/>
+          <w:sz w:val="24"/>
+          <w:szCs w:val="24"/>
+        </w:rPr>
+        <w:t xml:space="preserve">elektronických </w:t>
+      </w:r>
+      <w:r>
+        <w:rPr>
+          <w:rFonts w:cstheme="minorHAnsi"/>
+          <w:sz w:val="24"/>
+          <w:szCs w:val="24"/>
+        </w:rPr>
+        <w:t>komponent s ohledem na prašné prostředí, vlhkost a teplotní výkyvy.</w:t>
+      </w:r>
+    </w:p>
+    <w:p>
+      <w:pPr>
+        <w:jc w:val="both"/>
+        <w:rPr>
+          <w:rFonts w:cstheme="minorHAnsi"/>
+          <w:sz w:val="24"/>
+          <w:szCs w:val="24"/>
+        </w:rPr>
+      </w:pPr>
+    </w:p>
+    <w:p>
+      <w:pPr>
+        <w:jc w:val="both"/>
+        <w:rPr>
+          <w:rFonts w:cstheme="minorHAnsi"/>
+          <w:sz w:val="24"/>
+          <w:szCs w:val="24"/>
+        </w:rPr>
+      </w:pPr>
+      <w:r>
+        <w:rPr>
+          <w:rFonts w:cstheme="minorHAnsi"/>
+          <w:sz w:val="24"/>
+          <w:szCs w:val="24"/>
+        </w:rPr>
+        <w:t>Samotná i</w:t>
+      </w:r>
+      <w:r>
+        <w:rPr>
+          <w:rFonts w:cstheme="minorHAnsi"/>
+          <w:sz w:val="24"/>
+          <w:szCs w:val="24"/>
+        </w:rPr>
+        <w:t>mplementace byla</w:t>
+      </w:r>
+      <w:r>
+        <w:rPr>
+          <w:rFonts w:cstheme="minorHAnsi"/>
+          <w:sz w:val="24"/>
+          <w:szCs w:val="24"/>
+        </w:rPr>
+        <w:t xml:space="preserve"> tedy</w:t>
+      </w:r>
+      <w:r>
+        <w:rPr>
+          <w:rFonts w:cstheme="minorHAnsi"/>
+          <w:sz w:val="24"/>
+          <w:szCs w:val="24"/>
+        </w:rPr>
+        <w:t xml:space="preserve"> rozdělena do několika fází:</w:t>
+      </w:r>
+    </w:p>
+    <w:p>
+      <w:pPr>
+        <w:pStyle w:val="Odstavecseseznamem"/>
+        <w:numPr>
+          <w:ilvl w:val="0"/>
+          <w:numId w:val="9"/>
+        </w:numPr>
+        <w:jc w:val="both"/>
+        <w:rPr>
+          <w:rFonts w:cstheme="minorHAnsi"/>
+          <w:sz w:val="24"/>
+          <w:szCs w:val="24"/>
+        </w:rPr>
+      </w:pPr>
+      <w:r>
+        <w:rPr>
+          <w:rFonts w:cstheme="minorHAnsi"/>
+          <w:sz w:val="24"/>
+          <w:szCs w:val="24"/>
+        </w:rPr>
+        <w:t>Prototypování základních funkcí – ovládání dvířek na dálku (pomocí webového rozhraní), sběr základních dat (teplota, vlhkost), evidence snášky ručním zadáváním</w:t>
+      </w:r>
+    </w:p>
+    <w:p>
+      <w:pPr>
+        <w:pStyle w:val="Odstavecseseznamem"/>
+        <w:numPr>
+          <w:ilvl w:val="0"/>
+          <w:numId w:val="9"/>
+        </w:numPr>
+        <w:jc w:val="both"/>
+        <w:rPr>
+          <w:rFonts w:cstheme="minorHAnsi"/>
+          <w:sz w:val="24"/>
+          <w:szCs w:val="24"/>
+        </w:rPr>
+      </w:pPr>
+      <w:r>
+        <w:rPr>
+          <w:rFonts w:cstheme="minorHAnsi"/>
+          <w:sz w:val="24"/>
+          <w:szCs w:val="24"/>
+        </w:rPr>
+        <w:t>Integrace IP kamer a testování detekce – instalace kamer na vhodných pozicích pro sledování vnějšího i vnitřního prostoru kurníku, sběr trénovacích dat pro neuronovou síť, testování přesnosti rozpoznávání objektů</w:t>
+      </w:r>
+    </w:p>
+    <w:p>
+      <w:pPr>
+        <w:pStyle w:val="Odstavecseseznamem"/>
+        <w:numPr>
+          <w:ilvl w:val="0"/>
+          <w:numId w:val="9"/>
+        </w:numPr>
+        <w:jc w:val="both"/>
+        <w:rPr>
+          <w:rFonts w:cstheme="minorHAnsi"/>
+          <w:sz w:val="24"/>
+          <w:szCs w:val="24"/>
+        </w:rPr>
+      </w:pPr>
+      <w:r>
+        <w:rPr>
+          <w:rFonts w:cstheme="minorHAnsi"/>
+          <w:sz w:val="24"/>
+          <w:szCs w:val="24"/>
+        </w:rPr>
+        <w:t xml:space="preserve">Automatizace identifikace a </w:t>
+      </w:r>
+      <w:r>
+        <w:rPr>
+          <w:rFonts w:cstheme="minorHAnsi"/>
+          <w:sz w:val="24"/>
+          <w:szCs w:val="24"/>
+        </w:rPr>
+        <w:t xml:space="preserve">přidání dalších </w:t>
+      </w:r>
+      <w:r>
+        <w:rPr>
+          <w:rFonts w:cstheme="minorHAnsi"/>
+          <w:sz w:val="24"/>
+          <w:szCs w:val="24"/>
+        </w:rPr>
+        <w:t xml:space="preserve">čidel – nasazení digitálních vah </w:t>
+      </w:r>
+      <w:r>
+        <w:rPr>
+          <w:rFonts w:cstheme="minorHAnsi"/>
+          <w:sz w:val="24"/>
+          <w:szCs w:val="24"/>
+        </w:rPr>
+        <w:t>do</w:t>
+      </w:r>
+      <w:r>
+        <w:rPr>
+          <w:rFonts w:cstheme="minorHAnsi"/>
+          <w:sz w:val="24"/>
+          <w:szCs w:val="24"/>
+        </w:rPr>
+        <w:t xml:space="preserve"> hnízd, implementace dynamického rozpoznání sneseného vejce dle změny hmotnosti, testování správné identifikace snášky v reálném provozu</w:t>
+      </w:r>
+    </w:p>
+    <w:p>
+      <w:pPr>
+        <w:pStyle w:val="Odstavecseseznamem"/>
+        <w:numPr>
+          <w:ilvl w:val="0"/>
+          <w:numId w:val="9"/>
+        </w:numPr>
+        <w:jc w:val="both"/>
+        <w:rPr>
+          <w:rFonts w:cstheme="minorHAnsi"/>
+          <w:sz w:val="24"/>
+          <w:szCs w:val="24"/>
+        </w:rPr>
+      </w:pPr>
+      <w:r>
+        <w:rPr>
+          <w:rFonts w:cstheme="minorHAnsi"/>
+          <w:sz w:val="24"/>
+          <w:szCs w:val="24"/>
+        </w:rPr>
+        <w:t>O</w:t>
+      </w:r>
+      <w:r>
+        <w:rPr>
+          <w:rFonts w:cstheme="minorHAnsi"/>
+          <w:sz w:val="24"/>
+          <w:szCs w:val="24"/>
+        </w:rPr>
+        <w:t>stré</w:t>
+      </w:r>
+      <w:r>
+        <w:rPr>
+          <w:rFonts w:cstheme="minorHAnsi"/>
+          <w:sz w:val="24"/>
+          <w:szCs w:val="24"/>
+        </w:rPr>
+        <w:t xml:space="preserve"> nasazení</w:t>
+      </w:r>
+      <w:r>
+        <w:rPr>
+          <w:rFonts w:cstheme="minorHAnsi"/>
+          <w:sz w:val="24"/>
+          <w:szCs w:val="24"/>
+        </w:rPr>
+        <w:t xml:space="preserve"> – </w:t>
+      </w:r>
+      <w:r>
+        <w:rPr>
+          <w:rFonts w:cstheme="minorHAnsi"/>
+          <w:sz w:val="24"/>
+          <w:szCs w:val="24"/>
+        </w:rPr>
+        <w:t>hromadné spuštění služeb</w:t>
+      </w:r>
+      <w:r>
+        <w:rPr>
+          <w:rFonts w:cstheme="minorHAnsi"/>
+          <w:sz w:val="24"/>
+          <w:szCs w:val="24"/>
+        </w:rPr>
+        <w:t xml:space="preserve"> a sledování jejich spolehlivosti v několika týdenním </w:t>
+      </w:r>
+      <w:r>
+        <w:rPr>
+          <w:rFonts w:cstheme="minorHAnsi"/>
+          <w:sz w:val="24"/>
+          <w:szCs w:val="24"/>
+        </w:rPr>
+        <w:t>pozorování</w:t>
+      </w:r>
+      <w:r>
+        <w:rPr>
+          <w:rFonts w:cstheme="minorHAnsi"/>
+          <w:sz w:val="24"/>
+          <w:szCs w:val="24"/>
+        </w:rPr>
+        <w:t>, následné úpravy algoritmů na základě</w:t>
+      </w:r>
+      <w:r>
+        <w:rPr>
+          <w:rFonts w:cstheme="minorHAnsi"/>
+          <w:sz w:val="24"/>
+          <w:szCs w:val="24"/>
+        </w:rPr>
+        <w:t xml:space="preserve"> vzniklých</w:t>
+      </w:r>
+      <w:r>
+        <w:rPr>
+          <w:rFonts w:cstheme="minorHAnsi"/>
+          <w:sz w:val="24"/>
+          <w:szCs w:val="24"/>
+        </w:rPr>
+        <w:t xml:space="preserve"> chyb </w:t>
+      </w:r>
+    </w:p>
+    <w:p>
+      <w:pPr>
+        <w:pStyle w:val="Odstavecseseznamem"/>
+        <w:numPr>
+          <w:ilvl w:val="0"/>
+          <w:numId w:val="9"/>
+        </w:numPr>
+        <w:jc w:val="both"/>
+        <w:rPr>
+          <w:rFonts w:cstheme="minorHAnsi"/>
+          <w:sz w:val="24"/>
+          <w:szCs w:val="24"/>
+        </w:rPr>
+      </w:pPr>
+      <w:r>
+        <w:rPr>
+          <w:rFonts w:cstheme="minorHAnsi"/>
+          <w:sz w:val="24"/>
+          <w:szCs w:val="24"/>
+        </w:rPr>
+        <w:t>Uživatelské testování – vyhodnocení komfortu ovládání z pohledu osoby méně technicky zdatné (babičk</w:t>
+      </w:r>
+      <w:r>
+        <w:rPr>
+          <w:rFonts w:cstheme="minorHAnsi"/>
+          <w:sz w:val="24"/>
+          <w:szCs w:val="24"/>
+        </w:rPr>
+        <w:t>a ovládala systém</w:t>
+      </w:r>
+      <w:r>
+        <w:rPr>
+          <w:rFonts w:cstheme="minorHAnsi"/>
+          <w:sz w:val="24"/>
+          <w:szCs w:val="24"/>
+        </w:rPr>
+        <w:t xml:space="preserve"> přes mobilní aplikaci), sledování srozumitelnosti rozhraní a notifikací.</w:t>
+      </w:r>
+    </w:p>
+    <w:p>
+      <w:pPr>
+        <w:jc w:val="both"/>
+        <w:rPr>
+          <w:rFonts w:cstheme="minorHAnsi"/>
+          <w:sz w:val="24"/>
+          <w:szCs w:val="24"/>
+        </w:rPr>
+      </w:pPr>
+    </w:p>
+    <w:p>
+      <w:pPr>
+        <w:jc w:val="both"/>
+        <w:rPr>
+          <w:rFonts w:cstheme="minorHAnsi"/>
+          <w:sz w:val="24"/>
+          <w:szCs w:val="24"/>
+        </w:rPr>
+      </w:pPr>
+      <w:r>
+        <w:rPr>
+          <w:rFonts w:cstheme="minorHAnsi"/>
+          <w:sz w:val="24"/>
+          <w:szCs w:val="24"/>
+        </w:rPr>
+        <w:t>Výsledná architektura umožňuje další rozvoj systému například o:</w:t>
+      </w:r>
+    </w:p>
+    <w:p>
+      <w:pPr>
+        <w:pStyle w:val="Odstavecseseznamem"/>
+        <w:numPr>
+          <w:ilvl w:val="0"/>
+          <w:numId w:val="5"/>
+        </w:numPr>
+        <w:jc w:val="both"/>
+        <w:rPr>
+          <w:rFonts w:cstheme="minorHAnsi"/>
+          <w:sz w:val="24"/>
+          <w:szCs w:val="24"/>
+        </w:rPr>
+      </w:pPr>
+      <w:r>
+        <w:rPr>
+          <w:rFonts w:cstheme="minorHAnsi"/>
+          <w:sz w:val="24"/>
+          <w:szCs w:val="24"/>
+        </w:rPr>
+        <w:t>S</w:t>
+      </w:r>
+      <w:r>
+        <w:rPr>
+          <w:rFonts w:cstheme="minorHAnsi"/>
+          <w:sz w:val="24"/>
+          <w:szCs w:val="24"/>
+        </w:rPr>
+        <w:t xml:space="preserve">egmentační rozpoznávání jednotlivých slepic (trackování konkrétního kusu v čase </w:t>
+      </w:r>
+      <w:r>
+        <w:rPr>
+          <w:rFonts w:cstheme="minorHAnsi"/>
+          <w:sz w:val="24"/>
+          <w:szCs w:val="24"/>
+        </w:rPr>
+        <w:t>a tvorba statistiky snášky individuálně pro každou slepici</w:t>
+      </w:r>
+      <w:r>
+        <w:rPr>
+          <w:rFonts w:cstheme="minorHAnsi"/>
+          <w:sz w:val="24"/>
+          <w:szCs w:val="24"/>
+        </w:rPr>
+        <w:t>)</w:t>
+      </w:r>
+    </w:p>
+    <w:p>
+      <w:pPr>
+        <w:pStyle w:val="Odstavecseseznamem"/>
+        <w:numPr>
+          <w:ilvl w:val="0"/>
+          <w:numId w:val="5"/>
+        </w:numPr>
+        <w:jc w:val="both"/>
+        <w:rPr>
+          <w:rFonts w:cstheme="minorHAnsi"/>
+          <w:sz w:val="24"/>
+          <w:szCs w:val="24"/>
+        </w:rPr>
+      </w:pPr>
+      <w:r>
+        <w:rPr>
+          <w:rFonts w:cstheme="minorHAnsi"/>
+          <w:sz w:val="24"/>
+          <w:szCs w:val="24"/>
+        </w:rPr>
+        <w:t>V</w:t>
+      </w:r>
+      <w:r>
+        <w:rPr>
+          <w:rFonts w:cstheme="minorHAnsi"/>
+          <w:sz w:val="24"/>
+          <w:szCs w:val="24"/>
+        </w:rPr>
+        <w:t>ylepšení detekce predátorů v nočních hodinách (lepší kamera v režimu nočního vidění, vylepšený AI model)</w:t>
+      </w:r>
+    </w:p>
+    <w:p>
+      <w:pPr>
+        <w:pStyle w:val="Odstavecseseznamem"/>
+        <w:numPr>
+          <w:ilvl w:val="0"/>
+          <w:numId w:val="5"/>
+        </w:numPr>
+        <w:jc w:val="both"/>
+        <w:rPr>
+          <w:rFonts w:cstheme="minorHAnsi"/>
+          <w:sz w:val="24"/>
+          <w:szCs w:val="24"/>
+        </w:rPr>
+      </w:pPr>
+      <w:r>
+        <w:rPr>
+          <w:rFonts w:cstheme="minorHAnsi"/>
+          <w:sz w:val="24"/>
+          <w:szCs w:val="24"/>
+        </w:rPr>
+        <w:t>A</w:t>
+      </w:r>
+      <w:r>
+        <w:rPr>
+          <w:rFonts w:cstheme="minorHAnsi"/>
+          <w:sz w:val="24"/>
+          <w:szCs w:val="24"/>
+        </w:rPr>
+        <w:t>utomatizaci krmení/napájení</w:t>
+      </w:r>
+    </w:p>
+    <w:p>
+      <w:pPr>
+        <w:pStyle w:val="Odstavecseseznamem"/>
+        <w:numPr>
+          <w:ilvl w:val="0"/>
+          <w:numId w:val="5"/>
+        </w:numPr>
+        <w:jc w:val="both"/>
+        <w:rPr>
+          <w:rFonts w:cstheme="minorHAnsi"/>
+          <w:sz w:val="24"/>
+          <w:szCs w:val="24"/>
+        </w:rPr>
+      </w:pPr>
+      <w:r>
+        <w:rPr>
+          <w:rFonts w:cstheme="minorHAnsi"/>
+          <w:sz w:val="24"/>
+          <w:szCs w:val="24"/>
+        </w:rPr>
+        <w:t>P</w:t>
+      </w:r>
+      <w:r>
+        <w:rPr>
+          <w:rFonts w:cstheme="minorHAnsi"/>
+          <w:sz w:val="24"/>
+          <w:szCs w:val="24"/>
+        </w:rPr>
+        <w:t>ropojení s meteorologickou stanicí či dalšími senzory</w:t>
+      </w:r>
+    </w:p>
+    <w:p>
+      <w:pPr>
+        <w:jc w:val="both"/>
+        <w:rPr>
+          <w:rFonts w:cstheme="minorHAnsi"/>
+          <w:sz w:val="24"/>
+          <w:szCs w:val="24"/>
+        </w:rPr>
+      </w:pPr>
+      <w:r>
+        <w:rPr>
+          <w:rFonts w:cstheme="minorHAnsi"/>
+          <w:sz w:val="24"/>
+          <w:szCs w:val="24"/>
+        </w:rPr>
+        <w:t xml:space="preserve">Všechna data o provozu byla dlouhodobě logována pro účely vyhodnocení chyb, optimalizace parametrů jednotlivých služeb a validaci </w:t>
+      </w:r>
+      <w:r>
+        <w:rPr>
+          <w:rFonts w:cstheme="minorHAnsi"/>
+          <w:sz w:val="24"/>
+          <w:szCs w:val="24"/>
+        </w:rPr>
+        <w:t>celkového řešení</w:t>
+      </w:r>
+      <w:r>
+        <w:rPr>
+          <w:rFonts w:cstheme="minorHAnsi"/>
+          <w:sz w:val="24"/>
+          <w:szCs w:val="24"/>
+        </w:rPr>
+        <w:t>.</w:t>
+      </w:r>
+    </w:p>
+    <w:p>
+      <w:pPr>
+        <w:rPr>
+          <w:rFonts w:cstheme="minorHAnsi"/>
+          <w:sz w:val="24"/>
+          <w:szCs w:val="24"/>
+        </w:rPr>
+      </w:pPr>
+      <w:r>
+        <w:rPr>
+          <w:rFonts w:cstheme="minorHAnsi"/>
+          <w:sz w:val="24"/>
+          <w:szCs w:val="24"/>
+        </w:rPr>
+        <w:br w:type="page"/>
+      </w:r>
+    </w:p>
+    <w:p>
+      <w:pPr>
+        <w:jc w:val="both"/>
+        <w:rPr>
+          <w:rFonts w:cstheme="minorHAnsi"/>
+          <w:b/>
+          <w:bCs/>
+          <w:sz w:val="28"/>
+          <w:szCs w:val="28"/>
+        </w:rPr>
+      </w:pPr>
+      <w:r>
+        <w:rPr>
+          <w:rFonts w:cstheme="minorHAnsi"/>
+          <w:b/>
+          <w:bCs/>
+          <w:sz w:val="28"/>
+          <w:szCs w:val="28"/>
+        </w:rPr>
+        <w:lastRenderedPageBreak/>
+        <w:t>Výsledky a diskuse</w:t>
+      </w:r>
+    </w:p>
+    <w:p>
+      <w:pPr>
+        <w:jc w:val="both"/>
+        <w:rPr>
+          <w:rFonts w:cstheme="minorHAnsi"/>
+          <w:sz w:val="24"/>
+          <w:szCs w:val="24"/>
+        </w:rPr>
+      </w:pPr>
+      <w:r>
+        <w:rPr>
+          <w:rFonts w:cstheme="minorHAnsi"/>
+          <w:sz w:val="24"/>
+          <w:szCs w:val="24"/>
+        </w:rPr>
+        <w:t xml:space="preserve">Systém Coopmaster </w:t>
+      </w:r>
+      <w:r>
+        <w:rPr>
+          <w:rFonts w:cstheme="minorHAnsi"/>
+          <w:sz w:val="24"/>
+          <w:szCs w:val="24"/>
+        </w:rPr>
+        <w:t>je</w:t>
+      </w:r>
+      <w:r>
+        <w:rPr>
+          <w:rFonts w:cstheme="minorHAnsi"/>
+          <w:sz w:val="24"/>
+          <w:szCs w:val="24"/>
+        </w:rPr>
+        <w:t xml:space="preserve"> nasazen v plně funkční podobě, splnil (či částečně překročil) většinu stanovených cílů:</w:t>
+      </w:r>
+    </w:p>
+    <w:p>
+      <w:pPr>
+        <w:pStyle w:val="Odstavecseseznamem"/>
+        <w:numPr>
+          <w:ilvl w:val="0"/>
+          <w:numId w:val="3"/>
+        </w:numPr>
+        <w:jc w:val="both"/>
+        <w:rPr>
+          <w:rFonts w:cstheme="minorHAnsi"/>
+          <w:sz w:val="24"/>
+          <w:szCs w:val="24"/>
+          <w:u w:val="single"/>
+        </w:rPr>
+      </w:pPr>
+      <w:r>
+        <w:rPr>
+          <w:rFonts w:cstheme="minorHAnsi"/>
+          <w:sz w:val="24"/>
+          <w:szCs w:val="24"/>
+          <w:u w:val="single"/>
+        </w:rPr>
+        <w:t>Vzdálené ovládání kurníku a pohodlí uživatele</w:t>
+      </w:r>
+    </w:p>
+    <w:p>
+      <w:pPr>
+        <w:pStyle w:val="Odstavecseseznamem"/>
+        <w:jc w:val="both"/>
+        <w:rPr>
+          <w:rFonts w:cstheme="minorHAnsi"/>
+          <w:sz w:val="24"/>
+          <w:szCs w:val="24"/>
+        </w:rPr>
+      </w:pPr>
+      <w:r>
+        <w:rPr>
+          <w:rFonts w:cstheme="minorHAnsi"/>
+          <w:sz w:val="24"/>
+          <w:szCs w:val="24"/>
+        </w:rPr>
+        <w:t>Všechny klíčové prvky chovu (dvířka, světla) lze ovládat pohodlně vzdáleně z mobilní nebo webové aplikace, včetně sledování aktuálních kamerových záznamů. To umožňuje chovateli bez časového omezení sledovat stav hejna a prostředí v kurníku i ve výběhu, což přináší vyšší komfort i bezpečnost, zejména při delší nepřítomnosti.</w:t>
+      </w:r>
+    </w:p>
+    <w:p>
+      <w:pPr>
+        <w:pStyle w:val="Odstavecseseznamem"/>
+        <w:numPr>
+          <w:ilvl w:val="0"/>
+          <w:numId w:val="3"/>
+        </w:numPr>
+        <w:jc w:val="both"/>
+        <w:rPr>
+          <w:rFonts w:cstheme="minorHAnsi"/>
+          <w:sz w:val="24"/>
+          <w:szCs w:val="24"/>
+          <w:u w:val="single"/>
+        </w:rPr>
+      </w:pPr>
+      <w:r>
+        <w:rPr>
+          <w:rFonts w:cstheme="minorHAnsi"/>
+          <w:sz w:val="24"/>
+          <w:szCs w:val="24"/>
+          <w:u w:val="single"/>
+        </w:rPr>
+        <w:t>Automatizované dohlížení a snížení nutnosti fyzické přítomnosti</w:t>
+      </w:r>
+    </w:p>
+    <w:p>
+      <w:pPr>
+        <w:pStyle w:val="Odstavecseseznamem"/>
+        <w:jc w:val="both"/>
+        <w:rPr>
+          <w:rFonts w:cstheme="minorHAnsi"/>
+          <w:sz w:val="24"/>
+          <w:szCs w:val="24"/>
+        </w:rPr>
+      </w:pPr>
+      <w:r>
+        <w:rPr>
+          <w:rFonts w:cstheme="minorHAnsi"/>
+          <w:sz w:val="24"/>
+          <w:szCs w:val="24"/>
+        </w:rPr>
+        <w:t xml:space="preserve">Systém automaticky detekuje počet slepic v kurníku a v případě, že některá slepice večer není v kurníku zavření dvířek </w:t>
+      </w:r>
+      <w:r>
+        <w:rPr>
+          <w:rFonts w:cstheme="minorHAnsi"/>
+          <w:sz w:val="24"/>
+          <w:szCs w:val="24"/>
+        </w:rPr>
+        <w:t>je</w:t>
+      </w:r>
+      <w:r>
+        <w:rPr>
+          <w:rFonts w:cstheme="minorHAnsi"/>
+          <w:sz w:val="24"/>
+          <w:szCs w:val="24"/>
+        </w:rPr>
+        <w:t xml:space="preserve"> odloženo, dokud není zajištěn</w:t>
+      </w:r>
+      <w:r>
+        <w:rPr>
+          <w:rFonts w:cstheme="minorHAnsi"/>
+          <w:sz w:val="24"/>
+          <w:szCs w:val="24"/>
+        </w:rPr>
+        <w:t>a</w:t>
+      </w:r>
+      <w:r>
+        <w:rPr>
+          <w:rFonts w:cstheme="minorHAnsi"/>
+          <w:sz w:val="24"/>
+          <w:szCs w:val="24"/>
+        </w:rPr>
+        <w:t xml:space="preserve"> </w:t>
+      </w:r>
+      <w:r>
+        <w:rPr>
+          <w:rFonts w:cstheme="minorHAnsi"/>
+          <w:sz w:val="24"/>
+          <w:szCs w:val="24"/>
+        </w:rPr>
+        <w:t>přítomnost</w:t>
+      </w:r>
+      <w:r>
+        <w:rPr>
+          <w:rFonts w:cstheme="minorHAnsi"/>
+          <w:sz w:val="24"/>
+          <w:szCs w:val="24"/>
+        </w:rPr>
+        <w:t xml:space="preserve"> celého hejna. Automatické zamykání dvířek kombinuje údaje o čase a </w:t>
+      </w:r>
+      <w:r>
+        <w:rPr>
+          <w:rFonts w:cstheme="minorHAnsi"/>
+          <w:sz w:val="24"/>
+          <w:szCs w:val="24"/>
+        </w:rPr>
+        <w:t>aktuální</w:t>
+      </w:r>
+      <w:r>
+        <w:rPr>
+          <w:rFonts w:cstheme="minorHAnsi"/>
+          <w:sz w:val="24"/>
+          <w:szCs w:val="24"/>
+        </w:rPr>
+        <w:t xml:space="preserve"> počet přítomných slepic.</w:t>
+      </w:r>
+    </w:p>
+    <w:p>
+      <w:pPr>
+        <w:pStyle w:val="Odstavecseseznamem"/>
+        <w:numPr>
+          <w:ilvl w:val="0"/>
+          <w:numId w:val="3"/>
+        </w:numPr>
+        <w:jc w:val="both"/>
+        <w:rPr>
+          <w:rFonts w:cstheme="minorHAnsi"/>
+          <w:sz w:val="24"/>
+          <w:szCs w:val="24"/>
+          <w:u w:val="single"/>
+        </w:rPr>
+      </w:pPr>
+      <w:r>
+        <w:rPr>
+          <w:rFonts w:cstheme="minorHAnsi"/>
+          <w:sz w:val="24"/>
+          <w:szCs w:val="24"/>
+          <w:u w:val="single"/>
+        </w:rPr>
+        <w:t>Pokročilá detekce a bezpečnost</w:t>
+      </w:r>
+    </w:p>
+    <w:p>
+      <w:pPr>
+        <w:pStyle w:val="Odstavecseseznamem"/>
+        <w:jc w:val="both"/>
+        <w:rPr>
+          <w:rFonts w:cstheme="minorHAnsi"/>
+          <w:sz w:val="24"/>
+          <w:szCs w:val="24"/>
+        </w:rPr>
+      </w:pPr>
+      <w:r>
+        <w:rPr>
+          <w:rFonts w:cstheme="minorHAnsi"/>
+          <w:sz w:val="24"/>
+          <w:szCs w:val="24"/>
+        </w:rPr>
+        <w:t xml:space="preserve">Neuronová síť (YOLO11) ve spolupráci s IP kamerami dokáže detekovat nejen přítomnost slepic, ale i potenciálních predátorů (například </w:t>
+      </w:r>
+      <w:r>
+        <w:rPr>
+          <w:rFonts w:cstheme="minorHAnsi"/>
+          <w:sz w:val="24"/>
+          <w:szCs w:val="24"/>
+        </w:rPr>
+        <w:t>pes nebo</w:t>
+      </w:r>
+      <w:r>
+        <w:rPr>
+          <w:rFonts w:cstheme="minorHAnsi"/>
+          <w:sz w:val="24"/>
+          <w:szCs w:val="24"/>
+        </w:rPr>
+        <w:t xml:space="preserve"> </w:t>
+      </w:r>
+      <w:r>
+        <w:rPr>
+          <w:rFonts w:cstheme="minorHAnsi"/>
+          <w:sz w:val="24"/>
+          <w:szCs w:val="24"/>
+        </w:rPr>
+        <w:t>kuna</w:t>
+      </w:r>
+      <w:r>
+        <w:rPr>
+          <w:rFonts w:cstheme="minorHAnsi"/>
+          <w:sz w:val="24"/>
+          <w:szCs w:val="24"/>
+        </w:rPr>
+        <w:t>). Systém automaticky zasílá varovné zprávy ve chvíli, kdy je zjištěna podezřelá aktivita, což umožňuje chovateli ihned reagovat (buď vzdáleným ovládáním, nebo informováním sousedů).</w:t>
+      </w:r>
+    </w:p>
+    <w:p>
+      <w:pPr>
+        <w:pStyle w:val="Odstavecseseznamem"/>
+        <w:numPr>
+          <w:ilvl w:val="0"/>
+          <w:numId w:val="3"/>
+        </w:numPr>
+        <w:jc w:val="both"/>
+        <w:rPr>
+          <w:rFonts w:cstheme="minorHAnsi"/>
+          <w:sz w:val="24"/>
+          <w:szCs w:val="24"/>
+          <w:u w:val="single"/>
+        </w:rPr>
+      </w:pPr>
+      <w:r>
+        <w:rPr>
+          <w:rFonts w:cstheme="minorHAnsi"/>
+          <w:sz w:val="24"/>
+          <w:szCs w:val="24"/>
+          <w:u w:val="single"/>
+        </w:rPr>
+        <w:t>Monitoring snášky a prostředí</w:t>
+      </w:r>
+    </w:p>
+    <w:p>
+      <w:pPr>
+        <w:pStyle w:val="Odstavecseseznamem"/>
+        <w:jc w:val="both"/>
+        <w:rPr>
+          <w:rFonts w:cstheme="minorHAnsi"/>
+          <w:sz w:val="24"/>
+          <w:szCs w:val="24"/>
+        </w:rPr>
+      </w:pPr>
+      <w:r>
+        <w:rPr>
+          <w:rFonts w:cstheme="minorHAnsi"/>
+          <w:sz w:val="24"/>
+          <w:szCs w:val="24"/>
+        </w:rPr>
+        <w:t>Digitální váhy pod hnízdy sledují nejen změny počtu vajec, ale i přítomnost slepice v hnízdě, což umožňuje diferenciaci mezi sezením na vejcích a samotnou snáškou. Data o teplotě a vlhkosti se zaznamenávají automaticky s možností upozorňovat na krizové hodnoty (například extrémní chlad v zimě).</w:t>
+      </w:r>
+    </w:p>
+    <w:p>
+      <w:pPr>
+        <w:pStyle w:val="Odstavecseseznamem"/>
+        <w:numPr>
+          <w:ilvl w:val="0"/>
+          <w:numId w:val="3"/>
+        </w:numPr>
+        <w:jc w:val="both"/>
+        <w:rPr>
+          <w:rFonts w:cstheme="minorHAnsi"/>
+          <w:sz w:val="24"/>
+          <w:szCs w:val="24"/>
+          <w:u w:val="single"/>
+        </w:rPr>
+      </w:pPr>
+      <w:r>
+        <w:rPr>
+          <w:rFonts w:cstheme="minorHAnsi"/>
+          <w:sz w:val="24"/>
+          <w:szCs w:val="24"/>
+          <w:u w:val="single"/>
+        </w:rPr>
+        <w:t>Uživatelská statistika a analytika</w:t>
+      </w:r>
+    </w:p>
+    <w:p>
+      <w:pPr>
+        <w:pStyle w:val="Odstavecseseznamem"/>
+        <w:jc w:val="both"/>
+        <w:rPr>
+          <w:rFonts w:cstheme="minorHAnsi"/>
+          <w:sz w:val="24"/>
+          <w:szCs w:val="24"/>
+        </w:rPr>
+      </w:pPr>
+      <w:r>
+        <w:rPr>
+          <w:rFonts w:cstheme="minorHAnsi"/>
+          <w:sz w:val="24"/>
+          <w:szCs w:val="24"/>
+        </w:rPr>
+        <w:t xml:space="preserve">Statistická data umožňují vyhodnocovat </w:t>
+      </w:r>
+      <w:r>
+        <w:rPr>
+          <w:rFonts w:cstheme="minorHAnsi"/>
+          <w:sz w:val="24"/>
+          <w:szCs w:val="24"/>
+        </w:rPr>
+        <w:t>množství snášených</w:t>
+      </w:r>
+      <w:r>
+        <w:rPr>
+          <w:rFonts w:cstheme="minorHAnsi"/>
+          <w:sz w:val="24"/>
+          <w:szCs w:val="24"/>
+        </w:rPr>
+        <w:t xml:space="preserve"> </w:t>
+      </w:r>
+      <w:r>
+        <w:rPr>
+          <w:rFonts w:cstheme="minorHAnsi"/>
+          <w:sz w:val="24"/>
+          <w:szCs w:val="24"/>
+        </w:rPr>
+        <w:t>v závislosti na čase a parametrech jako je teplota nebo vlhkost</w:t>
+      </w:r>
+      <w:r>
+        <w:rPr>
+          <w:rFonts w:cstheme="minorHAnsi"/>
+          <w:sz w:val="24"/>
+          <w:szCs w:val="24"/>
+        </w:rPr>
+        <w:t>. To přináší potenciál nejen ke zpětnému vyhodnocení, ale i k budoucí optimalizaci nastavení (například zavírání dvířek, řízení teploty apod.).</w:t>
+      </w:r>
+    </w:p>
+    <w:p>
+      <w:pPr>
+        <w:jc w:val="both"/>
+        <w:rPr>
+          <w:rFonts w:cstheme="minorHAnsi"/>
+          <w:sz w:val="24"/>
+          <w:szCs w:val="24"/>
+        </w:rPr>
+      </w:pPr>
+    </w:p>
+    <w:p>
+      <w:pPr>
+        <w:jc w:val="both"/>
+        <w:rPr>
+          <w:rFonts w:cstheme="minorHAnsi"/>
+          <w:sz w:val="24"/>
+          <w:szCs w:val="24"/>
+        </w:rPr>
+      </w:pPr>
+      <w:r>
+        <w:rPr>
+          <w:rFonts w:cstheme="minorHAnsi"/>
+          <w:sz w:val="24"/>
+          <w:szCs w:val="24"/>
+        </w:rPr>
+        <w:t>Během reálného provozu byl</w:t>
+      </w:r>
+      <w:r>
+        <w:rPr>
+          <w:rFonts w:cstheme="minorHAnsi"/>
+          <w:sz w:val="24"/>
+          <w:szCs w:val="24"/>
+        </w:rPr>
+        <w:t>a</w:t>
+      </w:r>
+      <w:r>
+        <w:rPr>
+          <w:rFonts w:cstheme="minorHAnsi"/>
+          <w:sz w:val="24"/>
+          <w:szCs w:val="24"/>
+        </w:rPr>
+        <w:t xml:space="preserve"> identifikován</w:t>
+      </w:r>
+      <w:r>
+        <w:rPr>
+          <w:rFonts w:cstheme="minorHAnsi"/>
+          <w:sz w:val="24"/>
+          <w:szCs w:val="24"/>
+        </w:rPr>
+        <w:t>a</w:t>
+      </w:r>
+      <w:r>
+        <w:rPr>
+          <w:rFonts w:cstheme="minorHAnsi"/>
+          <w:sz w:val="24"/>
+          <w:szCs w:val="24"/>
+        </w:rPr>
+        <w:t xml:space="preserve"> následující slabá místa:</w:t>
+      </w:r>
+    </w:p>
+    <w:p>
+      <w:pPr>
+        <w:pStyle w:val="Odstavecseseznamem"/>
+        <w:numPr>
+          <w:ilvl w:val="0"/>
+          <w:numId w:val="1"/>
+        </w:numPr>
+        <w:jc w:val="both"/>
+        <w:rPr>
+          <w:rFonts w:cstheme="minorHAnsi"/>
+          <w:sz w:val="24"/>
+          <w:szCs w:val="24"/>
+        </w:rPr>
+      </w:pPr>
+      <w:r>
+        <w:rPr>
+          <w:rFonts w:cstheme="minorHAnsi"/>
+          <w:sz w:val="24"/>
+          <w:szCs w:val="24"/>
+        </w:rPr>
+        <w:t>Přesnost detekce objektů závisí na kvalitě kamerového obrazu, světelných podmínkách a pohybu zvířat. Model YOLO</w:t>
+      </w:r>
+      <w:r>
+        <w:rPr>
+          <w:rFonts w:cstheme="minorHAnsi"/>
+          <w:sz w:val="24"/>
+          <w:szCs w:val="24"/>
+        </w:rPr>
+        <w:t>11</w:t>
+      </w:r>
+      <w:r>
+        <w:rPr>
+          <w:rFonts w:cstheme="minorHAnsi"/>
+          <w:sz w:val="24"/>
+          <w:szCs w:val="24"/>
+        </w:rPr>
+        <w:t xml:space="preserve"> přesto poskytl solidní výsledky při přizpůsobení trénovacích dat konkrétním podmínkám.</w:t>
+      </w:r>
+    </w:p>
+    <w:p>
+      <w:pPr>
+        <w:pStyle w:val="Odstavecseseznamem"/>
+        <w:numPr>
+          <w:ilvl w:val="0"/>
+          <w:numId w:val="1"/>
+        </w:numPr>
+        <w:jc w:val="both"/>
+        <w:rPr>
+          <w:rFonts w:cstheme="minorHAnsi"/>
+          <w:sz w:val="24"/>
+          <w:szCs w:val="24"/>
+        </w:rPr>
+      </w:pPr>
+      <w:r>
+        <w:rPr>
+          <w:rFonts w:cstheme="minorHAnsi"/>
+          <w:sz w:val="24"/>
+          <w:szCs w:val="24"/>
+        </w:rPr>
+        <w:t>Detekce vetřelců za zhoršené viditelnosti zůstává výzvou</w:t>
+      </w:r>
+      <w:r>
+        <w:rPr>
+          <w:rFonts w:cstheme="minorHAnsi"/>
+          <w:sz w:val="24"/>
+          <w:szCs w:val="24"/>
+        </w:rPr>
+        <w:t>.</w:t>
+      </w:r>
+      <w:r>
+        <w:rPr>
+          <w:rFonts w:cstheme="minorHAnsi"/>
+          <w:sz w:val="24"/>
+          <w:szCs w:val="24"/>
+        </w:rPr>
+        <w:t xml:space="preserve"> </w:t>
+      </w:r>
+      <w:r>
+        <w:rPr>
+          <w:rFonts w:cstheme="minorHAnsi"/>
+          <w:sz w:val="24"/>
+          <w:szCs w:val="24"/>
+        </w:rPr>
+        <w:t xml:space="preserve">U levných kamer se </w:t>
+      </w:r>
+      <w:r>
+        <w:rPr>
+          <w:rFonts w:cstheme="minorHAnsi"/>
+          <w:sz w:val="24"/>
+          <w:szCs w:val="24"/>
+        </w:rPr>
+        <w:t xml:space="preserve">za snížené viditelnosti </w:t>
+      </w:r>
+      <w:r>
+        <w:rPr>
+          <w:rFonts w:cstheme="minorHAnsi"/>
+          <w:sz w:val="24"/>
+          <w:szCs w:val="24"/>
+        </w:rPr>
+        <w:t xml:space="preserve">výrazně </w:t>
+      </w:r>
+      <w:proofErr w:type="gramStart"/>
+      <w:r>
+        <w:rPr>
+          <w:rFonts w:cstheme="minorHAnsi"/>
+          <w:sz w:val="24"/>
+          <w:szCs w:val="24"/>
+        </w:rPr>
+        <w:t>zhorší</w:t>
+      </w:r>
+      <w:proofErr w:type="gramEnd"/>
+      <w:r>
+        <w:rPr>
+          <w:rFonts w:cstheme="minorHAnsi"/>
+          <w:sz w:val="24"/>
+          <w:szCs w:val="24"/>
+        </w:rPr>
+        <w:t xml:space="preserve"> rozlišení a obraz přejde do černobílého rozsahu s čímž aktuální neuronová síť tolik nepočítá</w:t>
+      </w:r>
+      <w:r>
+        <w:rPr>
+          <w:rFonts w:cstheme="minorHAnsi"/>
+          <w:sz w:val="24"/>
+          <w:szCs w:val="24"/>
+        </w:rPr>
+        <w:t xml:space="preserve">. Řešením by mohla být </w:t>
+      </w:r>
+      <w:r>
+        <w:rPr>
+          <w:rFonts w:cstheme="minorHAnsi"/>
+          <w:sz w:val="24"/>
+          <w:szCs w:val="24"/>
+        </w:rPr>
+        <w:t>úprava</w:t>
+      </w:r>
+      <w:r>
+        <w:rPr>
+          <w:rFonts w:cstheme="minorHAnsi"/>
+          <w:sz w:val="24"/>
+          <w:szCs w:val="24"/>
+        </w:rPr>
+        <w:t xml:space="preserve"> hardwaru a pokročilejší detekční algoritmy.</w:t>
+      </w:r>
+    </w:p>
+    <w:p>
+      <w:pPr>
+        <w:pStyle w:val="Odstavecseseznamem"/>
+        <w:numPr>
+          <w:ilvl w:val="0"/>
+          <w:numId w:val="1"/>
+        </w:numPr>
+        <w:jc w:val="both"/>
+        <w:rPr>
+          <w:rFonts w:cstheme="minorHAnsi"/>
+          <w:sz w:val="24"/>
+          <w:szCs w:val="24"/>
+        </w:rPr>
+      </w:pPr>
+      <w:r>
+        <w:rPr>
+          <w:rFonts w:cstheme="minorHAnsi"/>
+          <w:sz w:val="24"/>
+          <w:szCs w:val="24"/>
+        </w:rPr>
+        <w:t xml:space="preserve">Automatické počítání vajec má limity v případě </w:t>
+      </w:r>
+      <w:r>
+        <w:rPr>
+          <w:rFonts w:cstheme="minorHAnsi"/>
+          <w:sz w:val="24"/>
+          <w:szCs w:val="24"/>
+        </w:rPr>
+        <w:t>nahromadění</w:t>
+      </w:r>
+      <w:r>
+        <w:rPr>
+          <w:rFonts w:cstheme="minorHAnsi"/>
+          <w:sz w:val="24"/>
+          <w:szCs w:val="24"/>
+        </w:rPr>
+        <w:t xml:space="preserve"> </w:t>
+      </w:r>
+      <w:r>
+        <w:rPr>
+          <w:rFonts w:cstheme="minorHAnsi"/>
+          <w:sz w:val="24"/>
+          <w:szCs w:val="24"/>
+        </w:rPr>
+        <w:t>většího počtu vajec</w:t>
+      </w:r>
+      <w:r>
+        <w:rPr>
+          <w:rFonts w:cstheme="minorHAnsi"/>
+          <w:sz w:val="24"/>
+          <w:szCs w:val="24"/>
+        </w:rPr>
+        <w:t xml:space="preserve"> pod jednu slepici</w:t>
+      </w:r>
+      <w:r>
+        <w:rPr>
+          <w:rFonts w:cstheme="minorHAnsi"/>
+          <w:sz w:val="24"/>
+          <w:szCs w:val="24"/>
+        </w:rPr>
+        <w:t>. Nevyhovující se ukázala i samotná konstrukce váhy, kterou bude potřeba vyztužit.</w:t>
+      </w:r>
+    </w:p>
+    <w:p>
+      <w:pPr>
+        <w:pStyle w:val="Odstavecseseznamem"/>
+        <w:numPr>
+          <w:ilvl w:val="0"/>
+          <w:numId w:val="1"/>
+        </w:numPr>
+        <w:jc w:val="both"/>
+        <w:rPr>
+          <w:rFonts w:cstheme="minorHAnsi"/>
+          <w:sz w:val="24"/>
+          <w:szCs w:val="24"/>
+        </w:rPr>
+      </w:pPr>
+      <w:r>
+        <w:rPr>
+          <w:rFonts w:cstheme="minorHAnsi"/>
+          <w:sz w:val="24"/>
+          <w:szCs w:val="24"/>
+        </w:rPr>
+        <w:lastRenderedPageBreak/>
+        <w:t xml:space="preserve">Naopak výrazně nad očekávání obstál systém v uživatelském </w:t>
+      </w:r>
+      <w:r>
+        <w:rPr>
+          <w:rFonts w:cstheme="minorHAnsi"/>
+          <w:sz w:val="24"/>
+          <w:szCs w:val="24"/>
+        </w:rPr>
+        <w:t>testování. U</w:t>
+      </w:r>
+      <w:r>
+        <w:rPr>
+          <w:rFonts w:cstheme="minorHAnsi"/>
+          <w:sz w:val="24"/>
+          <w:szCs w:val="24"/>
+        </w:rPr>
+        <w:t>živatelé</w:t>
+      </w:r>
+      <w:r>
+        <w:rPr>
+          <w:rFonts w:cstheme="minorHAnsi"/>
+          <w:sz w:val="24"/>
+          <w:szCs w:val="24"/>
+        </w:rPr>
+        <w:t>, kterým byl systém předváděn, neměli velké problémy s ovládáním systému a porozuměním způsobu jeho používání</w:t>
+      </w:r>
+      <w:r>
+        <w:rPr>
+          <w:rFonts w:cstheme="minorHAnsi"/>
+          <w:sz w:val="24"/>
+          <w:szCs w:val="24"/>
+        </w:rPr>
+        <w:t>.</w:t>
+      </w:r>
+    </w:p>
+    <w:p>
+      <w:pPr>
+        <w:jc w:val="both"/>
+        <w:rPr>
+          <w:rFonts w:cstheme="minorHAnsi"/>
+          <w:sz w:val="24"/>
+          <w:szCs w:val="24"/>
+        </w:rPr>
+      </w:pPr>
+      <w:r>
+        <w:rPr>
+          <w:rFonts w:cstheme="minorHAnsi"/>
+          <w:sz w:val="24"/>
+          <w:szCs w:val="24"/>
+        </w:rPr>
+        <w:t>Ve srovnání s konkurenčními spíše jednoúčelovými systémy má</w:t>
+      </w:r>
+      <w:r>
+        <w:rPr>
+          <w:rFonts w:cstheme="minorHAnsi"/>
+          <w:sz w:val="24"/>
+          <w:szCs w:val="24"/>
+        </w:rPr>
+        <w:t xml:space="preserve"> Coopmaster následující výhody:</w:t>
+      </w:r>
+    </w:p>
+    <w:p>
+      <w:pPr>
+        <w:pStyle w:val="Odstavecseseznamem"/>
+        <w:numPr>
+          <w:ilvl w:val="0"/>
+          <w:numId w:val="2"/>
+        </w:numPr>
+        <w:jc w:val="both"/>
+        <w:rPr>
+          <w:rFonts w:cstheme="minorHAnsi"/>
+          <w:sz w:val="24"/>
+          <w:szCs w:val="24"/>
+        </w:rPr>
+      </w:pPr>
+      <w:r>
+        <w:rPr>
+          <w:rFonts w:cstheme="minorHAnsi"/>
+          <w:sz w:val="24"/>
+          <w:szCs w:val="24"/>
+        </w:rPr>
+        <w:t xml:space="preserve">Komplexita: spojení </w:t>
+      </w:r>
+      <w:r>
+        <w:rPr>
+          <w:rFonts w:cstheme="minorHAnsi"/>
+          <w:sz w:val="24"/>
+          <w:szCs w:val="24"/>
+        </w:rPr>
+        <w:t>monitoringu</w:t>
+      </w:r>
+      <w:r>
+        <w:rPr>
+          <w:rFonts w:cstheme="minorHAnsi"/>
+          <w:sz w:val="24"/>
+          <w:szCs w:val="24"/>
+        </w:rPr>
+        <w:t xml:space="preserve">, ovládání a </w:t>
+      </w:r>
+      <w:r>
+        <w:rPr>
+          <w:rFonts w:cstheme="minorHAnsi"/>
+          <w:sz w:val="24"/>
+          <w:szCs w:val="24"/>
+        </w:rPr>
+        <w:t>analýzy</w:t>
+      </w:r>
+      <w:r>
+        <w:rPr>
+          <w:rFonts w:cstheme="minorHAnsi"/>
+          <w:sz w:val="24"/>
+          <w:szCs w:val="24"/>
+        </w:rPr>
+        <w:t xml:space="preserve"> v jednom systému</w:t>
+      </w:r>
+    </w:p>
+    <w:p>
+      <w:pPr>
+        <w:pStyle w:val="Odstavecseseznamem"/>
+        <w:numPr>
+          <w:ilvl w:val="0"/>
+          <w:numId w:val="2"/>
+        </w:numPr>
+        <w:jc w:val="both"/>
+        <w:rPr>
+          <w:rFonts w:cstheme="minorHAnsi"/>
+          <w:sz w:val="24"/>
+          <w:szCs w:val="24"/>
+        </w:rPr>
+      </w:pPr>
+      <w:r>
+        <w:rPr>
+          <w:rFonts w:cstheme="minorHAnsi"/>
+          <w:sz w:val="24"/>
+          <w:szCs w:val="24"/>
+        </w:rPr>
+        <w:t>Škálovatelnost: možnost připojit další zařízení</w:t>
+      </w:r>
+      <w:r>
+        <w:rPr>
+          <w:rFonts w:cstheme="minorHAnsi"/>
+          <w:sz w:val="24"/>
+          <w:szCs w:val="24"/>
+        </w:rPr>
+        <w:t xml:space="preserve"> a</w:t>
+      </w:r>
+      <w:r>
+        <w:rPr>
+          <w:rFonts w:cstheme="minorHAnsi"/>
+          <w:sz w:val="24"/>
+          <w:szCs w:val="24"/>
+        </w:rPr>
+        <w:t xml:space="preserve"> </w:t>
+      </w:r>
+      <w:r>
+        <w:rPr>
+          <w:rFonts w:cstheme="minorHAnsi"/>
+          <w:sz w:val="24"/>
+          <w:szCs w:val="24"/>
+        </w:rPr>
+        <w:t>přidat</w:t>
+      </w:r>
+      <w:r>
+        <w:rPr>
+          <w:rFonts w:cstheme="minorHAnsi"/>
+          <w:sz w:val="24"/>
+          <w:szCs w:val="24"/>
+        </w:rPr>
+        <w:t xml:space="preserve"> nové funkce</w:t>
+      </w:r>
+    </w:p>
+    <w:p>
+      <w:pPr>
+        <w:pStyle w:val="Odstavecseseznamem"/>
+        <w:numPr>
+          <w:ilvl w:val="0"/>
+          <w:numId w:val="2"/>
+        </w:numPr>
+        <w:jc w:val="both"/>
+        <w:rPr>
+          <w:rFonts w:cstheme="minorHAnsi"/>
+          <w:sz w:val="24"/>
+          <w:szCs w:val="24"/>
+        </w:rPr>
+      </w:pPr>
+      <w:r>
+        <w:rPr>
+          <w:rFonts w:cstheme="minorHAnsi"/>
+          <w:sz w:val="24"/>
+          <w:szCs w:val="24"/>
+        </w:rPr>
+        <w:t>Intuitivní uživatelské rozhraní: vhodné pro uživatele všech úrovní</w:t>
+      </w:r>
+    </w:p>
+    <w:p>
+      <w:pPr>
+        <w:pStyle w:val="Odstavecseseznamem"/>
+        <w:numPr>
+          <w:ilvl w:val="0"/>
+          <w:numId w:val="2"/>
+        </w:numPr>
+        <w:jc w:val="both"/>
+        <w:rPr>
+          <w:rFonts w:cstheme="minorHAnsi"/>
+          <w:sz w:val="24"/>
+          <w:szCs w:val="24"/>
+        </w:rPr>
+      </w:pPr>
+      <w:r>
+        <w:rPr>
+          <w:rFonts w:cstheme="minorHAnsi"/>
+          <w:sz w:val="24"/>
+          <w:szCs w:val="24"/>
+        </w:rPr>
+        <w:t>Nízké náklady</w:t>
+      </w:r>
+      <w:r>
+        <w:rPr>
+          <w:rFonts w:cstheme="minorHAnsi"/>
+          <w:sz w:val="24"/>
+          <w:szCs w:val="24"/>
+        </w:rPr>
+        <w:t>: využití</w:t>
+      </w:r>
+      <w:r>
+        <w:rPr>
+          <w:rFonts w:cstheme="minorHAnsi"/>
+          <w:sz w:val="24"/>
+          <w:szCs w:val="24"/>
+        </w:rPr>
+        <w:t xml:space="preserve"> </w:t>
+      </w:r>
+      <w:r>
+        <w:rPr>
+          <w:rFonts w:cstheme="minorHAnsi"/>
+          <w:sz w:val="24"/>
+          <w:szCs w:val="24"/>
+        </w:rPr>
+        <w:t>levných</w:t>
+      </w:r>
+      <w:r>
+        <w:rPr>
+          <w:rFonts w:cstheme="minorHAnsi"/>
+          <w:sz w:val="24"/>
+          <w:szCs w:val="24"/>
+        </w:rPr>
+        <w:t xml:space="preserve"> běžně dostupných</w:t>
+      </w:r>
+      <w:r>
+        <w:rPr>
+          <w:rFonts w:cstheme="minorHAnsi"/>
+          <w:sz w:val="24"/>
+          <w:szCs w:val="24"/>
+        </w:rPr>
+        <w:t xml:space="preserve"> </w:t>
+      </w:r>
+      <w:r>
+        <w:rPr>
+          <w:rFonts w:cstheme="minorHAnsi"/>
+          <w:sz w:val="24"/>
+          <w:szCs w:val="24"/>
+        </w:rPr>
+        <w:t>komponent</w:t>
+      </w:r>
+    </w:p>
+    <w:p>
+      <w:pPr>
+        <w:pStyle w:val="Odstavecseseznamem"/>
+        <w:numPr>
+          <w:ilvl w:val="0"/>
+          <w:numId w:val="2"/>
+        </w:numPr>
+        <w:jc w:val="both"/>
+        <w:rPr>
+          <w:rFonts w:cstheme="minorHAnsi"/>
+          <w:sz w:val="24"/>
+          <w:szCs w:val="24"/>
+        </w:rPr>
+      </w:pPr>
+      <w:r>
+        <w:rPr>
+          <w:rFonts w:cstheme="minorHAnsi"/>
+          <w:sz w:val="24"/>
+          <w:szCs w:val="24"/>
+        </w:rPr>
+        <w:t>Vzdálený přístup: ovládání skrze webové rozhraní Home Assistanta</w:t>
+      </w:r>
+    </w:p>
+    <w:p>
+      <w:pPr>
+        <w:jc w:val="both"/>
+        <w:rPr>
+          <w:rFonts w:cstheme="minorHAnsi"/>
+          <w:b/>
+          <w:bCs/>
+          <w:sz w:val="28"/>
+          <w:szCs w:val="28"/>
+        </w:rPr>
+      </w:pPr>
+      <w:r>
+        <w:rPr>
+          <w:rFonts w:cstheme="minorHAnsi"/>
+          <w:b/>
+          <w:bCs/>
+          <w:sz w:val="28"/>
+          <w:szCs w:val="28"/>
+        </w:rPr>
+        <w:t>Závěr</w:t>
+      </w:r>
+    </w:p>
+    <w:p>
+      <w:pPr>
+        <w:jc w:val="both"/>
+        <w:rPr>
+          <w:rFonts w:cstheme="minorHAnsi"/>
+          <w:sz w:val="24"/>
+          <w:szCs w:val="24"/>
+        </w:rPr>
+      </w:pPr>
+      <w:r>
+        <w:rPr>
+          <w:rFonts w:cstheme="minorHAnsi"/>
+          <w:sz w:val="24"/>
+          <w:szCs w:val="24"/>
+        </w:rPr>
+        <w:t>Při realizaci práce bylo úspěšně dosaženo hlavního cíle</w:t>
+      </w:r>
+      <w:r>
+        <w:rPr>
+          <w:rFonts w:cstheme="minorHAnsi"/>
+          <w:sz w:val="24"/>
+          <w:szCs w:val="24"/>
+        </w:rPr>
+        <w:t>. V</w:t>
+      </w:r>
+      <w:r>
+        <w:rPr>
+          <w:rFonts w:cstheme="minorHAnsi"/>
+          <w:sz w:val="24"/>
+          <w:szCs w:val="24"/>
+        </w:rPr>
+        <w:t xml:space="preserve">znikl robustní, </w:t>
+      </w:r>
+      <w:r>
+        <w:rPr>
+          <w:rFonts w:cstheme="minorHAnsi"/>
+          <w:sz w:val="24"/>
+          <w:szCs w:val="24"/>
+        </w:rPr>
+        <w:t>praxí</w:t>
+      </w:r>
+      <w:r>
+        <w:rPr>
+          <w:rFonts w:cstheme="minorHAnsi"/>
+          <w:sz w:val="24"/>
+          <w:szCs w:val="24"/>
+        </w:rPr>
+        <w:t xml:space="preserve"> ověřený systém, který významně snižuje nároky na </w:t>
+      </w:r>
+      <w:r>
+        <w:rPr>
+          <w:rFonts w:cstheme="minorHAnsi"/>
+          <w:sz w:val="24"/>
+          <w:szCs w:val="24"/>
+        </w:rPr>
+        <w:t>rutinní</w:t>
+      </w:r>
+      <w:r>
+        <w:rPr>
+          <w:rFonts w:cstheme="minorHAnsi"/>
+          <w:sz w:val="24"/>
+          <w:szCs w:val="24"/>
+        </w:rPr>
+        <w:t xml:space="preserve"> péči o chované slepice v domácích podmínkách a současně zvyšuje bezpečí a welfare celého hejna.</w:t>
+      </w:r>
+    </w:p>
+    <w:p>
+      <w:pPr>
+        <w:jc w:val="both"/>
+        <w:rPr>
+          <w:rFonts w:cstheme="minorHAnsi"/>
+          <w:sz w:val="24"/>
+          <w:szCs w:val="24"/>
+        </w:rPr>
+      </w:pPr>
+      <w:r>
+        <w:rPr>
+          <w:rFonts w:cstheme="minorHAnsi"/>
+          <w:sz w:val="24"/>
+          <w:szCs w:val="24"/>
+        </w:rPr>
+        <w:t>Aplikace</w:t>
+      </w:r>
+      <w:r>
+        <w:rPr>
+          <w:rFonts w:cstheme="minorHAnsi"/>
+          <w:sz w:val="24"/>
+          <w:szCs w:val="24"/>
+        </w:rPr>
+        <w:t xml:space="preserve"> technologií, jako jsou neuronové sítě, mikroservisní </w:t>
+      </w:r>
+      <w:r>
+        <w:rPr>
+          <w:rFonts w:cstheme="minorHAnsi"/>
+          <w:sz w:val="24"/>
+          <w:szCs w:val="24"/>
+        </w:rPr>
+        <w:t>architektura</w:t>
+      </w:r>
+      <w:r>
+        <w:rPr>
+          <w:rFonts w:cstheme="minorHAnsi"/>
+          <w:sz w:val="24"/>
+          <w:szCs w:val="24"/>
+        </w:rPr>
+        <w:t xml:space="preserve"> </w:t>
+      </w:r>
+      <w:r>
+        <w:rPr>
+          <w:rFonts w:cstheme="minorHAnsi"/>
+          <w:sz w:val="24"/>
+          <w:szCs w:val="24"/>
+        </w:rPr>
+        <w:t>či</w:t>
+      </w:r>
+      <w:r>
+        <w:rPr>
+          <w:rFonts w:cstheme="minorHAnsi"/>
+          <w:sz w:val="24"/>
+          <w:szCs w:val="24"/>
+        </w:rPr>
+        <w:t xml:space="preserve"> IoT </w:t>
+      </w:r>
+      <w:r>
+        <w:rPr>
+          <w:rFonts w:cstheme="minorHAnsi"/>
+          <w:sz w:val="24"/>
+          <w:szCs w:val="24"/>
+        </w:rPr>
+        <w:t>platformy</w:t>
+      </w:r>
+      <w:r>
+        <w:rPr>
+          <w:rFonts w:cstheme="minorHAnsi"/>
+          <w:sz w:val="24"/>
+          <w:szCs w:val="24"/>
+        </w:rPr>
+        <w:t>, vedla ke vzniku uživatelsky přístupného a snadno rozšiřitelného řešení, které umožňuje:</w:t>
+      </w:r>
+    </w:p>
+    <w:p>
+      <w:pPr>
+        <w:pStyle w:val="Odstavecseseznamem"/>
+        <w:numPr>
+          <w:ilvl w:val="0"/>
+          <w:numId w:val="6"/>
+        </w:numPr>
+        <w:jc w:val="both"/>
+        <w:rPr>
+          <w:rFonts w:cstheme="minorHAnsi"/>
+          <w:sz w:val="24"/>
+          <w:szCs w:val="24"/>
+        </w:rPr>
+      </w:pPr>
+      <w:r>
+        <w:rPr>
+          <w:rFonts w:cstheme="minorHAnsi"/>
+          <w:sz w:val="24"/>
+          <w:szCs w:val="24"/>
+        </w:rPr>
+        <w:t>V</w:t>
+      </w:r>
+      <w:r>
+        <w:rPr>
+          <w:rFonts w:cstheme="minorHAnsi"/>
+          <w:sz w:val="24"/>
+          <w:szCs w:val="24"/>
+        </w:rPr>
+        <w:t>zdálen</w:t>
+      </w:r>
+      <w:r>
+        <w:rPr>
+          <w:rFonts w:cstheme="minorHAnsi"/>
+          <w:sz w:val="24"/>
+          <w:szCs w:val="24"/>
+        </w:rPr>
+        <w:t>ě</w:t>
+      </w:r>
+      <w:r>
+        <w:rPr>
+          <w:rFonts w:cstheme="minorHAnsi"/>
+          <w:sz w:val="24"/>
+          <w:szCs w:val="24"/>
+        </w:rPr>
+        <w:t xml:space="preserve"> dohl</w:t>
+      </w:r>
+      <w:r>
+        <w:rPr>
+          <w:rFonts w:cstheme="minorHAnsi"/>
+          <w:sz w:val="24"/>
+          <w:szCs w:val="24"/>
+        </w:rPr>
+        <w:t>ížet</w:t>
+      </w:r>
+      <w:r>
+        <w:rPr>
+          <w:rFonts w:cstheme="minorHAnsi"/>
+          <w:sz w:val="24"/>
+          <w:szCs w:val="24"/>
+        </w:rPr>
+        <w:t xml:space="preserve"> a ovlád</w:t>
+      </w:r>
+      <w:r>
+        <w:rPr>
+          <w:rFonts w:cstheme="minorHAnsi"/>
+          <w:sz w:val="24"/>
+          <w:szCs w:val="24"/>
+        </w:rPr>
+        <w:t>at zařízení v kurníku</w:t>
+      </w:r>
+    </w:p>
+    <w:p>
+      <w:pPr>
+        <w:pStyle w:val="Odstavecseseznamem"/>
+        <w:numPr>
+          <w:ilvl w:val="0"/>
+          <w:numId w:val="6"/>
+        </w:numPr>
+        <w:jc w:val="both"/>
+        <w:rPr>
+          <w:rFonts w:cstheme="minorHAnsi"/>
+          <w:sz w:val="24"/>
+          <w:szCs w:val="24"/>
+        </w:rPr>
+      </w:pPr>
+      <w:r>
+        <w:rPr>
+          <w:rFonts w:cstheme="minorHAnsi"/>
+          <w:sz w:val="24"/>
+          <w:szCs w:val="24"/>
+        </w:rPr>
+        <w:t>A</w:t>
+      </w:r>
+      <w:r>
+        <w:rPr>
+          <w:rFonts w:cstheme="minorHAnsi"/>
+          <w:sz w:val="24"/>
+          <w:szCs w:val="24"/>
+        </w:rPr>
+        <w:t>utomatiz</w:t>
+      </w:r>
+      <w:r>
+        <w:rPr>
+          <w:rFonts w:cstheme="minorHAnsi"/>
+          <w:sz w:val="24"/>
+          <w:szCs w:val="24"/>
+        </w:rPr>
+        <w:t>ovat</w:t>
+      </w:r>
+      <w:r>
+        <w:rPr>
+          <w:rFonts w:cstheme="minorHAnsi"/>
+          <w:sz w:val="24"/>
+          <w:szCs w:val="24"/>
+        </w:rPr>
+        <w:t xml:space="preserve"> rutinní činnost</w:t>
+      </w:r>
+      <w:r>
+        <w:rPr>
+          <w:rFonts w:cstheme="minorHAnsi"/>
+          <w:sz w:val="24"/>
+          <w:szCs w:val="24"/>
+        </w:rPr>
+        <w:t>i</w:t>
+      </w:r>
+    </w:p>
+    <w:p>
+      <w:pPr>
+        <w:pStyle w:val="Odstavecseseznamem"/>
+        <w:numPr>
+          <w:ilvl w:val="0"/>
+          <w:numId w:val="6"/>
+        </w:numPr>
+        <w:jc w:val="both"/>
+        <w:rPr>
+          <w:rFonts w:cstheme="minorHAnsi"/>
+          <w:sz w:val="24"/>
+          <w:szCs w:val="24"/>
+        </w:rPr>
+      </w:pPr>
+      <w:r>
+        <w:rPr>
+          <w:rFonts w:cstheme="minorHAnsi"/>
+          <w:sz w:val="24"/>
+          <w:szCs w:val="24"/>
+        </w:rPr>
+        <w:t>P</w:t>
+      </w:r>
+      <w:r>
+        <w:rPr>
+          <w:rFonts w:cstheme="minorHAnsi"/>
+          <w:sz w:val="24"/>
+          <w:szCs w:val="24"/>
+        </w:rPr>
+        <w:t>řesn</w:t>
+      </w:r>
+      <w:r>
+        <w:rPr>
+          <w:rFonts w:cstheme="minorHAnsi"/>
+          <w:sz w:val="24"/>
+          <w:szCs w:val="24"/>
+        </w:rPr>
+        <w:t>ě</w:t>
+      </w:r>
+      <w:r>
+        <w:rPr>
+          <w:rFonts w:cstheme="minorHAnsi"/>
+          <w:sz w:val="24"/>
+          <w:szCs w:val="24"/>
+        </w:rPr>
+        <w:t xml:space="preserve"> sledov</w:t>
+      </w:r>
+      <w:r>
+        <w:rPr>
+          <w:rFonts w:cstheme="minorHAnsi"/>
+          <w:sz w:val="24"/>
+          <w:szCs w:val="24"/>
+        </w:rPr>
+        <w:t>at</w:t>
+      </w:r>
+      <w:r>
+        <w:rPr>
+          <w:rFonts w:cstheme="minorHAnsi"/>
+          <w:sz w:val="24"/>
+          <w:szCs w:val="24"/>
+        </w:rPr>
+        <w:t xml:space="preserve"> </w:t>
+      </w:r>
+      <w:r>
+        <w:rPr>
+          <w:rFonts w:cstheme="minorHAnsi"/>
+          <w:sz w:val="24"/>
+          <w:szCs w:val="24"/>
+        </w:rPr>
+        <w:t>snášku</w:t>
+      </w:r>
+      <w:r>
+        <w:rPr>
+          <w:rFonts w:cstheme="minorHAnsi"/>
+          <w:sz w:val="24"/>
+          <w:szCs w:val="24"/>
+        </w:rPr>
+        <w:t xml:space="preserve"> a prostředí</w:t>
+      </w:r>
+    </w:p>
+    <w:p>
+      <w:pPr>
+        <w:pStyle w:val="Odstavecseseznamem"/>
+        <w:numPr>
+          <w:ilvl w:val="0"/>
+          <w:numId w:val="6"/>
+        </w:numPr>
+        <w:jc w:val="both"/>
+        <w:rPr>
+          <w:rFonts w:cstheme="minorHAnsi"/>
+          <w:sz w:val="24"/>
+          <w:szCs w:val="24"/>
+        </w:rPr>
+      </w:pPr>
+      <w:r>
+        <w:rPr>
+          <w:rFonts w:cstheme="minorHAnsi"/>
+          <w:sz w:val="24"/>
+          <w:szCs w:val="24"/>
+        </w:rPr>
+        <w:t>R</w:t>
+      </w:r>
+      <w:r>
+        <w:rPr>
+          <w:rFonts w:cstheme="minorHAnsi"/>
+          <w:sz w:val="24"/>
+          <w:szCs w:val="24"/>
+        </w:rPr>
+        <w:t>ychl</w:t>
+      </w:r>
+      <w:r>
+        <w:rPr>
+          <w:rFonts w:cstheme="minorHAnsi"/>
+          <w:sz w:val="24"/>
+          <w:szCs w:val="24"/>
+        </w:rPr>
+        <w:t>e</w:t>
+      </w:r>
+      <w:r>
+        <w:rPr>
+          <w:rFonts w:cstheme="minorHAnsi"/>
+          <w:sz w:val="24"/>
+          <w:szCs w:val="24"/>
+        </w:rPr>
+        <w:t xml:space="preserve"> a efektivn</w:t>
+      </w:r>
+      <w:r>
+        <w:rPr>
+          <w:rFonts w:cstheme="minorHAnsi"/>
+          <w:sz w:val="24"/>
+          <w:szCs w:val="24"/>
+        </w:rPr>
+        <w:t>ě</w:t>
+      </w:r>
+      <w:r>
+        <w:rPr>
+          <w:rFonts w:cstheme="minorHAnsi"/>
+          <w:sz w:val="24"/>
+          <w:szCs w:val="24"/>
+        </w:rPr>
+        <w:t xml:space="preserve"> </w:t>
+      </w:r>
+      <w:r>
+        <w:rPr>
+          <w:rFonts w:cstheme="minorHAnsi"/>
+          <w:sz w:val="24"/>
+          <w:szCs w:val="24"/>
+        </w:rPr>
+        <w:t>reagovat</w:t>
+      </w:r>
+      <w:r>
+        <w:rPr>
+          <w:rFonts w:cstheme="minorHAnsi"/>
+          <w:sz w:val="24"/>
+          <w:szCs w:val="24"/>
+        </w:rPr>
+        <w:t xml:space="preserve"> na nestandardní situace</w:t>
+      </w:r>
+    </w:p>
+    <w:p>
+      <w:pPr>
+        <w:jc w:val="both"/>
+        <w:rPr>
+          <w:rFonts w:cstheme="minorHAnsi"/>
+          <w:sz w:val="24"/>
+          <w:szCs w:val="24"/>
+        </w:rPr>
+      </w:pPr>
+      <w:r>
+        <w:rPr>
+          <w:rFonts w:cstheme="minorHAnsi"/>
+          <w:sz w:val="24"/>
+          <w:szCs w:val="24"/>
+        </w:rPr>
+        <w:t>Výsledky z praktického nasazení ukazují, že systém je schopen dlouhodobého a stabilního provozu s minimální potřebou údržby, a to i v méně technicky vybaveném prostředí.</w:t>
+      </w:r>
+    </w:p>
+    <w:p>
+      <w:pPr>
+        <w:jc w:val="both"/>
+        <w:rPr>
+          <w:rFonts w:cstheme="minorHAnsi"/>
+          <w:sz w:val="24"/>
+          <w:szCs w:val="24"/>
+        </w:rPr>
+      </w:pPr>
+      <w:r>
+        <w:rPr>
+          <w:rFonts w:cstheme="minorHAnsi"/>
+          <w:sz w:val="24"/>
+          <w:szCs w:val="24"/>
+        </w:rPr>
+        <w:t>Limity systému, zejména v oblasti detekce za ztížených světelných podmínek a přesnosti některých analytických funkcí, jsou jasně identifikované a pilotní testování ukazuje směry jejich budoucího rozvoje</w:t>
+      </w:r>
+      <w:r>
+        <w:rPr>
+          <w:rFonts w:cstheme="minorHAnsi"/>
+          <w:sz w:val="24"/>
+          <w:szCs w:val="24"/>
+        </w:rPr>
+        <w:t>, které budou směřovat k</w:t>
+      </w:r>
+      <w:r>
+        <w:rPr>
+          <w:rFonts w:cstheme="minorHAnsi"/>
+          <w:sz w:val="24"/>
+          <w:szCs w:val="24"/>
+        </w:rPr>
+        <w:t xml:space="preserve"> vylepšení AI modelů, nasazení pokročilejších senzorů</w:t>
+      </w:r>
+      <w:r>
+        <w:rPr>
+          <w:rFonts w:cstheme="minorHAnsi"/>
+          <w:sz w:val="24"/>
+          <w:szCs w:val="24"/>
+        </w:rPr>
+        <w:t xml:space="preserve"> či vylepšení a zefektivnění jednotlivých služeb</w:t>
+      </w:r>
+      <w:r>
+        <w:rPr>
+          <w:rFonts w:cstheme="minorHAnsi"/>
+          <w:sz w:val="24"/>
+          <w:szCs w:val="24"/>
+        </w:rPr>
+        <w:t>.</w:t>
+      </w:r>
+    </w:p>
+    <w:p>
+      <w:pPr>
+        <w:jc w:val="both"/>
+        <w:rPr>
+          <w:rFonts w:cstheme="minorHAnsi"/>
+          <w:sz w:val="24"/>
+          <w:szCs w:val="24"/>
+        </w:rPr>
+      </w:pPr>
+      <w:r>
+        <w:rPr>
+          <w:rFonts w:cstheme="minorHAnsi"/>
+          <w:sz w:val="24"/>
+          <w:szCs w:val="24"/>
+        </w:rPr>
+        <w:t xml:space="preserve">Projekt tímto vytváří základ nejen pro </w:t>
+      </w:r>
+      <w:r>
+        <w:rPr>
+          <w:rFonts w:cstheme="minorHAnsi"/>
+          <w:sz w:val="24"/>
+          <w:szCs w:val="24"/>
+        </w:rPr>
+        <w:t xml:space="preserve">chytré </w:t>
+      </w:r>
+      <w:r>
+        <w:rPr>
+          <w:rFonts w:cstheme="minorHAnsi"/>
+          <w:sz w:val="24"/>
+          <w:szCs w:val="24"/>
+        </w:rPr>
+        <w:t>domácí malochov</w:t>
+      </w:r>
+      <w:r>
+        <w:rPr>
+          <w:rFonts w:cstheme="minorHAnsi"/>
+          <w:sz w:val="24"/>
+          <w:szCs w:val="24"/>
+        </w:rPr>
+        <w:t>y</w:t>
+      </w:r>
+      <w:r>
+        <w:rPr>
+          <w:rFonts w:cstheme="minorHAnsi"/>
+          <w:sz w:val="24"/>
+          <w:szCs w:val="24"/>
+        </w:rPr>
+        <w:t xml:space="preserve">, ale i pro komunitní sdílení zkušeností, další výzkum a inovace v oblasti automatizace a digitalizace zemědělství. Plánované vložení projektu do open source komunity Home Assistant zvýší dostupnost, motivaci a inspiraci dalších </w:t>
+      </w:r>
+      <w:r>
+        <w:rPr>
+          <w:rFonts w:cstheme="minorHAnsi"/>
+          <w:sz w:val="24"/>
+          <w:szCs w:val="24"/>
+        </w:rPr>
+        <w:t>nadšenců</w:t>
+      </w:r>
+      <w:r>
+        <w:rPr>
+          <w:rFonts w:cstheme="minorHAnsi"/>
+          <w:sz w:val="24"/>
+          <w:szCs w:val="24"/>
+        </w:rPr>
+        <w:t xml:space="preserve"> a podpoří rozvoj moderního zemědělstv</w:t>
+      </w:r>
+      <w:r>
+        <w:rPr>
+          <w:rFonts w:cstheme="minorHAnsi"/>
+          <w:sz w:val="24"/>
+          <w:szCs w:val="24"/>
+        </w:rPr>
+        <w:t>í</w:t>
+      </w:r>
+      <w:r>
+        <w:rPr>
+          <w:rFonts w:cstheme="minorHAnsi"/>
+          <w:sz w:val="24"/>
+          <w:szCs w:val="24"/>
+        </w:rPr>
+        <w:t>.</w:t>
+      </w:r>
+    </w:p>
+    <w:p>
+      <w:pPr>
+        <w:jc w:val="both"/>
+        <w:rPr>
+          <w:rFonts w:cstheme="minorHAnsi"/>
+          <w:sz w:val="24"/>
+          <w:szCs w:val="24"/>
+        </w:rPr>
+      </w:pPr>
+      <w:r>
+        <w:rPr>
+          <w:rFonts w:cstheme="minorHAnsi"/>
+          <w:sz w:val="24"/>
+          <w:szCs w:val="24"/>
+        </w:rPr>
+        <w:t>Celkově tak Coopmaster představuje významný a prakticky osvědčený krok vpřed v oblasti automatizace chovu hospodářských zvířat na úrovni malých chovatelů a může posloužit jako modelový příklad pro propojení IT technologií s běžným životem i v tradičních oblastech, kde bychom to ještě nedávno nečekali.</w:t>
+      </w:r>
+    </w:p>
+    <w:p>
+      <w:pPr>
+        <w:jc w:val="both"/>
+        <w:rPr>
+          <w:rFonts w:cstheme="minorHAnsi"/>
+          <w:sz w:val="24"/>
+          <w:szCs w:val="24"/>
+        </w:rPr>
+      </w:pPr>
+    </w:p>
+    <w:p>
+      <w:pPr>
+        <w:jc w:val="both"/>
+        <w:rPr>
+          <w:rFonts w:cstheme="minorHAnsi"/>
+          <w:sz w:val="24"/>
+          <w:szCs w:val="24"/>
+        </w:rPr>
+      </w:pPr>
+    </w:p>
+    <w:p>
+      <w:pPr>
+        <w:rPr>
+          <w:rFonts w:cstheme="minorHAnsi"/>
+          <w:b/>
+          <w:bCs/>
+          <w:sz w:val="24"/>
+          <w:szCs w:val="24"/>
+        </w:rPr>
+      </w:pPr>
+      <w:r>
+        <w:rPr>
+          <w:rFonts w:cstheme="minorHAnsi"/>
+          <w:sz w:val="24"/>
+          <w:szCs w:val="24"/>
+        </w:rPr>
+        <w:br w:type="page"/>
+      </w:r>
+      <w:r>
+        <w:rPr>
+          <w:rFonts w:cstheme="minorHAnsi"/>
+          <w:b/>
+          <w:bCs/>
+          <w:sz w:val="24"/>
+          <w:szCs w:val="24"/>
+        </w:rPr>
+        <w:lastRenderedPageBreak/>
+        <w:t>Použitá literatura:</w:t>
+      </w:r>
+    </w:p>
+    <w:p>
+      <w:pPr>
+        <w:numPr>
+          <w:ilvl w:val="0"/>
+          <w:numId w:val="10"/>
+        </w:numPr>
+        <w:spacing w:before="240" w:after="0" w:line="276" w:lineRule="auto"/>
+        <w:rPr>
+          <w:rFonts w:cstheme="minorHAnsi"/>
+          <w:sz w:val="24"/>
+          <w:szCs w:val="24"/>
+        </w:rPr>
+      </w:pPr>
+      <w:r>
+        <w:rPr>
+          <w:rFonts w:eastAsia="Times New Roman" w:cstheme="minorHAnsi"/>
+          <w:sz w:val="24"/>
+          <w:szCs w:val="24"/>
+        </w:rPr>
+        <w:t xml:space="preserve"> </w:t>
+      </w:r>
+      <w:r>
+        <w:rPr>
+          <w:rFonts w:cstheme="minorHAnsi"/>
+          <w:sz w:val="24"/>
+          <w:szCs w:val="24"/>
+        </w:rPr>
+        <w:t xml:space="preserve">YOLO, Ultralytics. Image </w:t>
+      </w:r>
+      <w:proofErr w:type="spellStart"/>
+      <w:r>
+        <w:rPr>
+          <w:rFonts w:cstheme="minorHAnsi"/>
+          <w:sz w:val="24"/>
+          <w:szCs w:val="24"/>
+        </w:rPr>
+        <w:t>Classification</w:t>
+      </w:r>
+      <w:proofErr w:type="spellEnd"/>
+      <w:r>
+        <w:rPr>
+          <w:rFonts w:cstheme="minorHAnsi"/>
+          <w:sz w:val="24"/>
+          <w:szCs w:val="24"/>
+        </w:rPr>
+        <w:t xml:space="preserve"> [online]. 2025 [vid. 2025-02-24]. Dostupné z:</w:t>
+      </w:r>
+      <w:hyperlink r:id="rId5" w:history="1">
+        <w:r>
+          <w:rPr>
+            <w:rStyle w:val="Hypertextovodkaz"/>
+            <w:rFonts w:cstheme="minorHAnsi"/>
+            <w:color w:val="auto"/>
+            <w:sz w:val="24"/>
+            <w:szCs w:val="24"/>
+          </w:rPr>
+          <w:t xml:space="preserve"> </w:t>
+        </w:r>
+      </w:hyperlink>
+      <w:hyperlink r:id="rId6" w:history="1">
+        <w:r>
+          <w:rPr>
+            <w:rStyle w:val="Hypertextovodkaz"/>
+            <w:rFonts w:cstheme="minorHAnsi"/>
+            <w:color w:val="1155CC"/>
+            <w:sz w:val="24"/>
+            <w:szCs w:val="24"/>
+          </w:rPr>
+          <w:t>https://www.ultralytics.com/glossary/image-classification</w:t>
+        </w:r>
+      </w:hyperlink>
+      <w:r>
+        <w:rPr>
+          <w:rFonts w:cstheme="minorHAnsi"/>
+          <w:sz w:val="24"/>
+          <w:szCs w:val="24"/>
+        </w:rPr>
+        <w:t>.</w:t>
+      </w:r>
+      <w:r>
+        <w:rPr>
+          <w:rFonts w:cstheme="minorHAnsi"/>
+          <w:sz w:val="24"/>
+          <w:szCs w:val="24"/>
+        </w:rPr>
+        <w:br/>
+      </w:r>
+    </w:p>
+    <w:p>
+      <w:pPr>
+        <w:numPr>
+          <w:ilvl w:val="0"/>
+          <w:numId w:val="10"/>
+        </w:numPr>
+        <w:spacing w:after="0" w:line="276" w:lineRule="auto"/>
+        <w:rPr>
+          <w:rFonts w:cstheme="minorHAnsi"/>
+          <w:sz w:val="24"/>
+          <w:szCs w:val="24"/>
+        </w:rPr>
+      </w:pPr>
+      <w:r>
+        <w:rPr>
+          <w:rFonts w:eastAsia="Times New Roman" w:cstheme="minorHAnsi"/>
+          <w:sz w:val="24"/>
+          <w:szCs w:val="24"/>
+        </w:rPr>
+        <w:t xml:space="preserve"> </w:t>
+      </w:r>
+      <w:r>
+        <w:rPr>
+          <w:rFonts w:cstheme="minorHAnsi"/>
+          <w:sz w:val="24"/>
+          <w:szCs w:val="24"/>
+        </w:rPr>
+        <w:t>ETECHBLOGCZ. Úvod do neuronových sítí [online]. 2023 [vid. 2025-02-24]. Dostupné z:</w:t>
+      </w:r>
+      <w:hyperlink r:id="rId7" w:history="1">
+        <w:r>
+          <w:rPr>
+            <w:rStyle w:val="Hypertextovodkaz"/>
+            <w:rFonts w:cstheme="minorHAnsi"/>
+            <w:color w:val="auto"/>
+            <w:sz w:val="24"/>
+            <w:szCs w:val="24"/>
+          </w:rPr>
+          <w:t xml:space="preserve"> </w:t>
+        </w:r>
+      </w:hyperlink>
+      <w:hyperlink r:id="rId8" w:history="1">
+        <w:r>
+          <w:rPr>
+            <w:rStyle w:val="Hypertextovodkaz"/>
+            <w:rFonts w:cstheme="minorHAnsi"/>
+            <w:color w:val="1155CC"/>
+            <w:sz w:val="24"/>
+            <w:szCs w:val="24"/>
+          </w:rPr>
+          <w:t>https://etechblog.cz/uvod-do-neuronovych-siti-5-learning-resources/</w:t>
+        </w:r>
+      </w:hyperlink>
+      <w:r>
+        <w:rPr>
+          <w:rFonts w:cstheme="minorHAnsi"/>
+          <w:sz w:val="24"/>
+          <w:szCs w:val="24"/>
+        </w:rPr>
+        <w:t>.</w:t>
+      </w:r>
+      <w:r>
+        <w:rPr>
+          <w:rFonts w:cstheme="minorHAnsi"/>
+          <w:sz w:val="24"/>
+          <w:szCs w:val="24"/>
+        </w:rPr>
+        <w:br/>
+      </w:r>
+    </w:p>
+    <w:p>
+      <w:pPr>
+        <w:numPr>
+          <w:ilvl w:val="0"/>
+          <w:numId w:val="10"/>
+        </w:numPr>
+        <w:spacing w:after="0" w:line="276" w:lineRule="auto"/>
+        <w:rPr>
+          <w:rFonts w:cstheme="minorHAnsi"/>
+          <w:sz w:val="24"/>
+          <w:szCs w:val="24"/>
+        </w:rPr>
+      </w:pPr>
+      <w:r>
+        <w:rPr>
+          <w:rFonts w:eastAsia="Times New Roman" w:cstheme="minorHAnsi"/>
+          <w:sz w:val="24"/>
+          <w:szCs w:val="24"/>
+        </w:rPr>
+        <w:t xml:space="preserve"> </w:t>
+      </w:r>
+      <w:r>
+        <w:rPr>
+          <w:rFonts w:cstheme="minorHAnsi"/>
+          <w:sz w:val="24"/>
+          <w:szCs w:val="24"/>
+        </w:rPr>
+        <w:t xml:space="preserve">INC., Ultralytics. Ultralytics </w:t>
+      </w:r>
+      <w:proofErr w:type="spellStart"/>
+      <w:r>
+        <w:rPr>
+          <w:rFonts w:cstheme="minorHAnsi"/>
+          <w:sz w:val="24"/>
+          <w:szCs w:val="24"/>
+        </w:rPr>
+        <w:t>Yolo</w:t>
+      </w:r>
+      <w:proofErr w:type="spellEnd"/>
+      <w:r>
+        <w:rPr>
+          <w:rFonts w:cstheme="minorHAnsi"/>
+          <w:sz w:val="24"/>
+          <w:szCs w:val="24"/>
+        </w:rPr>
+        <w:t xml:space="preserve"> [online]. 2025 [vid. 2025-02-24]. Dostupné z:</w:t>
+      </w:r>
+      <w:hyperlink r:id="rId9" w:history="1">
+        <w:r>
+          <w:rPr>
+            <w:rStyle w:val="Hypertextovodkaz"/>
+            <w:rFonts w:cstheme="minorHAnsi"/>
+            <w:color w:val="auto"/>
+            <w:sz w:val="24"/>
+            <w:szCs w:val="24"/>
+          </w:rPr>
+          <w:t xml:space="preserve"> </w:t>
+        </w:r>
+      </w:hyperlink>
+      <w:hyperlink r:id="rId10" w:history="1">
+        <w:r>
+          <w:rPr>
+            <w:rStyle w:val="Hypertextovodkaz"/>
+            <w:rFonts w:cstheme="minorHAnsi"/>
+            <w:color w:val="1155CC"/>
+            <w:sz w:val="24"/>
+            <w:szCs w:val="24"/>
+          </w:rPr>
+          <w:t>https://docs.ultralytics.com/models/yolo11</w:t>
+        </w:r>
+      </w:hyperlink>
+      <w:r>
+        <w:rPr>
+          <w:rFonts w:cstheme="minorHAnsi"/>
+          <w:sz w:val="24"/>
+          <w:szCs w:val="24"/>
+        </w:rPr>
+        <w:t>.</w:t>
+      </w:r>
+      <w:r>
+        <w:rPr>
+          <w:rFonts w:cstheme="minorHAnsi"/>
+          <w:sz w:val="24"/>
+          <w:szCs w:val="24"/>
+        </w:rPr>
+        <w:br/>
+      </w:r>
+    </w:p>
+    <w:p>
+      <w:pPr>
+        <w:numPr>
+          <w:ilvl w:val="0"/>
+          <w:numId w:val="10"/>
+        </w:numPr>
+        <w:spacing w:after="0" w:line="276" w:lineRule="auto"/>
+        <w:rPr>
+          <w:rFonts w:cstheme="minorHAnsi"/>
+          <w:sz w:val="24"/>
+          <w:szCs w:val="24"/>
+        </w:rPr>
+      </w:pPr>
+      <w:r>
+        <w:rPr>
+          <w:rFonts w:eastAsia="Times New Roman" w:cstheme="minorHAnsi"/>
+          <w:sz w:val="24"/>
+          <w:szCs w:val="24"/>
+        </w:rPr>
+        <w:t xml:space="preserve"> </w:t>
+      </w:r>
+      <w:r>
+        <w:rPr>
+          <w:rFonts w:cstheme="minorHAnsi"/>
+          <w:sz w:val="24"/>
+          <w:szCs w:val="24"/>
+        </w:rPr>
+        <w:t xml:space="preserve">MQTT.ORG. MQTT: </w:t>
+      </w:r>
+      <w:proofErr w:type="spellStart"/>
+      <w:r>
+        <w:rPr>
+          <w:rFonts w:cstheme="minorHAnsi"/>
+          <w:sz w:val="24"/>
+          <w:szCs w:val="24"/>
+        </w:rPr>
+        <w:t>The</w:t>
+      </w:r>
+      <w:proofErr w:type="spellEnd"/>
+      <w:r>
+        <w:rPr>
+          <w:rFonts w:cstheme="minorHAnsi"/>
+          <w:sz w:val="24"/>
+          <w:szCs w:val="24"/>
+        </w:rPr>
+        <w:t xml:space="preserve"> Standard </w:t>
+      </w:r>
+      <w:proofErr w:type="spellStart"/>
+      <w:r>
+        <w:rPr>
+          <w:rFonts w:cstheme="minorHAnsi"/>
+          <w:sz w:val="24"/>
+          <w:szCs w:val="24"/>
+        </w:rPr>
+        <w:t>for</w:t>
+      </w:r>
+      <w:proofErr w:type="spellEnd"/>
+      <w:r>
+        <w:rPr>
+          <w:rFonts w:cstheme="minorHAnsi"/>
+          <w:sz w:val="24"/>
+          <w:szCs w:val="24"/>
+        </w:rPr>
+        <w:t xml:space="preserve"> IoT </w:t>
+      </w:r>
+      <w:proofErr w:type="spellStart"/>
+      <w:r>
+        <w:rPr>
+          <w:rFonts w:cstheme="minorHAnsi"/>
+          <w:sz w:val="24"/>
+          <w:szCs w:val="24"/>
+        </w:rPr>
+        <w:t>Messaging</w:t>
+      </w:r>
+      <w:proofErr w:type="spellEnd"/>
+      <w:r>
+        <w:rPr>
+          <w:rFonts w:cstheme="minorHAnsi"/>
+          <w:sz w:val="24"/>
+          <w:szCs w:val="24"/>
+        </w:rPr>
+        <w:t xml:space="preserve"> [online]. 2025[vid. 2025-02-24]. Dostupné z:</w:t>
+      </w:r>
+      <w:hyperlink r:id="rId11" w:history="1">
+        <w:r>
+          <w:rPr>
+            <w:rStyle w:val="Hypertextovodkaz"/>
+            <w:rFonts w:cstheme="minorHAnsi"/>
+            <w:color w:val="auto"/>
+            <w:sz w:val="24"/>
+            <w:szCs w:val="24"/>
+          </w:rPr>
+          <w:t xml:space="preserve"> </w:t>
+        </w:r>
+      </w:hyperlink>
+      <w:hyperlink r:id="rId12" w:history="1">
+        <w:r>
+          <w:rPr>
+            <w:rStyle w:val="Hypertextovodkaz"/>
+            <w:rFonts w:cstheme="minorHAnsi"/>
+            <w:color w:val="1155CC"/>
+            <w:sz w:val="24"/>
+            <w:szCs w:val="24"/>
+          </w:rPr>
+          <w:t>https://mqtt.org/</w:t>
+        </w:r>
+      </w:hyperlink>
+      <w:r>
+        <w:rPr>
+          <w:rFonts w:cstheme="minorHAnsi"/>
+          <w:sz w:val="24"/>
+          <w:szCs w:val="24"/>
+        </w:rPr>
+        <w:t>.</w:t>
+      </w:r>
+      <w:r>
+        <w:rPr>
+          <w:rFonts w:cstheme="minorHAnsi"/>
+          <w:sz w:val="24"/>
+          <w:szCs w:val="24"/>
+        </w:rPr>
+        <w:br/>
+      </w:r>
+    </w:p>
+    <w:p>
+      <w:pPr>
+        <w:numPr>
+          <w:ilvl w:val="0"/>
+          <w:numId w:val="10"/>
+        </w:numPr>
+        <w:spacing w:after="0" w:line="276" w:lineRule="auto"/>
+        <w:rPr>
+          <w:rFonts w:cstheme="minorHAnsi"/>
+          <w:sz w:val="24"/>
+          <w:szCs w:val="24"/>
+        </w:rPr>
+      </w:pPr>
+      <w:r>
+        <w:rPr>
+          <w:rFonts w:cstheme="minorHAnsi"/>
+          <w:sz w:val="24"/>
+          <w:szCs w:val="24"/>
+        </w:rPr>
+        <w:t xml:space="preserve">CLOUDFLARE. </w:t>
+      </w:r>
+      <w:proofErr w:type="spellStart"/>
+      <w:r>
+        <w:rPr>
+          <w:rFonts w:cstheme="minorHAnsi"/>
+          <w:sz w:val="24"/>
+          <w:szCs w:val="24"/>
+        </w:rPr>
+        <w:t>Cloudflare</w:t>
+      </w:r>
+      <w:proofErr w:type="spellEnd"/>
+      <w:r>
+        <w:rPr>
+          <w:rFonts w:cstheme="minorHAnsi"/>
+          <w:sz w:val="24"/>
+          <w:szCs w:val="24"/>
+        </w:rPr>
+        <w:t xml:space="preserve"> </w:t>
+      </w:r>
+      <w:proofErr w:type="spellStart"/>
+      <w:r>
+        <w:rPr>
+          <w:rFonts w:cstheme="minorHAnsi"/>
+          <w:sz w:val="24"/>
+          <w:szCs w:val="24"/>
+        </w:rPr>
+        <w:t>Tunnel</w:t>
+      </w:r>
+      <w:proofErr w:type="spellEnd"/>
+      <w:r>
+        <w:rPr>
+          <w:rFonts w:cstheme="minorHAnsi"/>
+          <w:sz w:val="24"/>
+          <w:szCs w:val="24"/>
+        </w:rPr>
+        <w:t xml:space="preserve"> [online]. 2025 [vid. 2025-02-24]. Dostupné z:</w:t>
+      </w:r>
+      <w:hyperlink r:id="rId13" w:history="1">
+        <w:r>
+          <w:rPr>
+            <w:rStyle w:val="Hypertextovodkaz"/>
+            <w:rFonts w:cstheme="minorHAnsi"/>
+            <w:color w:val="auto"/>
+            <w:sz w:val="24"/>
+            <w:szCs w:val="24"/>
+          </w:rPr>
+          <w:t xml:space="preserve"> </w:t>
+        </w:r>
+      </w:hyperlink>
+      <w:hyperlink r:id="rId14" w:history="1">
+        <w:r>
+          <w:rPr>
+            <w:rStyle w:val="Hypertextovodkaz"/>
+            <w:rFonts w:cstheme="minorHAnsi"/>
+            <w:color w:val="1155CC"/>
+            <w:sz w:val="24"/>
+            <w:szCs w:val="24"/>
+          </w:rPr>
+          <w:t>https://developers.cloudflare.com/cloudflare-one/connections/connect-networks/</w:t>
+        </w:r>
+      </w:hyperlink>
+      <w:r>
+        <w:rPr>
+          <w:rFonts w:cstheme="minorHAnsi"/>
+          <w:sz w:val="24"/>
+          <w:szCs w:val="24"/>
+        </w:rPr>
+        <w:t>.</w:t>
+      </w:r>
+      <w:r>
+        <w:rPr>
+          <w:rFonts w:cstheme="minorHAnsi"/>
+          <w:sz w:val="24"/>
+          <w:szCs w:val="24"/>
+        </w:rPr>
+        <w:br/>
+      </w:r>
+    </w:p>
+    <w:p>
+      <w:pPr>
+        <w:numPr>
+          <w:ilvl w:val="0"/>
+          <w:numId w:val="10"/>
+        </w:numPr>
+        <w:spacing w:after="0" w:line="276" w:lineRule="auto"/>
+        <w:rPr>
+          <w:rFonts w:cstheme="minorHAnsi"/>
+          <w:sz w:val="24"/>
+          <w:szCs w:val="24"/>
+        </w:rPr>
+      </w:pPr>
+      <w:r>
+        <w:rPr>
+          <w:rFonts w:eastAsia="Times New Roman" w:cstheme="minorHAnsi"/>
+          <w:sz w:val="24"/>
+          <w:szCs w:val="24"/>
+        </w:rPr>
+        <w:t xml:space="preserve"> </w:t>
+      </w:r>
+      <w:r>
+        <w:rPr>
+          <w:rFonts w:cstheme="minorHAnsi"/>
+          <w:sz w:val="24"/>
+          <w:szCs w:val="24"/>
+        </w:rPr>
+        <w:t xml:space="preserve">BAIJU, Nevin. </w:t>
+      </w:r>
+      <w:proofErr w:type="spellStart"/>
+      <w:r>
+        <w:rPr>
+          <w:rFonts w:cstheme="minorHAnsi"/>
+          <w:sz w:val="24"/>
+          <w:szCs w:val="24"/>
+        </w:rPr>
+        <w:t>Navigating</w:t>
+      </w:r>
+      <w:proofErr w:type="spellEnd"/>
+      <w:r>
+        <w:rPr>
+          <w:rFonts w:cstheme="minorHAnsi"/>
+          <w:sz w:val="24"/>
+          <w:szCs w:val="24"/>
+        </w:rPr>
+        <w:t xml:space="preserve"> </w:t>
+      </w:r>
+      <w:proofErr w:type="spellStart"/>
+      <w:r>
+        <w:rPr>
+          <w:rFonts w:cstheme="minorHAnsi"/>
+          <w:sz w:val="24"/>
+          <w:szCs w:val="24"/>
+        </w:rPr>
+        <w:t>the</w:t>
+      </w:r>
+      <w:proofErr w:type="spellEnd"/>
+      <w:r>
+        <w:rPr>
+          <w:rFonts w:cstheme="minorHAnsi"/>
+          <w:sz w:val="24"/>
+          <w:szCs w:val="24"/>
+        </w:rPr>
+        <w:t xml:space="preserve"> Maze: Person Re-</w:t>
+      </w:r>
+      <w:proofErr w:type="spellStart"/>
+      <w:r>
+        <w:rPr>
+          <w:rFonts w:cstheme="minorHAnsi"/>
+          <w:sz w:val="24"/>
+          <w:szCs w:val="24"/>
+        </w:rPr>
+        <w:t>Identification</w:t>
+      </w:r>
+      <w:proofErr w:type="spellEnd"/>
+      <w:r>
+        <w:rPr>
+          <w:rFonts w:cstheme="minorHAnsi"/>
+          <w:sz w:val="24"/>
+          <w:szCs w:val="24"/>
+        </w:rPr>
+        <w:t xml:space="preserve"> </w:t>
+      </w:r>
+      <w:proofErr w:type="spellStart"/>
+      <w:r>
+        <w:rPr>
+          <w:rFonts w:cstheme="minorHAnsi"/>
+          <w:sz w:val="24"/>
+          <w:szCs w:val="24"/>
+        </w:rPr>
+        <w:t>Across</w:t>
+      </w:r>
+      <w:proofErr w:type="spellEnd"/>
+      <w:r>
+        <w:rPr>
+          <w:rFonts w:cstheme="minorHAnsi"/>
+          <w:sz w:val="24"/>
+          <w:szCs w:val="24"/>
+        </w:rPr>
+        <w:t xml:space="preserve"> </w:t>
+      </w:r>
+      <w:proofErr w:type="spellStart"/>
+      <w:r>
+        <w:rPr>
+          <w:rFonts w:cstheme="minorHAnsi"/>
+          <w:sz w:val="24"/>
+          <w:szCs w:val="24"/>
+        </w:rPr>
+        <w:t>Multiple</w:t>
+      </w:r>
+      <w:proofErr w:type="spellEnd"/>
+      <w:r>
+        <w:rPr>
+          <w:rFonts w:cstheme="minorHAnsi"/>
+          <w:sz w:val="24"/>
+          <w:szCs w:val="24"/>
+        </w:rPr>
+        <w:t xml:space="preserve"> </w:t>
+      </w:r>
+      <w:proofErr w:type="spellStart"/>
+      <w:r>
+        <w:rPr>
+          <w:rFonts w:cstheme="minorHAnsi"/>
+          <w:sz w:val="24"/>
+          <w:szCs w:val="24"/>
+        </w:rPr>
+        <w:t>Cameras</w:t>
+      </w:r>
+      <w:proofErr w:type="spellEnd"/>
+      <w:r>
+        <w:rPr>
+          <w:rFonts w:cstheme="minorHAnsi"/>
+          <w:sz w:val="24"/>
+          <w:szCs w:val="24"/>
+        </w:rPr>
+        <w:t xml:space="preserve"> </w:t>
+      </w:r>
+      <w:proofErr w:type="spellStart"/>
+      <w:r>
+        <w:rPr>
+          <w:rFonts w:cstheme="minorHAnsi"/>
+          <w:sz w:val="24"/>
+          <w:szCs w:val="24"/>
+        </w:rPr>
+        <w:t>with</w:t>
+      </w:r>
+      <w:proofErr w:type="spellEnd"/>
+      <w:r>
+        <w:rPr>
+          <w:rFonts w:cstheme="minorHAnsi"/>
+          <w:sz w:val="24"/>
+          <w:szCs w:val="24"/>
+        </w:rPr>
+        <w:t xml:space="preserve"> </w:t>
+      </w:r>
+      <w:proofErr w:type="spellStart"/>
+      <w:r>
+        <w:rPr>
+          <w:rFonts w:cstheme="minorHAnsi"/>
+          <w:sz w:val="24"/>
+          <w:szCs w:val="24"/>
+        </w:rPr>
+        <w:t>Deep</w:t>
+      </w:r>
+      <w:proofErr w:type="spellEnd"/>
+      <w:r>
+        <w:rPr>
+          <w:rFonts w:cstheme="minorHAnsi"/>
+          <w:sz w:val="24"/>
+          <w:szCs w:val="24"/>
+        </w:rPr>
+        <w:t xml:space="preserve"> </w:t>
+      </w:r>
+      <w:proofErr w:type="spellStart"/>
+      <w:r>
+        <w:rPr>
+          <w:rFonts w:cstheme="minorHAnsi"/>
+          <w:sz w:val="24"/>
+          <w:szCs w:val="24"/>
+        </w:rPr>
+        <w:t>Metric</w:t>
+      </w:r>
+      <w:proofErr w:type="spellEnd"/>
+      <w:r>
+        <w:rPr>
+          <w:rFonts w:cstheme="minorHAnsi"/>
+          <w:sz w:val="24"/>
+          <w:szCs w:val="24"/>
+        </w:rPr>
+        <w:t xml:space="preserve"> Learning [online]. 2024 [vid. 2025-02-22]. Dostupné z:</w:t>
+      </w:r>
+      <w:hyperlink r:id="rId15" w:history="1">
+        <w:r>
+          <w:rPr>
+            <w:rStyle w:val="Hypertextovodkaz"/>
+            <w:rFonts w:cstheme="minorHAnsi"/>
+            <w:color w:val="auto"/>
+            <w:sz w:val="24"/>
+            <w:szCs w:val="24"/>
+          </w:rPr>
+          <w:t xml:space="preserve"> </w:t>
+        </w:r>
+      </w:hyperlink>
+      <w:hyperlink r:id="rId16" w:history="1">
+        <w:r>
+          <w:rPr>
+            <w:rStyle w:val="Hypertextovodkaz"/>
+            <w:rFonts w:cstheme="minorHAnsi"/>
+            <w:color w:val="1155CC"/>
+            <w:sz w:val="24"/>
+            <w:szCs w:val="24"/>
+          </w:rPr>
+          <w:t>https://medium.com/@nevinbaiju_77488/</w:t>
+        </w:r>
+      </w:hyperlink>
+      <w:r>
+        <w:rPr>
+          <w:rFonts w:cstheme="minorHAnsi"/>
+          <w:sz w:val="24"/>
+          <w:szCs w:val="24"/>
+        </w:rPr>
+        <w:t>.</w:t>
+      </w:r>
+      <w:r>
+        <w:rPr>
+          <w:rFonts w:cstheme="minorHAnsi"/>
+          <w:sz w:val="24"/>
+          <w:szCs w:val="24"/>
+        </w:rPr>
+        <w:br/>
+      </w:r>
+    </w:p>
+    <w:p>
+      <w:pPr>
+        <w:numPr>
+          <w:ilvl w:val="0"/>
+          <w:numId w:val="10"/>
+        </w:numPr>
+        <w:spacing w:after="0" w:line="276" w:lineRule="auto"/>
+        <w:rPr>
+          <w:rFonts w:cstheme="minorHAnsi"/>
+          <w:sz w:val="24"/>
+          <w:szCs w:val="24"/>
+        </w:rPr>
+      </w:pPr>
+      <w:r>
+        <w:rPr>
+          <w:rFonts w:cstheme="minorHAnsi"/>
+          <w:sz w:val="24"/>
+          <w:szCs w:val="24"/>
+        </w:rPr>
+        <w:t>ŠLÉGR, Jan. Tenzory a tenzorový počet [online]. 2012 [vid. 2025-02-24]. Dostupné z:</w:t>
+      </w:r>
+      <w:hyperlink r:id="rId17" w:history="1">
+        <w:r>
+          <w:rPr>
+            <w:rStyle w:val="Hypertextovodkaz"/>
+            <w:rFonts w:cstheme="minorHAnsi"/>
+            <w:color w:val="auto"/>
+            <w:sz w:val="24"/>
+            <w:szCs w:val="24"/>
+          </w:rPr>
+          <w:t xml:space="preserve"> </w:t>
+        </w:r>
+      </w:hyperlink>
+      <w:hyperlink r:id="rId18" w:history="1">
+        <w:r>
+          <w:rPr>
+            <w:rStyle w:val="Hypertextovodkaz"/>
+            <w:rFonts w:cstheme="minorHAnsi"/>
+            <w:color w:val="1155CC"/>
+            <w:sz w:val="24"/>
+            <w:szCs w:val="24"/>
+          </w:rPr>
+          <w:t>https://lide.uhk.cz/prf/ucitel/slegrja1/tenzory.pdf</w:t>
+        </w:r>
+      </w:hyperlink>
+      <w:r>
+        <w:rPr>
+          <w:rFonts w:cstheme="minorHAnsi"/>
+          <w:sz w:val="24"/>
+          <w:szCs w:val="24"/>
+        </w:rPr>
+        <w:t>.</w:t>
+      </w:r>
+      <w:r>
+        <w:rPr>
+          <w:rFonts w:cstheme="minorHAnsi"/>
+          <w:sz w:val="24"/>
+          <w:szCs w:val="24"/>
+        </w:rPr>
+        <w:br/>
+      </w:r>
+    </w:p>
+    <w:p>
+      <w:pPr>
+        <w:numPr>
+          <w:ilvl w:val="0"/>
+          <w:numId w:val="10"/>
+        </w:numPr>
+        <w:spacing w:after="240" w:line="276" w:lineRule="auto"/>
+        <w:rPr>
+          <w:rFonts w:cstheme="minorHAnsi"/>
+          <w:sz w:val="24"/>
+          <w:szCs w:val="24"/>
+        </w:rPr>
+      </w:pPr>
+      <w:r>
+        <w:rPr>
+          <w:rFonts w:eastAsia="Times New Roman" w:cstheme="minorHAnsi"/>
+          <w:sz w:val="24"/>
+          <w:szCs w:val="24"/>
+        </w:rPr>
+        <w:t xml:space="preserve"> </w:t>
+      </w:r>
+      <w:r>
+        <w:rPr>
+          <w:rFonts w:cstheme="minorHAnsi"/>
+          <w:sz w:val="24"/>
+          <w:szCs w:val="24"/>
+        </w:rPr>
+        <w:t>JŮZA, Petr. Jak nedělat mikroservisy [online]. 2020 [vid. 2025-02-24]. Dostupné z:</w:t>
+      </w:r>
+      <w:hyperlink r:id="rId19" w:history="1">
+        <w:r>
+          <w:rPr>
+            <w:rStyle w:val="Hypertextovodkaz"/>
+            <w:rFonts w:cstheme="minorHAnsi"/>
+            <w:color w:val="auto"/>
+            <w:sz w:val="24"/>
+            <w:szCs w:val="24"/>
+          </w:rPr>
+          <w:t xml:space="preserve"> </w:t>
+        </w:r>
+      </w:hyperlink>
+      <w:hyperlink r:id="rId20" w:history="1">
+        <w:r>
+          <w:rPr>
+            <w:rStyle w:val="Hypertextovodkaz"/>
+            <w:rFonts w:cstheme="minorHAnsi"/>
+            <w:color w:val="1155CC"/>
+            <w:sz w:val="24"/>
+            <w:szCs w:val="24"/>
+          </w:rPr>
+          <w:t>https://medium.com/openwise-tech-blog/jak-ned%C4%9Blat-mikroservisy-d93e004b8a2e</w:t>
+        </w:r>
+      </w:hyperlink>
+      <w:r>
+        <w:rPr>
+          <w:rFonts w:cstheme="minorHAnsi"/>
+          <w:sz w:val="24"/>
+          <w:szCs w:val="24"/>
+        </w:rPr>
         <w:t xml:space="preserve">. </w:t>
       </w:r>
-      <w:r>
-        <w:t>Do tohoto limitu se nepočítají fotografie, grafy a jiné vizualizace</w:t>
-      </w:r>
-      <w:r>
-        <w:t xml:space="preserve">, </w:t>
-      </w:r>
-      <w:r>
-        <w:t>bibliografické citace a reference.</w:t>
-      </w:r>
-    </w:p>
-    <w:p>
-      <w:r>
-        <w:t>Doporučená struktura:</w:t>
-      </w:r>
-    </w:p>
-    <w:p>
-      <w:r>
-        <w:t>Úvod (cíl práce, stručný přehled existujícího výzkumu v dané oblasti, formulace hlavní výzkumné otázky)</w:t>
-      </w:r>
-    </w:p>
-    <w:p>
-      <w:r>
-        <w:t>Metodologie (zdroje, data, použité metody, experimenty)</w:t>
-      </w:r>
-    </w:p>
-    <w:p>
-      <w:r>
-        <w:t>Výsledky a diskuse (dosažené výsledky, jejich popis a interpretace)</w:t>
-      </w:r>
-    </w:p>
-    <w:p>
-      <w:r>
-        <w:t>Závěr (naplnění cíle práce, možnosti dalšího výzkumu)</w:t>
-      </w:r>
-    </w:p>
-    <w:p>
-      <w:r>
-        <w:t>Seznam použité literatury</w:t>
-      </w:r>
-    </w:p>
-    <w:p>
-      <w:r>
-        <w:t>Přílohy (nepovinné)</w:t>
-      </w:r>
-    </w:p>
-    <w:p/>
-    <w:p/>
+    </w:p>
+    <w:p>
+      <w:pPr>
+        <w:rPr>
+          <w:rFonts w:cstheme="minorHAnsi"/>
+          <w:sz w:val="24"/>
+          <w:szCs w:val="24"/>
+        </w:rPr>
+      </w:pPr>
+    </w:p>
     <w:sectPr>
       <w:pgSz w:w="11906" w:h="16838"/>
       <w:pgMar w:top="1417" w:right="1417" w:bottom="1417" w:left="1417" w:header="708" w:footer="708" w:gutter="0"/>
@@ -374,8 +5189,1227 @@
 </w:document>
 </file>
 
+<file path=word/numbering.xml><?xml version="1.0" encoding="utf-8"?>
+<w:numbering xmlns:wpc="http://schemas.microsoft.com/office/word/2010/wordprocessingCanvas" xmlns:cx="http://schemas.microsoft.com/office/drawing/2014/chartex" xmlns:cx1="http://schemas.microsoft.com/office/drawing/2015/9/8/chartex" xmlns:cx2="http://schemas.microsoft.com/office/drawing/2015/10/21/chartex" xmlns:cx3="http://schemas.microsoft.com/office/drawing/2016/5/9/chartex" xmlns:cx4="http://schemas.microsoft.com/office/drawing/2016/5/10/chartex" xmlns:cx5="http://schemas.microsoft.com/office/drawing/2016/5/11/chartex" xmlns:cx6="http://schemas.microsoft.com/office/drawing/2016/5/12/chartex" xmlns:cx7="http://schemas.microsoft.com/office/drawing/2016/5/13/chartex" xmlns:cx8="http://schemas.microsoft.com/office/drawing/2016/5/14/chartex" xmlns:mc="http://schemas.openxmlformats.org/markup-compatibility/2006" xmlns:aink="http://schemas.microsoft.com/office/drawing/2016/ink" xmlns:am3d="http://schemas.microsoft.com/office/drawing/2017/model3d" xmlns:o="urn:schemas-microsoft-com:office:office" xmlns:oel="http://schemas.microsoft.com/office/2019/extlst" xmlns:r="http://schemas.openxmlformats.org/officeDocument/2006/relationships" xmlns:m="http://schemas.openxmlformats.org/officeDocument/2006/math" xmlns:v="urn:schemas-microsoft-com:vml" xmlns:wp14="http://schemas.microsoft.com/office/word/2010/wordprocessingDrawing" xmlns:wp="http://schemas.openxmlformats.org/drawingml/2006/wordprocessingDrawing" xmlns:w10="urn:schemas-microsoft-com:office:word" xmlns:w="http://schemas.openxmlformats.org/wordprocessingml/2006/main" xmlns:w14="http://schemas.microsoft.com/office/word/2010/wordml" xmlns:w15="http://schemas.microsoft.com/office/word/2012/wordml" xmlns:w16cex="http://schemas.microsoft.com/office/word/2018/wordml/cex" xmlns:w16cid="http://schemas.microsoft.com/office/word/2016/wordml/cid" xmlns:w16="http://schemas.microsoft.com/office/word/2018/wordml" xmlns:w16sdtdh="http://schemas.microsoft.com/office/word/2020/wordml/sdtdatahash" xmlns:w16se="http://schemas.microsoft.com/office/word/2015/wordml/symex" xmlns:wpg="http://schemas.microsoft.com/office/word/2010/wordprocessingGroup" xmlns:wpi="http://schemas.microsoft.com/office/word/2010/wordprocessingInk" xmlns:wne="http://schemas.microsoft.com/office/word/2006/wordml" xmlns:wps="http://schemas.microsoft.com/office/word/2010/wordprocessingShape" mc:Ignorable="w14 w15 w16se w16cid w16 w16cex w16sdtdh wp14">
+  <w:abstractNum w:abstractNumId="0" w15:restartNumberingAfterBreak="0">
+    <w:nsid w:val="092216C4"/>
+    <w:multiLevelType w:val="hybridMultilevel"/>
+    <w:tmpl w:val="36A48DEC"/>
+    <w:lvl w:ilvl="0" w:tplc="04050001">
+      <w:start w:val="1"/>
+      <w:numFmt w:val="bullet"/>
+      <w:lvlText w:val=""/>
+      <w:lvlJc w:val="left"/>
+      <w:pPr>
+        <w:ind w:left="720" w:hanging="360"/>
+      </w:pPr>
+      <w:rPr>
+        <w:rFonts w:ascii="Symbol" w:hAnsi="Symbol" w:hint="default"/>
+      </w:rPr>
+    </w:lvl>
+    <w:lvl w:ilvl="1" w:tplc="04050003">
+      <w:start w:val="1"/>
+      <w:numFmt w:val="bullet"/>
+      <w:lvlText w:val="o"/>
+      <w:lvlJc w:val="left"/>
+      <w:pPr>
+        <w:ind w:left="1440" w:hanging="360"/>
+      </w:pPr>
+      <w:rPr>
+        <w:rFonts w:ascii="Courier New" w:hAnsi="Courier New" w:cs="Courier New" w:hint="default"/>
+      </w:rPr>
+    </w:lvl>
+    <w:lvl w:ilvl="2" w:tplc="04050005" w:tentative="1">
+      <w:start w:val="1"/>
+      <w:numFmt w:val="bullet"/>
+      <w:lvlText w:val=""/>
+      <w:lvlJc w:val="left"/>
+      <w:pPr>
+        <w:ind w:left="2160" w:hanging="360"/>
+      </w:pPr>
+      <w:rPr>
+        <w:rFonts w:ascii="Wingdings" w:hAnsi="Wingdings" w:hint="default"/>
+      </w:rPr>
+    </w:lvl>
+    <w:lvl w:ilvl="3" w:tplc="04050001" w:tentative="1">
+      <w:start w:val="1"/>
+      <w:numFmt w:val="bullet"/>
+      <w:lvlText w:val=""/>
+      <w:lvlJc w:val="left"/>
+      <w:pPr>
+        <w:ind w:left="2880" w:hanging="360"/>
+      </w:pPr>
+      <w:rPr>
+        <w:rFonts w:ascii="Symbol" w:hAnsi="Symbol" w:hint="default"/>
+      </w:rPr>
+    </w:lvl>
+    <w:lvl w:ilvl="4" w:tplc="04050003" w:tentative="1">
+      <w:start w:val="1"/>
+      <w:numFmt w:val="bullet"/>
+      <w:lvlText w:val="o"/>
+      <w:lvlJc w:val="left"/>
+      <w:pPr>
+        <w:ind w:left="3600" w:hanging="360"/>
+      </w:pPr>
+      <w:rPr>
+        <w:rFonts w:ascii="Courier New" w:hAnsi="Courier New" w:cs="Courier New" w:hint="default"/>
+      </w:rPr>
+    </w:lvl>
+    <w:lvl w:ilvl="5" w:tplc="04050005" w:tentative="1">
+      <w:start w:val="1"/>
+      <w:numFmt w:val="bullet"/>
+      <w:lvlText w:val=""/>
+      <w:lvlJc w:val="left"/>
+      <w:pPr>
+        <w:ind w:left="4320" w:hanging="360"/>
+      </w:pPr>
+      <w:rPr>
+        <w:rFonts w:ascii="Wingdings" w:hAnsi="Wingdings" w:hint="default"/>
+      </w:rPr>
+    </w:lvl>
+    <w:lvl w:ilvl="6" w:tplc="04050001" w:tentative="1">
+      <w:start w:val="1"/>
+      <w:numFmt w:val="bullet"/>
+      <w:lvlText w:val=""/>
+      <w:lvlJc w:val="left"/>
+      <w:pPr>
+        <w:ind w:left="5040" w:hanging="360"/>
+      </w:pPr>
+      <w:rPr>
+        <w:rFonts w:ascii="Symbol" w:hAnsi="Symbol" w:hint="default"/>
+      </w:rPr>
+    </w:lvl>
+    <w:lvl w:ilvl="7" w:tplc="04050003" w:tentative="1">
+      <w:start w:val="1"/>
+      <w:numFmt w:val="bullet"/>
+      <w:lvlText w:val="o"/>
+      <w:lvlJc w:val="left"/>
+      <w:pPr>
+        <w:ind w:left="5760" w:hanging="360"/>
+      </w:pPr>
+      <w:rPr>
+        <w:rFonts w:ascii="Courier New" w:hAnsi="Courier New" w:cs="Courier New" w:hint="default"/>
+      </w:rPr>
+    </w:lvl>
+    <w:lvl w:ilvl="8" w:tplc="04050005" w:tentative="1">
+      <w:start w:val="1"/>
+      <w:numFmt w:val="bullet"/>
+      <w:lvlText w:val=""/>
+      <w:lvlJc w:val="left"/>
+      <w:pPr>
+        <w:ind w:left="6480" w:hanging="360"/>
+      </w:pPr>
+      <w:rPr>
+        <w:rFonts w:ascii="Wingdings" w:hAnsi="Wingdings" w:hint="default"/>
+      </w:rPr>
+    </w:lvl>
+  </w:abstractNum>
+  <w:abstractNum w:abstractNumId="1" w15:restartNumberingAfterBreak="0">
+    <w:nsid w:val="204403C1"/>
+    <w:multiLevelType w:val="multilevel"/>
+    <w:tmpl w:val="7A8EFBA0"/>
+    <w:lvl w:ilvl="0">
+      <w:start w:val="1"/>
+      <w:numFmt w:val="decimal"/>
+      <w:lvlText w:val="%1."/>
+      <w:lvlJc w:val="left"/>
+      <w:pPr>
+        <w:ind w:left="720" w:hanging="360"/>
+      </w:pPr>
+      <w:rPr>
+        <w:strike w:val="0"/>
+        <w:dstrike w:val="0"/>
+        <w:u w:val="none"/>
+        <w:effect w:val="none"/>
+      </w:rPr>
+    </w:lvl>
+    <w:lvl w:ilvl="1">
+      <w:start w:val="1"/>
+      <w:numFmt w:val="lowerLetter"/>
+      <w:lvlText w:val="%2."/>
+      <w:lvlJc w:val="left"/>
+      <w:pPr>
+        <w:ind w:left="1440" w:hanging="360"/>
+      </w:pPr>
+      <w:rPr>
+        <w:strike w:val="0"/>
+        <w:dstrike w:val="0"/>
+        <w:u w:val="none"/>
+        <w:effect w:val="none"/>
+      </w:rPr>
+    </w:lvl>
+    <w:lvl w:ilvl="2">
+      <w:start w:val="1"/>
+      <w:numFmt w:val="lowerRoman"/>
+      <w:lvlText w:val="%3."/>
+      <w:lvlJc w:val="right"/>
+      <w:pPr>
+        <w:ind w:left="2160" w:hanging="360"/>
+      </w:pPr>
+      <w:rPr>
+        <w:strike w:val="0"/>
+        <w:dstrike w:val="0"/>
+        <w:u w:val="none"/>
+        <w:effect w:val="none"/>
+      </w:rPr>
+    </w:lvl>
+    <w:lvl w:ilvl="3">
+      <w:start w:val="1"/>
+      <w:numFmt w:val="decimal"/>
+      <w:lvlText w:val="%4."/>
+      <w:lvlJc w:val="left"/>
+      <w:pPr>
+        <w:ind w:left="2880" w:hanging="360"/>
+      </w:pPr>
+      <w:rPr>
+        <w:strike w:val="0"/>
+        <w:dstrike w:val="0"/>
+        <w:u w:val="none"/>
+        <w:effect w:val="none"/>
+      </w:rPr>
+    </w:lvl>
+    <w:lvl w:ilvl="4">
+      <w:start w:val="1"/>
+      <w:numFmt w:val="lowerLetter"/>
+      <w:lvlText w:val="%5."/>
+      <w:lvlJc w:val="left"/>
+      <w:pPr>
+        <w:ind w:left="3600" w:hanging="360"/>
+      </w:pPr>
+      <w:rPr>
+        <w:strike w:val="0"/>
+        <w:dstrike w:val="0"/>
+        <w:u w:val="none"/>
+        <w:effect w:val="none"/>
+      </w:rPr>
+    </w:lvl>
+    <w:lvl w:ilvl="5">
+      <w:start w:val="1"/>
+      <w:numFmt w:val="lowerRoman"/>
+      <w:lvlText w:val="%6."/>
+      <w:lvlJc w:val="right"/>
+      <w:pPr>
+        <w:ind w:left="4320" w:hanging="360"/>
+      </w:pPr>
+      <w:rPr>
+        <w:strike w:val="0"/>
+        <w:dstrike w:val="0"/>
+        <w:u w:val="none"/>
+        <w:effect w:val="none"/>
+      </w:rPr>
+    </w:lvl>
+    <w:lvl w:ilvl="6">
+      <w:start w:val="1"/>
+      <w:numFmt w:val="decimal"/>
+      <w:lvlText w:val="%7."/>
+      <w:lvlJc w:val="left"/>
+      <w:pPr>
+        <w:ind w:left="5040" w:hanging="360"/>
+      </w:pPr>
+      <w:rPr>
+        <w:strike w:val="0"/>
+        <w:dstrike w:val="0"/>
+        <w:u w:val="none"/>
+        <w:effect w:val="none"/>
+      </w:rPr>
+    </w:lvl>
+    <w:lvl w:ilvl="7">
+      <w:start w:val="1"/>
+      <w:numFmt w:val="lowerLetter"/>
+      <w:lvlText w:val="%8."/>
+      <w:lvlJc w:val="left"/>
+      <w:pPr>
+        <w:ind w:left="5760" w:hanging="360"/>
+      </w:pPr>
+      <w:rPr>
+        <w:strike w:val="0"/>
+        <w:dstrike w:val="0"/>
+        <w:u w:val="none"/>
+        <w:effect w:val="none"/>
+      </w:rPr>
+    </w:lvl>
+    <w:lvl w:ilvl="8">
+      <w:start w:val="1"/>
+      <w:numFmt w:val="lowerRoman"/>
+      <w:lvlText w:val="%9."/>
+      <w:lvlJc w:val="right"/>
+      <w:pPr>
+        <w:ind w:left="6480" w:hanging="360"/>
+      </w:pPr>
+      <w:rPr>
+        <w:strike w:val="0"/>
+        <w:dstrike w:val="0"/>
+        <w:u w:val="none"/>
+        <w:effect w:val="none"/>
+      </w:rPr>
+    </w:lvl>
+  </w:abstractNum>
+  <w:abstractNum w:abstractNumId="2" w15:restartNumberingAfterBreak="0">
+    <w:nsid w:val="23830F8E"/>
+    <w:multiLevelType w:val="hybridMultilevel"/>
+    <w:tmpl w:val="F4F4FA06"/>
+    <w:lvl w:ilvl="0" w:tplc="04050001">
+      <w:start w:val="1"/>
+      <w:numFmt w:val="bullet"/>
+      <w:lvlText w:val=""/>
+      <w:lvlJc w:val="left"/>
+      <w:pPr>
+        <w:ind w:left="720" w:hanging="360"/>
+      </w:pPr>
+      <w:rPr>
+        <w:rFonts w:ascii="Symbol" w:hAnsi="Symbol" w:hint="default"/>
+      </w:rPr>
+    </w:lvl>
+    <w:lvl w:ilvl="1" w:tplc="04050003" w:tentative="1">
+      <w:start w:val="1"/>
+      <w:numFmt w:val="bullet"/>
+      <w:lvlText w:val="o"/>
+      <w:lvlJc w:val="left"/>
+      <w:pPr>
+        <w:ind w:left="1440" w:hanging="360"/>
+      </w:pPr>
+      <w:rPr>
+        <w:rFonts w:ascii="Courier New" w:hAnsi="Courier New" w:cs="Courier New" w:hint="default"/>
+      </w:rPr>
+    </w:lvl>
+    <w:lvl w:ilvl="2" w:tplc="04050005" w:tentative="1">
+      <w:start w:val="1"/>
+      <w:numFmt w:val="bullet"/>
+      <w:lvlText w:val=""/>
+      <w:lvlJc w:val="left"/>
+      <w:pPr>
+        <w:ind w:left="2160" w:hanging="360"/>
+      </w:pPr>
+      <w:rPr>
+        <w:rFonts w:ascii="Wingdings" w:hAnsi="Wingdings" w:hint="default"/>
+      </w:rPr>
+    </w:lvl>
+    <w:lvl w:ilvl="3" w:tplc="04050001" w:tentative="1">
+      <w:start w:val="1"/>
+      <w:numFmt w:val="bullet"/>
+      <w:lvlText w:val=""/>
+      <w:lvlJc w:val="left"/>
+      <w:pPr>
+        <w:ind w:left="2880" w:hanging="360"/>
+      </w:pPr>
+      <w:rPr>
+        <w:rFonts w:ascii="Symbol" w:hAnsi="Symbol" w:hint="default"/>
+      </w:rPr>
+    </w:lvl>
+    <w:lvl w:ilvl="4" w:tplc="04050003" w:tentative="1">
+      <w:start w:val="1"/>
+      <w:numFmt w:val="bullet"/>
+      <w:lvlText w:val="o"/>
+      <w:lvlJc w:val="left"/>
+      <w:pPr>
+        <w:ind w:left="3600" w:hanging="360"/>
+      </w:pPr>
+      <w:rPr>
+        <w:rFonts w:ascii="Courier New" w:hAnsi="Courier New" w:cs="Courier New" w:hint="default"/>
+      </w:rPr>
+    </w:lvl>
+    <w:lvl w:ilvl="5" w:tplc="04050005" w:tentative="1">
+      <w:start w:val="1"/>
+      <w:numFmt w:val="bullet"/>
+      <w:lvlText w:val=""/>
+      <w:lvlJc w:val="left"/>
+      <w:pPr>
+        <w:ind w:left="4320" w:hanging="360"/>
+      </w:pPr>
+      <w:rPr>
+        <w:rFonts w:ascii="Wingdings" w:hAnsi="Wingdings" w:hint="default"/>
+      </w:rPr>
+    </w:lvl>
+    <w:lvl w:ilvl="6" w:tplc="04050001" w:tentative="1">
+      <w:start w:val="1"/>
+      <w:numFmt w:val="bullet"/>
+      <w:lvlText w:val=""/>
+      <w:lvlJc w:val="left"/>
+      <w:pPr>
+        <w:ind w:left="5040" w:hanging="360"/>
+      </w:pPr>
+      <w:rPr>
+        <w:rFonts w:ascii="Symbol" w:hAnsi="Symbol" w:hint="default"/>
+      </w:rPr>
+    </w:lvl>
+    <w:lvl w:ilvl="7" w:tplc="04050003" w:tentative="1">
+      <w:start w:val="1"/>
+      <w:numFmt w:val="bullet"/>
+      <w:lvlText w:val="o"/>
+      <w:lvlJc w:val="left"/>
+      <w:pPr>
+        <w:ind w:left="5760" w:hanging="360"/>
+      </w:pPr>
+      <w:rPr>
+        <w:rFonts w:ascii="Courier New" w:hAnsi="Courier New" w:cs="Courier New" w:hint="default"/>
+      </w:rPr>
+    </w:lvl>
+    <w:lvl w:ilvl="8" w:tplc="04050005" w:tentative="1">
+      <w:start w:val="1"/>
+      <w:numFmt w:val="bullet"/>
+      <w:lvlText w:val=""/>
+      <w:lvlJc w:val="left"/>
+      <w:pPr>
+        <w:ind w:left="6480" w:hanging="360"/>
+      </w:pPr>
+      <w:rPr>
+        <w:rFonts w:ascii="Wingdings" w:hAnsi="Wingdings" w:hint="default"/>
+      </w:rPr>
+    </w:lvl>
+  </w:abstractNum>
+  <w:abstractNum w:abstractNumId="3" w15:restartNumberingAfterBreak="0">
+    <w:nsid w:val="27C27A52"/>
+    <w:multiLevelType w:val="hybridMultilevel"/>
+    <w:tmpl w:val="CECC0536"/>
+    <w:lvl w:ilvl="0" w:tplc="04050001">
+      <w:start w:val="1"/>
+      <w:numFmt w:val="bullet"/>
+      <w:lvlText w:val=""/>
+      <w:lvlJc w:val="left"/>
+      <w:pPr>
+        <w:ind w:left="720" w:hanging="360"/>
+      </w:pPr>
+      <w:rPr>
+        <w:rFonts w:ascii="Symbol" w:hAnsi="Symbol" w:hint="default"/>
+      </w:rPr>
+    </w:lvl>
+    <w:lvl w:ilvl="1" w:tplc="04050003" w:tentative="1">
+      <w:start w:val="1"/>
+      <w:numFmt w:val="bullet"/>
+      <w:lvlText w:val="o"/>
+      <w:lvlJc w:val="left"/>
+      <w:pPr>
+        <w:ind w:left="1440" w:hanging="360"/>
+      </w:pPr>
+      <w:rPr>
+        <w:rFonts w:ascii="Courier New" w:hAnsi="Courier New" w:cs="Courier New" w:hint="default"/>
+      </w:rPr>
+    </w:lvl>
+    <w:lvl w:ilvl="2" w:tplc="04050005" w:tentative="1">
+      <w:start w:val="1"/>
+      <w:numFmt w:val="bullet"/>
+      <w:lvlText w:val=""/>
+      <w:lvlJc w:val="left"/>
+      <w:pPr>
+        <w:ind w:left="2160" w:hanging="360"/>
+      </w:pPr>
+      <w:rPr>
+        <w:rFonts w:ascii="Wingdings" w:hAnsi="Wingdings" w:hint="default"/>
+      </w:rPr>
+    </w:lvl>
+    <w:lvl w:ilvl="3" w:tplc="04050001" w:tentative="1">
+      <w:start w:val="1"/>
+      <w:numFmt w:val="bullet"/>
+      <w:lvlText w:val=""/>
+      <w:lvlJc w:val="left"/>
+      <w:pPr>
+        <w:ind w:left="2880" w:hanging="360"/>
+      </w:pPr>
+      <w:rPr>
+        <w:rFonts w:ascii="Symbol" w:hAnsi="Symbol" w:hint="default"/>
+      </w:rPr>
+    </w:lvl>
+    <w:lvl w:ilvl="4" w:tplc="04050003" w:tentative="1">
+      <w:start w:val="1"/>
+      <w:numFmt w:val="bullet"/>
+      <w:lvlText w:val="o"/>
+      <w:lvlJc w:val="left"/>
+      <w:pPr>
+        <w:ind w:left="3600" w:hanging="360"/>
+      </w:pPr>
+      <w:rPr>
+        <w:rFonts w:ascii="Courier New" w:hAnsi="Courier New" w:cs="Courier New" w:hint="default"/>
+      </w:rPr>
+    </w:lvl>
+    <w:lvl w:ilvl="5" w:tplc="04050005" w:tentative="1">
+      <w:start w:val="1"/>
+      <w:numFmt w:val="bullet"/>
+      <w:lvlText w:val=""/>
+      <w:lvlJc w:val="left"/>
+      <w:pPr>
+        <w:ind w:left="4320" w:hanging="360"/>
+      </w:pPr>
+      <w:rPr>
+        <w:rFonts w:ascii="Wingdings" w:hAnsi="Wingdings" w:hint="default"/>
+      </w:rPr>
+    </w:lvl>
+    <w:lvl w:ilvl="6" w:tplc="04050001" w:tentative="1">
+      <w:start w:val="1"/>
+      <w:numFmt w:val="bullet"/>
+      <w:lvlText w:val=""/>
+      <w:lvlJc w:val="left"/>
+      <w:pPr>
+        <w:ind w:left="5040" w:hanging="360"/>
+      </w:pPr>
+      <w:rPr>
+        <w:rFonts w:ascii="Symbol" w:hAnsi="Symbol" w:hint="default"/>
+      </w:rPr>
+    </w:lvl>
+    <w:lvl w:ilvl="7" w:tplc="04050003" w:tentative="1">
+      <w:start w:val="1"/>
+      <w:numFmt w:val="bullet"/>
+      <w:lvlText w:val="o"/>
+      <w:lvlJc w:val="left"/>
+      <w:pPr>
+        <w:ind w:left="5760" w:hanging="360"/>
+      </w:pPr>
+      <w:rPr>
+        <w:rFonts w:ascii="Courier New" w:hAnsi="Courier New" w:cs="Courier New" w:hint="default"/>
+      </w:rPr>
+    </w:lvl>
+    <w:lvl w:ilvl="8" w:tplc="04050005" w:tentative="1">
+      <w:start w:val="1"/>
+      <w:numFmt w:val="bullet"/>
+      <w:lvlText w:val=""/>
+      <w:lvlJc w:val="left"/>
+      <w:pPr>
+        <w:ind w:left="6480" w:hanging="360"/>
+      </w:pPr>
+      <w:rPr>
+        <w:rFonts w:ascii="Wingdings" w:hAnsi="Wingdings" w:hint="default"/>
+      </w:rPr>
+    </w:lvl>
+  </w:abstractNum>
+  <w:abstractNum w:abstractNumId="4" w15:restartNumberingAfterBreak="0">
+    <w:nsid w:val="363E38BA"/>
+    <w:multiLevelType w:val="hybridMultilevel"/>
+    <w:tmpl w:val="D5DE4734"/>
+    <w:lvl w:ilvl="0" w:tplc="04050001">
+      <w:start w:val="1"/>
+      <w:numFmt w:val="bullet"/>
+      <w:lvlText w:val=""/>
+      <w:lvlJc w:val="left"/>
+      <w:pPr>
+        <w:ind w:left="720" w:hanging="360"/>
+      </w:pPr>
+      <w:rPr>
+        <w:rFonts w:ascii="Symbol" w:hAnsi="Symbol" w:hint="default"/>
+      </w:rPr>
+    </w:lvl>
+    <w:lvl w:ilvl="1" w:tplc="04050003" w:tentative="1">
+      <w:start w:val="1"/>
+      <w:numFmt w:val="bullet"/>
+      <w:lvlText w:val="o"/>
+      <w:lvlJc w:val="left"/>
+      <w:pPr>
+        <w:ind w:left="1440" w:hanging="360"/>
+      </w:pPr>
+      <w:rPr>
+        <w:rFonts w:ascii="Courier New" w:hAnsi="Courier New" w:cs="Courier New" w:hint="default"/>
+      </w:rPr>
+    </w:lvl>
+    <w:lvl w:ilvl="2" w:tplc="04050005" w:tentative="1">
+      <w:start w:val="1"/>
+      <w:numFmt w:val="bullet"/>
+      <w:lvlText w:val=""/>
+      <w:lvlJc w:val="left"/>
+      <w:pPr>
+        <w:ind w:left="2160" w:hanging="360"/>
+      </w:pPr>
+      <w:rPr>
+        <w:rFonts w:ascii="Wingdings" w:hAnsi="Wingdings" w:hint="default"/>
+      </w:rPr>
+    </w:lvl>
+    <w:lvl w:ilvl="3" w:tplc="04050001" w:tentative="1">
+      <w:start w:val="1"/>
+      <w:numFmt w:val="bullet"/>
+      <w:lvlText w:val=""/>
+      <w:lvlJc w:val="left"/>
+      <w:pPr>
+        <w:ind w:left="2880" w:hanging="360"/>
+      </w:pPr>
+      <w:rPr>
+        <w:rFonts w:ascii="Symbol" w:hAnsi="Symbol" w:hint="default"/>
+      </w:rPr>
+    </w:lvl>
+    <w:lvl w:ilvl="4" w:tplc="04050003" w:tentative="1">
+      <w:start w:val="1"/>
+      <w:numFmt w:val="bullet"/>
+      <w:lvlText w:val="o"/>
+      <w:lvlJc w:val="left"/>
+      <w:pPr>
+        <w:ind w:left="3600" w:hanging="360"/>
+      </w:pPr>
+      <w:rPr>
+        <w:rFonts w:ascii="Courier New" w:hAnsi="Courier New" w:cs="Courier New" w:hint="default"/>
+      </w:rPr>
+    </w:lvl>
+    <w:lvl w:ilvl="5" w:tplc="04050005" w:tentative="1">
+      <w:start w:val="1"/>
+      <w:numFmt w:val="bullet"/>
+      <w:lvlText w:val=""/>
+      <w:lvlJc w:val="left"/>
+      <w:pPr>
+        <w:ind w:left="4320" w:hanging="360"/>
+      </w:pPr>
+      <w:rPr>
+        <w:rFonts w:ascii="Wingdings" w:hAnsi="Wingdings" w:hint="default"/>
+      </w:rPr>
+    </w:lvl>
+    <w:lvl w:ilvl="6" w:tplc="04050001" w:tentative="1">
+      <w:start w:val="1"/>
+      <w:numFmt w:val="bullet"/>
+      <w:lvlText w:val=""/>
+      <w:lvlJc w:val="left"/>
+      <w:pPr>
+        <w:ind w:left="5040" w:hanging="360"/>
+      </w:pPr>
+      <w:rPr>
+        <w:rFonts w:ascii="Symbol" w:hAnsi="Symbol" w:hint="default"/>
+      </w:rPr>
+    </w:lvl>
+    <w:lvl w:ilvl="7" w:tplc="04050003" w:tentative="1">
+      <w:start w:val="1"/>
+      <w:numFmt w:val="bullet"/>
+      <w:lvlText w:val="o"/>
+      <w:lvlJc w:val="left"/>
+      <w:pPr>
+        <w:ind w:left="5760" w:hanging="360"/>
+      </w:pPr>
+      <w:rPr>
+        <w:rFonts w:ascii="Courier New" w:hAnsi="Courier New" w:cs="Courier New" w:hint="default"/>
+      </w:rPr>
+    </w:lvl>
+    <w:lvl w:ilvl="8" w:tplc="04050005" w:tentative="1">
+      <w:start w:val="1"/>
+      <w:numFmt w:val="bullet"/>
+      <w:lvlText w:val=""/>
+      <w:lvlJc w:val="left"/>
+      <w:pPr>
+        <w:ind w:left="6480" w:hanging="360"/>
+      </w:pPr>
+      <w:rPr>
+        <w:rFonts w:ascii="Wingdings" w:hAnsi="Wingdings" w:hint="default"/>
+      </w:rPr>
+    </w:lvl>
+  </w:abstractNum>
+  <w:abstractNum w:abstractNumId="5" w15:restartNumberingAfterBreak="0">
+    <w:nsid w:val="38A67FD1"/>
+    <w:multiLevelType w:val="hybridMultilevel"/>
+    <w:tmpl w:val="8FE82BF6"/>
+    <w:lvl w:ilvl="0" w:tplc="04050001">
+      <w:start w:val="1"/>
+      <w:numFmt w:val="bullet"/>
+      <w:lvlText w:val=""/>
+      <w:lvlJc w:val="left"/>
+      <w:pPr>
+        <w:ind w:left="720" w:hanging="360"/>
+      </w:pPr>
+      <w:rPr>
+        <w:rFonts w:ascii="Symbol" w:hAnsi="Symbol" w:hint="default"/>
+      </w:rPr>
+    </w:lvl>
+    <w:lvl w:ilvl="1" w:tplc="04050003" w:tentative="1">
+      <w:start w:val="1"/>
+      <w:numFmt w:val="bullet"/>
+      <w:lvlText w:val="o"/>
+      <w:lvlJc w:val="left"/>
+      <w:pPr>
+        <w:ind w:left="1440" w:hanging="360"/>
+      </w:pPr>
+      <w:rPr>
+        <w:rFonts w:ascii="Courier New" w:hAnsi="Courier New" w:cs="Courier New" w:hint="default"/>
+      </w:rPr>
+    </w:lvl>
+    <w:lvl w:ilvl="2" w:tplc="04050005" w:tentative="1">
+      <w:start w:val="1"/>
+      <w:numFmt w:val="bullet"/>
+      <w:lvlText w:val=""/>
+      <w:lvlJc w:val="left"/>
+      <w:pPr>
+        <w:ind w:left="2160" w:hanging="360"/>
+      </w:pPr>
+      <w:rPr>
+        <w:rFonts w:ascii="Wingdings" w:hAnsi="Wingdings" w:hint="default"/>
+      </w:rPr>
+    </w:lvl>
+    <w:lvl w:ilvl="3" w:tplc="04050001" w:tentative="1">
+      <w:start w:val="1"/>
+      <w:numFmt w:val="bullet"/>
+      <w:lvlText w:val=""/>
+      <w:lvlJc w:val="left"/>
+      <w:pPr>
+        <w:ind w:left="2880" w:hanging="360"/>
+      </w:pPr>
+      <w:rPr>
+        <w:rFonts w:ascii="Symbol" w:hAnsi="Symbol" w:hint="default"/>
+      </w:rPr>
+    </w:lvl>
+    <w:lvl w:ilvl="4" w:tplc="04050003" w:tentative="1">
+      <w:start w:val="1"/>
+      <w:numFmt w:val="bullet"/>
+      <w:lvlText w:val="o"/>
+      <w:lvlJc w:val="left"/>
+      <w:pPr>
+        <w:ind w:left="3600" w:hanging="360"/>
+      </w:pPr>
+      <w:rPr>
+        <w:rFonts w:ascii="Courier New" w:hAnsi="Courier New" w:cs="Courier New" w:hint="default"/>
+      </w:rPr>
+    </w:lvl>
+    <w:lvl w:ilvl="5" w:tplc="04050005" w:tentative="1">
+      <w:start w:val="1"/>
+      <w:numFmt w:val="bullet"/>
+      <w:lvlText w:val=""/>
+      <w:lvlJc w:val="left"/>
+      <w:pPr>
+        <w:ind w:left="4320" w:hanging="360"/>
+      </w:pPr>
+      <w:rPr>
+        <w:rFonts w:ascii="Wingdings" w:hAnsi="Wingdings" w:hint="default"/>
+      </w:rPr>
+    </w:lvl>
+    <w:lvl w:ilvl="6" w:tplc="04050001" w:tentative="1">
+      <w:start w:val="1"/>
+      <w:numFmt w:val="bullet"/>
+      <w:lvlText w:val=""/>
+      <w:lvlJc w:val="left"/>
+      <w:pPr>
+        <w:ind w:left="5040" w:hanging="360"/>
+      </w:pPr>
+      <w:rPr>
+        <w:rFonts w:ascii="Symbol" w:hAnsi="Symbol" w:hint="default"/>
+      </w:rPr>
+    </w:lvl>
+    <w:lvl w:ilvl="7" w:tplc="04050003" w:tentative="1">
+      <w:start w:val="1"/>
+      <w:numFmt w:val="bullet"/>
+      <w:lvlText w:val="o"/>
+      <w:lvlJc w:val="left"/>
+      <w:pPr>
+        <w:ind w:left="5760" w:hanging="360"/>
+      </w:pPr>
+      <w:rPr>
+        <w:rFonts w:ascii="Courier New" w:hAnsi="Courier New" w:cs="Courier New" w:hint="default"/>
+      </w:rPr>
+    </w:lvl>
+    <w:lvl w:ilvl="8" w:tplc="04050005" w:tentative="1">
+      <w:start w:val="1"/>
+      <w:numFmt w:val="bullet"/>
+      <w:lvlText w:val=""/>
+      <w:lvlJc w:val="left"/>
+      <w:pPr>
+        <w:ind w:left="6480" w:hanging="360"/>
+      </w:pPr>
+      <w:rPr>
+        <w:rFonts w:ascii="Wingdings" w:hAnsi="Wingdings" w:hint="default"/>
+      </w:rPr>
+    </w:lvl>
+  </w:abstractNum>
+  <w:abstractNum w:abstractNumId="6" w15:restartNumberingAfterBreak="0">
+    <w:nsid w:val="391066A8"/>
+    <w:multiLevelType w:val="hybridMultilevel"/>
+    <w:tmpl w:val="F614E358"/>
+    <w:lvl w:ilvl="0" w:tplc="04050001">
+      <w:start w:val="1"/>
+      <w:numFmt w:val="bullet"/>
+      <w:lvlText w:val=""/>
+      <w:lvlJc w:val="left"/>
+      <w:pPr>
+        <w:ind w:left="720" w:hanging="360"/>
+      </w:pPr>
+      <w:rPr>
+        <w:rFonts w:ascii="Symbol" w:hAnsi="Symbol" w:hint="default"/>
+      </w:rPr>
+    </w:lvl>
+    <w:lvl w:ilvl="1" w:tplc="04050003" w:tentative="1">
+      <w:start w:val="1"/>
+      <w:numFmt w:val="bullet"/>
+      <w:lvlText w:val="o"/>
+      <w:lvlJc w:val="left"/>
+      <w:pPr>
+        <w:ind w:left="1440" w:hanging="360"/>
+      </w:pPr>
+      <w:rPr>
+        <w:rFonts w:ascii="Courier New" w:hAnsi="Courier New" w:cs="Courier New" w:hint="default"/>
+      </w:rPr>
+    </w:lvl>
+    <w:lvl w:ilvl="2" w:tplc="04050005" w:tentative="1">
+      <w:start w:val="1"/>
+      <w:numFmt w:val="bullet"/>
+      <w:lvlText w:val=""/>
+      <w:lvlJc w:val="left"/>
+      <w:pPr>
+        <w:ind w:left="2160" w:hanging="360"/>
+      </w:pPr>
+      <w:rPr>
+        <w:rFonts w:ascii="Wingdings" w:hAnsi="Wingdings" w:hint="default"/>
+      </w:rPr>
+    </w:lvl>
+    <w:lvl w:ilvl="3" w:tplc="04050001" w:tentative="1">
+      <w:start w:val="1"/>
+      <w:numFmt w:val="bullet"/>
+      <w:lvlText w:val=""/>
+      <w:lvlJc w:val="left"/>
+      <w:pPr>
+        <w:ind w:left="2880" w:hanging="360"/>
+      </w:pPr>
+      <w:rPr>
+        <w:rFonts w:ascii="Symbol" w:hAnsi="Symbol" w:hint="default"/>
+      </w:rPr>
+    </w:lvl>
+    <w:lvl w:ilvl="4" w:tplc="04050003" w:tentative="1">
+      <w:start w:val="1"/>
+      <w:numFmt w:val="bullet"/>
+      <w:lvlText w:val="o"/>
+      <w:lvlJc w:val="left"/>
+      <w:pPr>
+        <w:ind w:left="3600" w:hanging="360"/>
+      </w:pPr>
+      <w:rPr>
+        <w:rFonts w:ascii="Courier New" w:hAnsi="Courier New" w:cs="Courier New" w:hint="default"/>
+      </w:rPr>
+    </w:lvl>
+    <w:lvl w:ilvl="5" w:tplc="04050005" w:tentative="1">
+      <w:start w:val="1"/>
+      <w:numFmt w:val="bullet"/>
+      <w:lvlText w:val=""/>
+      <w:lvlJc w:val="left"/>
+      <w:pPr>
+        <w:ind w:left="4320" w:hanging="360"/>
+      </w:pPr>
+      <w:rPr>
+        <w:rFonts w:ascii="Wingdings" w:hAnsi="Wingdings" w:hint="default"/>
+      </w:rPr>
+    </w:lvl>
+    <w:lvl w:ilvl="6" w:tplc="04050001" w:tentative="1">
+      <w:start w:val="1"/>
+      <w:numFmt w:val="bullet"/>
+      <w:lvlText w:val=""/>
+      <w:lvlJc w:val="left"/>
+      <w:pPr>
+        <w:ind w:left="5040" w:hanging="360"/>
+      </w:pPr>
+      <w:rPr>
+        <w:rFonts w:ascii="Symbol" w:hAnsi="Symbol" w:hint="default"/>
+      </w:rPr>
+    </w:lvl>
+    <w:lvl w:ilvl="7" w:tplc="04050003" w:tentative="1">
+      <w:start w:val="1"/>
+      <w:numFmt w:val="bullet"/>
+      <w:lvlText w:val="o"/>
+      <w:lvlJc w:val="left"/>
+      <w:pPr>
+        <w:ind w:left="5760" w:hanging="360"/>
+      </w:pPr>
+      <w:rPr>
+        <w:rFonts w:ascii="Courier New" w:hAnsi="Courier New" w:cs="Courier New" w:hint="default"/>
+      </w:rPr>
+    </w:lvl>
+    <w:lvl w:ilvl="8" w:tplc="04050005" w:tentative="1">
+      <w:start w:val="1"/>
+      <w:numFmt w:val="bullet"/>
+      <w:lvlText w:val=""/>
+      <w:lvlJc w:val="left"/>
+      <w:pPr>
+        <w:ind w:left="6480" w:hanging="360"/>
+      </w:pPr>
+      <w:rPr>
+        <w:rFonts w:ascii="Wingdings" w:hAnsi="Wingdings" w:hint="default"/>
+      </w:rPr>
+    </w:lvl>
+  </w:abstractNum>
+  <w:abstractNum w:abstractNumId="7" w15:restartNumberingAfterBreak="0">
+    <w:nsid w:val="43DF73ED"/>
+    <w:multiLevelType w:val="hybridMultilevel"/>
+    <w:tmpl w:val="32FC4E02"/>
+    <w:lvl w:ilvl="0" w:tplc="04050001">
+      <w:start w:val="1"/>
+      <w:numFmt w:val="bullet"/>
+      <w:lvlText w:val=""/>
+      <w:lvlJc w:val="left"/>
+      <w:pPr>
+        <w:ind w:left="720" w:hanging="360"/>
+      </w:pPr>
+      <w:rPr>
+        <w:rFonts w:ascii="Symbol" w:hAnsi="Symbol" w:hint="default"/>
+      </w:rPr>
+    </w:lvl>
+    <w:lvl w:ilvl="1" w:tplc="04050003" w:tentative="1">
+      <w:start w:val="1"/>
+      <w:numFmt w:val="bullet"/>
+      <w:lvlText w:val="o"/>
+      <w:lvlJc w:val="left"/>
+      <w:pPr>
+        <w:ind w:left="1440" w:hanging="360"/>
+      </w:pPr>
+      <w:rPr>
+        <w:rFonts w:ascii="Courier New" w:hAnsi="Courier New" w:cs="Courier New" w:hint="default"/>
+      </w:rPr>
+    </w:lvl>
+    <w:lvl w:ilvl="2" w:tplc="04050005" w:tentative="1">
+      <w:start w:val="1"/>
+      <w:numFmt w:val="bullet"/>
+      <w:lvlText w:val=""/>
+      <w:lvlJc w:val="left"/>
+      <w:pPr>
+        <w:ind w:left="2160" w:hanging="360"/>
+      </w:pPr>
+      <w:rPr>
+        <w:rFonts w:ascii="Wingdings" w:hAnsi="Wingdings" w:hint="default"/>
+      </w:rPr>
+    </w:lvl>
+    <w:lvl w:ilvl="3" w:tplc="04050001" w:tentative="1">
+      <w:start w:val="1"/>
+      <w:numFmt w:val="bullet"/>
+      <w:lvlText w:val=""/>
+      <w:lvlJc w:val="left"/>
+      <w:pPr>
+        <w:ind w:left="2880" w:hanging="360"/>
+      </w:pPr>
+      <w:rPr>
+        <w:rFonts w:ascii="Symbol" w:hAnsi="Symbol" w:hint="default"/>
+      </w:rPr>
+    </w:lvl>
+    <w:lvl w:ilvl="4" w:tplc="04050003" w:tentative="1">
+      <w:start w:val="1"/>
+      <w:numFmt w:val="bullet"/>
+      <w:lvlText w:val="o"/>
+      <w:lvlJc w:val="left"/>
+      <w:pPr>
+        <w:ind w:left="3600" w:hanging="360"/>
+      </w:pPr>
+      <w:rPr>
+        <w:rFonts w:ascii="Courier New" w:hAnsi="Courier New" w:cs="Courier New" w:hint="default"/>
+      </w:rPr>
+    </w:lvl>
+    <w:lvl w:ilvl="5" w:tplc="04050005" w:tentative="1">
+      <w:start w:val="1"/>
+      <w:numFmt w:val="bullet"/>
+      <w:lvlText w:val=""/>
+      <w:lvlJc w:val="left"/>
+      <w:pPr>
+        <w:ind w:left="4320" w:hanging="360"/>
+      </w:pPr>
+      <w:rPr>
+        <w:rFonts w:ascii="Wingdings" w:hAnsi="Wingdings" w:hint="default"/>
+      </w:rPr>
+    </w:lvl>
+    <w:lvl w:ilvl="6" w:tplc="04050001" w:tentative="1">
+      <w:start w:val="1"/>
+      <w:numFmt w:val="bullet"/>
+      <w:lvlText w:val=""/>
+      <w:lvlJc w:val="left"/>
+      <w:pPr>
+        <w:ind w:left="5040" w:hanging="360"/>
+      </w:pPr>
+      <w:rPr>
+        <w:rFonts w:ascii="Symbol" w:hAnsi="Symbol" w:hint="default"/>
+      </w:rPr>
+    </w:lvl>
+    <w:lvl w:ilvl="7" w:tplc="04050003" w:tentative="1">
+      <w:start w:val="1"/>
+      <w:numFmt w:val="bullet"/>
+      <w:lvlText w:val="o"/>
+      <w:lvlJc w:val="left"/>
+      <w:pPr>
+        <w:ind w:left="5760" w:hanging="360"/>
+      </w:pPr>
+      <w:rPr>
+        <w:rFonts w:ascii="Courier New" w:hAnsi="Courier New" w:cs="Courier New" w:hint="default"/>
+      </w:rPr>
+    </w:lvl>
+    <w:lvl w:ilvl="8" w:tplc="04050005" w:tentative="1">
+      <w:start w:val="1"/>
+      <w:numFmt w:val="bullet"/>
+      <w:lvlText w:val=""/>
+      <w:lvlJc w:val="left"/>
+      <w:pPr>
+        <w:ind w:left="6480" w:hanging="360"/>
+      </w:pPr>
+      <w:rPr>
+        <w:rFonts w:ascii="Wingdings" w:hAnsi="Wingdings" w:hint="default"/>
+      </w:rPr>
+    </w:lvl>
+  </w:abstractNum>
+  <w:abstractNum w:abstractNumId="8" w15:restartNumberingAfterBreak="0">
+    <w:nsid w:val="49C1309D"/>
+    <w:multiLevelType w:val="hybridMultilevel"/>
+    <w:tmpl w:val="5A328D68"/>
+    <w:lvl w:ilvl="0" w:tplc="04050001">
+      <w:start w:val="1"/>
+      <w:numFmt w:val="bullet"/>
+      <w:lvlText w:val=""/>
+      <w:lvlJc w:val="left"/>
+      <w:pPr>
+        <w:ind w:left="720" w:hanging="360"/>
+      </w:pPr>
+      <w:rPr>
+        <w:rFonts w:ascii="Symbol" w:hAnsi="Symbol" w:hint="default"/>
+      </w:rPr>
+    </w:lvl>
+    <w:lvl w:ilvl="1" w:tplc="04050003" w:tentative="1">
+      <w:start w:val="1"/>
+      <w:numFmt w:val="bullet"/>
+      <w:lvlText w:val="o"/>
+      <w:lvlJc w:val="left"/>
+      <w:pPr>
+        <w:ind w:left="1440" w:hanging="360"/>
+      </w:pPr>
+      <w:rPr>
+        <w:rFonts w:ascii="Courier New" w:hAnsi="Courier New" w:cs="Courier New" w:hint="default"/>
+      </w:rPr>
+    </w:lvl>
+    <w:lvl w:ilvl="2" w:tplc="04050005" w:tentative="1">
+      <w:start w:val="1"/>
+      <w:numFmt w:val="bullet"/>
+      <w:lvlText w:val=""/>
+      <w:lvlJc w:val="left"/>
+      <w:pPr>
+        <w:ind w:left="2160" w:hanging="360"/>
+      </w:pPr>
+      <w:rPr>
+        <w:rFonts w:ascii="Wingdings" w:hAnsi="Wingdings" w:hint="default"/>
+      </w:rPr>
+    </w:lvl>
+    <w:lvl w:ilvl="3" w:tplc="04050001" w:tentative="1">
+      <w:start w:val="1"/>
+      <w:numFmt w:val="bullet"/>
+      <w:lvlText w:val=""/>
+      <w:lvlJc w:val="left"/>
+      <w:pPr>
+        <w:ind w:left="2880" w:hanging="360"/>
+      </w:pPr>
+      <w:rPr>
+        <w:rFonts w:ascii="Symbol" w:hAnsi="Symbol" w:hint="default"/>
+      </w:rPr>
+    </w:lvl>
+    <w:lvl w:ilvl="4" w:tplc="04050003" w:tentative="1">
+      <w:start w:val="1"/>
+      <w:numFmt w:val="bullet"/>
+      <w:lvlText w:val="o"/>
+      <w:lvlJc w:val="left"/>
+      <w:pPr>
+        <w:ind w:left="3600" w:hanging="360"/>
+      </w:pPr>
+      <w:rPr>
+        <w:rFonts w:ascii="Courier New" w:hAnsi="Courier New" w:cs="Courier New" w:hint="default"/>
+      </w:rPr>
+    </w:lvl>
+    <w:lvl w:ilvl="5" w:tplc="04050005" w:tentative="1">
+      <w:start w:val="1"/>
+      <w:numFmt w:val="bullet"/>
+      <w:lvlText w:val=""/>
+      <w:lvlJc w:val="left"/>
+      <w:pPr>
+        <w:ind w:left="4320" w:hanging="360"/>
+      </w:pPr>
+      <w:rPr>
+        <w:rFonts w:ascii="Wingdings" w:hAnsi="Wingdings" w:hint="default"/>
+      </w:rPr>
+    </w:lvl>
+    <w:lvl w:ilvl="6" w:tplc="04050001" w:tentative="1">
+      <w:start w:val="1"/>
+      <w:numFmt w:val="bullet"/>
+      <w:lvlText w:val=""/>
+      <w:lvlJc w:val="left"/>
+      <w:pPr>
+        <w:ind w:left="5040" w:hanging="360"/>
+      </w:pPr>
+      <w:rPr>
+        <w:rFonts w:ascii="Symbol" w:hAnsi="Symbol" w:hint="default"/>
+      </w:rPr>
+    </w:lvl>
+    <w:lvl w:ilvl="7" w:tplc="04050003" w:tentative="1">
+      <w:start w:val="1"/>
+      <w:numFmt w:val="bullet"/>
+      <w:lvlText w:val="o"/>
+      <w:lvlJc w:val="left"/>
+      <w:pPr>
+        <w:ind w:left="5760" w:hanging="360"/>
+      </w:pPr>
+      <w:rPr>
+        <w:rFonts w:ascii="Courier New" w:hAnsi="Courier New" w:cs="Courier New" w:hint="default"/>
+      </w:rPr>
+    </w:lvl>
+    <w:lvl w:ilvl="8" w:tplc="04050005" w:tentative="1">
+      <w:start w:val="1"/>
+      <w:numFmt w:val="bullet"/>
+      <w:lvlText w:val=""/>
+      <w:lvlJc w:val="left"/>
+      <w:pPr>
+        <w:ind w:left="6480" w:hanging="360"/>
+      </w:pPr>
+      <w:rPr>
+        <w:rFonts w:ascii="Wingdings" w:hAnsi="Wingdings" w:hint="default"/>
+      </w:rPr>
+    </w:lvl>
+  </w:abstractNum>
+  <w:abstractNum w:abstractNumId="9" w15:restartNumberingAfterBreak="0">
+    <w:nsid w:val="63E51553"/>
+    <w:multiLevelType w:val="hybridMultilevel"/>
+    <w:tmpl w:val="9140CE96"/>
+    <w:lvl w:ilvl="0" w:tplc="04050001">
+      <w:start w:val="1"/>
+      <w:numFmt w:val="bullet"/>
+      <w:lvlText w:val=""/>
+      <w:lvlJc w:val="left"/>
+      <w:pPr>
+        <w:ind w:left="720" w:hanging="360"/>
+      </w:pPr>
+      <w:rPr>
+        <w:rFonts w:ascii="Symbol" w:hAnsi="Symbol" w:hint="default"/>
+      </w:rPr>
+    </w:lvl>
+    <w:lvl w:ilvl="1" w:tplc="04050003" w:tentative="1">
+      <w:start w:val="1"/>
+      <w:numFmt w:val="bullet"/>
+      <w:lvlText w:val="o"/>
+      <w:lvlJc w:val="left"/>
+      <w:pPr>
+        <w:ind w:left="1440" w:hanging="360"/>
+      </w:pPr>
+      <w:rPr>
+        <w:rFonts w:ascii="Courier New" w:hAnsi="Courier New" w:cs="Courier New" w:hint="default"/>
+      </w:rPr>
+    </w:lvl>
+    <w:lvl w:ilvl="2" w:tplc="04050005" w:tentative="1">
+      <w:start w:val="1"/>
+      <w:numFmt w:val="bullet"/>
+      <w:lvlText w:val=""/>
+      <w:lvlJc w:val="left"/>
+      <w:pPr>
+        <w:ind w:left="2160" w:hanging="360"/>
+      </w:pPr>
+      <w:rPr>
+        <w:rFonts w:ascii="Wingdings" w:hAnsi="Wingdings" w:hint="default"/>
+      </w:rPr>
+    </w:lvl>
+    <w:lvl w:ilvl="3" w:tplc="04050001" w:tentative="1">
+      <w:start w:val="1"/>
+      <w:numFmt w:val="bullet"/>
+      <w:lvlText w:val=""/>
+      <w:lvlJc w:val="left"/>
+      <w:pPr>
+        <w:ind w:left="2880" w:hanging="360"/>
+      </w:pPr>
+      <w:rPr>
+        <w:rFonts w:ascii="Symbol" w:hAnsi="Symbol" w:hint="default"/>
+      </w:rPr>
+    </w:lvl>
+    <w:lvl w:ilvl="4" w:tplc="04050003" w:tentative="1">
+      <w:start w:val="1"/>
+      <w:numFmt w:val="bullet"/>
+      <w:lvlText w:val="o"/>
+      <w:lvlJc w:val="left"/>
+      <w:pPr>
+        <w:ind w:left="3600" w:hanging="360"/>
+      </w:pPr>
+      <w:rPr>
+        <w:rFonts w:ascii="Courier New" w:hAnsi="Courier New" w:cs="Courier New" w:hint="default"/>
+      </w:rPr>
+    </w:lvl>
+    <w:lvl w:ilvl="5" w:tplc="04050005" w:tentative="1">
+      <w:start w:val="1"/>
+      <w:numFmt w:val="bullet"/>
+      <w:lvlText w:val=""/>
+      <w:lvlJc w:val="left"/>
+      <w:pPr>
+        <w:ind w:left="4320" w:hanging="360"/>
+      </w:pPr>
+      <w:rPr>
+        <w:rFonts w:ascii="Wingdings" w:hAnsi="Wingdings" w:hint="default"/>
+      </w:rPr>
+    </w:lvl>
+    <w:lvl w:ilvl="6" w:tplc="04050001" w:tentative="1">
+      <w:start w:val="1"/>
+      <w:numFmt w:val="bullet"/>
+      <w:lvlText w:val=""/>
+      <w:lvlJc w:val="left"/>
+      <w:pPr>
+        <w:ind w:left="5040" w:hanging="360"/>
+      </w:pPr>
+      <w:rPr>
+        <w:rFonts w:ascii="Symbol" w:hAnsi="Symbol" w:hint="default"/>
+      </w:rPr>
+    </w:lvl>
+    <w:lvl w:ilvl="7" w:tplc="04050003" w:tentative="1">
+      <w:start w:val="1"/>
+      <w:numFmt w:val="bullet"/>
+      <w:lvlText w:val="o"/>
+      <w:lvlJc w:val="left"/>
+      <w:pPr>
+        <w:ind w:left="5760" w:hanging="360"/>
+      </w:pPr>
+      <w:rPr>
+        <w:rFonts w:ascii="Courier New" w:hAnsi="Courier New" w:cs="Courier New" w:hint="default"/>
+      </w:rPr>
+    </w:lvl>
+    <w:lvl w:ilvl="8" w:tplc="04050005" w:tentative="1">
+      <w:start w:val="1"/>
+      <w:numFmt w:val="bullet"/>
+      <w:lvlText w:val=""/>
+      <w:lvlJc w:val="left"/>
+      <w:pPr>
+        <w:ind w:left="6480" w:hanging="360"/>
+      </w:pPr>
+      <w:rPr>
+        <w:rFonts w:ascii="Wingdings" w:hAnsi="Wingdings" w:hint="default"/>
+      </w:rPr>
+    </w:lvl>
+  </w:abstractNum>
+  <w:num w:numId="1" w16cid:durableId="331833865">
+    <w:abstractNumId w:val="8"/>
+  </w:num>
+  <w:num w:numId="2" w16cid:durableId="1522428526">
+    <w:abstractNumId w:val="7"/>
+  </w:num>
+  <w:num w:numId="3" w16cid:durableId="421995281">
+    <w:abstractNumId w:val="0"/>
+  </w:num>
+  <w:num w:numId="4" w16cid:durableId="1318219537">
+    <w:abstractNumId w:val="3"/>
+  </w:num>
+  <w:num w:numId="5" w16cid:durableId="630281589">
+    <w:abstractNumId w:val="6"/>
+  </w:num>
+  <w:num w:numId="6" w16cid:durableId="1254052250">
+    <w:abstractNumId w:val="4"/>
+  </w:num>
+  <w:num w:numId="7" w16cid:durableId="457719667">
+    <w:abstractNumId w:val="9"/>
+  </w:num>
+  <w:num w:numId="8" w16cid:durableId="977996844">
+    <w:abstractNumId w:val="5"/>
+  </w:num>
+  <w:num w:numId="9" w16cid:durableId="1785225029">
+    <w:abstractNumId w:val="2"/>
+  </w:num>
+  <w:num w:numId="10" w16cid:durableId="1212572157">
+    <w:abstractNumId w:val="1"/>
+    <w:lvlOverride w:ilvl="0">
+      <w:startOverride w:val="1"/>
+    </w:lvlOverride>
+    <w:lvlOverride w:ilvl="1">
+      <w:startOverride w:val="1"/>
+    </w:lvlOverride>
+    <w:lvlOverride w:ilvl="2">
+      <w:startOverride w:val="1"/>
+    </w:lvlOverride>
+    <w:lvlOverride w:ilvl="3">
+      <w:startOverride w:val="1"/>
+    </w:lvlOverride>
+    <w:lvlOverride w:ilvl="4">
+      <w:startOverride w:val="1"/>
+    </w:lvlOverride>
+    <w:lvlOverride w:ilvl="5">
+      <w:startOverride w:val="1"/>
+    </w:lvlOverride>
+    <w:lvlOverride w:ilvl="6">
+      <w:startOverride w:val="1"/>
+    </w:lvlOverride>
+    <w:lvlOverride w:ilvl="7">
+      <w:startOverride w:val="1"/>
+    </w:lvlOverride>
+    <w:lvlOverride w:ilvl="8">
+      <w:startOverride w:val="1"/>
+    </w:lvlOverride>
+  </w:num>
+</w:numbering>
+</file>
+
 <file path=word/styles.xml><?xml version="1.0" encoding="utf-8"?>
-<w:styles xmlns:mc="http://schemas.openxmlformats.org/markup-compatibility/2006" xmlns:r="http://schemas.openxmlformats.org/officeDocument/2006/relationships" xmlns:w="http://schemas.openxmlformats.org/wordprocessingml/2006/main" xmlns:w14="http://schemas.microsoft.com/office/word/2010/wordml" xmlns:w15="http://schemas.microsoft.com/office/word/2012/wordml" xmlns:w16cex="http://schemas.microsoft.com/office/word/2018/wordml/cex" xmlns:w16cid="http://schemas.microsoft.com/office/word/2016/wordml/cid" xmlns:w16="http://schemas.microsoft.com/office/word/2018/wordml" xmlns:w16du="http://schemas.microsoft.com/office/word/2023/wordml/word16du" xmlns:w16sdtdh="http://schemas.microsoft.com/office/word/2020/wordml/sdtdatahash" xmlns:w16sdtfl="http://schemas.microsoft.com/office/word/2024/wordml/sdtformatlock" xmlns:w16se="http://schemas.microsoft.com/office/word/2015/wordml/symex" mc:Ignorable="w14 w15 w16se w16cid w16 w16cex w16sdtdh w16sdtfl w16du">
+<w:styles xmlns:mc="http://schemas.openxmlformats.org/markup-compatibility/2006" xmlns:r="http://schemas.openxmlformats.org/officeDocument/2006/relationships" xmlns:w="http://schemas.openxmlformats.org/wordprocessingml/2006/main" xmlns:w14="http://schemas.microsoft.com/office/word/2010/wordml" xmlns:w15="http://schemas.microsoft.com/office/word/2012/wordml" xmlns:w16cex="http://schemas.microsoft.com/office/word/2018/wordml/cex" xmlns:w16cid="http://schemas.microsoft.com/office/word/2016/wordml/cid" xmlns:w16="http://schemas.microsoft.com/office/word/2018/wordml" xmlns:w16sdtdh="http://schemas.microsoft.com/office/word/2020/wordml/sdtdatahash" xmlns:w16se="http://schemas.microsoft.com/office/word/2015/wordml/symex" mc:Ignorable="w14 w15 w16se w16cid w16 w16cex w16sdtdh">
   <w:docDefaults>
     <w:rPrDefault>
       <w:rPr>
@@ -977,6 +7011,7 @@
   <w:style w:type="character" w:default="1" w:styleId="Standardnpsmoodstavce">
     <w:name w:val="Default Paragraph Font"/>
     <w:uiPriority w:val="1"/>
+    <w:semiHidden/>
     <w:unhideWhenUsed/>
   </w:style>
   <w:style w:type="table" w:default="1" w:styleId="Normlntabulka">
@@ -1309,6 +7344,29 @@
       </w:tblBorders>
     </w:tblPr>
   </w:style>
+  <w:style w:type="character" w:styleId="Siln">
+    <w:name w:val="Strong"/>
+    <w:basedOn w:val="Standardnpsmoodstavce"/>
+    <w:uiPriority w:val="22"/>
+    <w:qFormat/>
+    <w:rsid w:val="00D1763E"/>
+    <w:rPr>
+      <w:b/>
+      <w:bCs/>
+    </w:rPr>
+  </w:style>
+  <w:style w:type="character" w:styleId="Hypertextovodkaz">
+    <w:name w:val="Hyperlink"/>
+    <w:basedOn w:val="Standardnpsmoodstavce"/>
+    <w:uiPriority w:val="99"/>
+    <w:semiHidden/>
+    <w:unhideWhenUsed/>
+    <w:rsid w:val="00CB67AA"/>
+    <w:rPr>
+      <w:color w:val="0563C1" w:themeColor="hyperlink"/>
+      <w:u w:val="single"/>
+    </w:rPr>
+  </w:style>
 </w:styles>
 </file>
 

--- a/ceske-hlavicky/Synopse-odborne-prace_formular.docx
+++ b/ceske-hlavicky/Synopse-odborne-prace_formular.docx
@@ -240,23 +240,145 @@
           <w:sz w:val="24"/>
           <w:szCs w:val="24"/>
         </w:rPr>
-        <w:t xml:space="preserve">Automatizace v zemědělství zaznamenala obrovský rozvoj od průmyslových chovů skotu, prasat a drůbeže až po sofistikované systémy krmení, sběru vajec či klimatizace chovných prostor. </w:t>
-      </w:r>
-      <w:r>
-        <w:rPr>
-          <w:rFonts w:cstheme="minorHAnsi"/>
-          <w:sz w:val="24"/>
-          <w:szCs w:val="24"/>
-        </w:rPr>
-        <w:t xml:space="preserve">Obecně </w:t>
-      </w:r>
-      <w:r>
-        <w:rPr>
-          <w:rFonts w:cstheme="minorHAnsi"/>
-          <w:sz w:val="24"/>
-          <w:szCs w:val="24"/>
-        </w:rPr>
-        <w:t xml:space="preserve">však zatím neexistuje komplexní řešení, které by integrovalo monitorování, </w:t>
+        <w:t>Automatizace v zemědělství zaznamenala obrovský rozvoj</w:t>
+      </w:r>
+      <w:r>
+        <w:rPr>
+          <w:rFonts w:cstheme="minorHAnsi"/>
+          <w:sz w:val="24"/>
+          <w:szCs w:val="24"/>
+        </w:rPr>
+        <w:t xml:space="preserve"> snad ve všech oblastech.</w:t>
+      </w:r>
+      <w:r>
+        <w:rPr>
+          <w:rFonts w:cstheme="minorHAnsi"/>
+          <w:sz w:val="24"/>
+          <w:szCs w:val="24"/>
+        </w:rPr>
+        <w:t xml:space="preserve"> Velké změny můžeme pozorovat od</w:t>
+      </w:r>
+      <w:r>
+        <w:rPr>
+          <w:rFonts w:cstheme="minorHAnsi"/>
+          <w:sz w:val="24"/>
+          <w:szCs w:val="24"/>
+        </w:rPr>
+        <w:t xml:space="preserve"> </w:t>
+      </w:r>
+      <w:r>
+        <w:rPr>
+          <w:rFonts w:cstheme="minorHAnsi"/>
+          <w:sz w:val="24"/>
+          <w:szCs w:val="24"/>
+        </w:rPr>
+        <w:t>průmyslových chov</w:t>
+      </w:r>
+      <w:r>
+        <w:rPr>
+          <w:rFonts w:cstheme="minorHAnsi"/>
+          <w:sz w:val="24"/>
+          <w:szCs w:val="24"/>
+        </w:rPr>
+        <w:t>ů</w:t>
+      </w:r>
+      <w:r>
+        <w:rPr>
+          <w:rFonts w:cstheme="minorHAnsi"/>
+          <w:sz w:val="24"/>
+          <w:szCs w:val="24"/>
+        </w:rPr>
+        <w:t xml:space="preserve"> skotu, prasat a drůbeže</w:t>
+      </w:r>
+      <w:r>
+        <w:rPr>
+          <w:rFonts w:cstheme="minorHAnsi"/>
+          <w:sz w:val="24"/>
+          <w:szCs w:val="24"/>
+        </w:rPr>
+        <w:t>,</w:t>
+      </w:r>
+      <w:r>
+        <w:rPr>
+          <w:rFonts w:cstheme="minorHAnsi"/>
+          <w:sz w:val="24"/>
+          <w:szCs w:val="24"/>
+        </w:rPr>
+        <w:t xml:space="preserve"> </w:t>
+      </w:r>
+      <w:r>
+        <w:rPr>
+          <w:rFonts w:cstheme="minorHAnsi"/>
+          <w:sz w:val="24"/>
+          <w:szCs w:val="24"/>
+        </w:rPr>
+        <w:t xml:space="preserve">přes nové vylepšené </w:t>
+      </w:r>
+      <w:r>
+        <w:rPr>
+          <w:rFonts w:cstheme="minorHAnsi"/>
+          <w:sz w:val="24"/>
+          <w:szCs w:val="24"/>
+        </w:rPr>
+        <w:t>sofistikované systémy krmení, sběru vajec</w:t>
+      </w:r>
+      <w:r>
+        <w:rPr>
+          <w:rFonts w:cstheme="minorHAnsi"/>
+          <w:sz w:val="24"/>
+          <w:szCs w:val="24"/>
+        </w:rPr>
+        <w:t xml:space="preserve"> až po </w:t>
+      </w:r>
+      <w:r>
+        <w:rPr>
+          <w:rFonts w:cstheme="minorHAnsi"/>
+          <w:sz w:val="24"/>
+          <w:szCs w:val="24"/>
+        </w:rPr>
+        <w:t xml:space="preserve">klimatizace chovných prostor. </w:t>
+      </w:r>
+    </w:p>
+    <w:p>
+      <w:pPr>
+        <w:jc w:val="both"/>
+        <w:rPr>
+          <w:rFonts w:cstheme="minorHAnsi"/>
+          <w:sz w:val="24"/>
+          <w:szCs w:val="24"/>
+        </w:rPr>
+      </w:pPr>
+      <w:r>
+        <w:rPr>
+          <w:rFonts w:cstheme="minorHAnsi"/>
+          <w:sz w:val="24"/>
+          <w:szCs w:val="24"/>
+        </w:rPr>
+        <w:t>Z</w:t>
+      </w:r>
+      <w:r>
+        <w:rPr>
+          <w:rFonts w:cstheme="minorHAnsi"/>
+          <w:sz w:val="24"/>
+          <w:szCs w:val="24"/>
+        </w:rPr>
+        <w:t xml:space="preserve">atím </w:t>
+      </w:r>
+      <w:r>
+        <w:rPr>
+          <w:rFonts w:cstheme="minorHAnsi"/>
+          <w:sz w:val="24"/>
+          <w:szCs w:val="24"/>
+        </w:rPr>
+        <w:t xml:space="preserve">však </w:t>
+      </w:r>
+      <w:r>
+        <w:rPr>
+          <w:rFonts w:cstheme="minorHAnsi"/>
+          <w:sz w:val="24"/>
+          <w:szCs w:val="24"/>
+        </w:rPr>
+        <w:t xml:space="preserve">neexistuje komplexní řešení, které by integrovalo monitorování, </w:t>
       </w:r>
       <w:r>
         <w:rPr>
@@ -289,7 +411,55 @@
           <w:sz w:val="24"/>
           <w:szCs w:val="24"/>
         </w:rPr>
-        <w:t>a bezpečnostní vrstvy v jednom systému. Na tuto mezeru reaguje projekt Coopmaster, který propojuje IoT</w:t>
+        <w:t xml:space="preserve">a bezpečnostní vrstvy </w:t>
+      </w:r>
+      <w:r>
+        <w:rPr>
+          <w:rFonts w:cstheme="minorHAnsi"/>
+          <w:sz w:val="24"/>
+          <w:szCs w:val="24"/>
+        </w:rPr>
+        <w:t>do</w:t>
+      </w:r>
+      <w:r>
+        <w:rPr>
+          <w:rFonts w:cstheme="minorHAnsi"/>
+          <w:sz w:val="24"/>
+          <w:szCs w:val="24"/>
+        </w:rPr>
+        <w:t xml:space="preserve"> jedno</w:t>
+      </w:r>
+      <w:r>
+        <w:rPr>
+          <w:rFonts w:cstheme="minorHAnsi"/>
+          <w:sz w:val="24"/>
+          <w:szCs w:val="24"/>
+        </w:rPr>
+        <w:t>ho</w:t>
+      </w:r>
+      <w:r>
+        <w:rPr>
+          <w:rFonts w:cstheme="minorHAnsi"/>
+          <w:sz w:val="24"/>
+          <w:szCs w:val="24"/>
+        </w:rPr>
+        <w:t xml:space="preserve"> systému</w:t>
+      </w:r>
+      <w:r>
+        <w:rPr>
+          <w:rFonts w:cstheme="minorHAnsi"/>
+          <w:sz w:val="24"/>
+          <w:szCs w:val="24"/>
+        </w:rPr>
+        <w:t xml:space="preserve"> pro malochovy</w:t>
+      </w:r>
+      <w:r>
+        <w:rPr>
+          <w:rFonts w:cstheme="minorHAnsi"/>
+          <w:sz w:val="24"/>
+          <w:szCs w:val="24"/>
+        </w:rPr>
+        <w:t>. Na tuto mezeru reaguje projekt Coopmaster, který propojuje IoT</w:t>
       </w:r>
       <w:r>
         <w:rPr>
@@ -305,23 +475,7 @@
           <w:sz w:val="24"/>
           <w:szCs w:val="24"/>
         </w:rPr>
-        <w:t xml:space="preserve">, kamerové systémy a neuronové sítě s platformou Home Assistant. Cílem je zefektivnit péči o slepice, zvýšit jejich welfare, umožnit </w:t>
-      </w:r>
-      <w:r>
-        <w:rPr>
-          <w:rFonts w:cstheme="minorHAnsi"/>
-          <w:sz w:val="24"/>
-          <w:szCs w:val="24"/>
-        </w:rPr>
-        <w:t xml:space="preserve">nad nimi </w:t>
-      </w:r>
-      <w:r>
-        <w:rPr>
-          <w:rFonts w:cstheme="minorHAnsi"/>
-          <w:sz w:val="24"/>
-          <w:szCs w:val="24"/>
-        </w:rPr>
-        <w:t>vzdálený dohled a minimalizovat potřebu fyzické přítomnosti chovatele.</w:t>
+        <w:t>, kamerové systémy a neuronové sítě s platformou Home Assistant.</w:t>
       </w:r>
     </w:p>
     <w:p>
@@ -339,7 +493,15 @@
           <w:sz w:val="24"/>
           <w:szCs w:val="24"/>
         </w:rPr>
-        <w:t xml:space="preserve">Osobní motivace k této práci </w:t>
+        <w:t>Moje</w:t>
+      </w:r>
+      <w:r>
+        <w:rPr>
+          <w:rFonts w:cstheme="minorHAnsi"/>
+          <w:sz w:val="24"/>
+          <w:szCs w:val="24"/>
+        </w:rPr>
+        <w:t xml:space="preserve"> motivace k této práci </w:t>
       </w:r>
       <w:r>
         <w:rPr>
@@ -403,15 +565,31 @@
           <w:sz w:val="24"/>
           <w:szCs w:val="24"/>
         </w:rPr>
-        <w:t>M</w:t>
-      </w:r>
-      <w:r>
-        <w:rPr>
-          <w:rFonts w:cstheme="minorHAnsi"/>
-          <w:sz w:val="24"/>
-          <w:szCs w:val="24"/>
-        </w:rPr>
-        <w:t>á babička je zkušenou chovatelkou slepic, avšak během své dovolené potřebuje, aby se o chov někdo spolehlivě staral. Jako</w:t>
+        <w:t>Moje</w:t>
+      </w:r>
+      <w:r>
+        <w:rPr>
+          <w:rFonts w:cstheme="minorHAnsi"/>
+          <w:sz w:val="24"/>
+          <w:szCs w:val="24"/>
+        </w:rPr>
+        <w:t xml:space="preserve"> babička je zkušenou chovatelkou slepic, avšak během své dovolené potřebuje, aby se o </w:t>
+      </w:r>
+      <w:r>
+        <w:rPr>
+          <w:rFonts w:cstheme="minorHAnsi"/>
+          <w:sz w:val="24"/>
+          <w:szCs w:val="24"/>
+        </w:rPr>
+        <w:t xml:space="preserve">její </w:t>
+      </w:r>
+      <w:r>
+        <w:rPr>
+          <w:rFonts w:cstheme="minorHAnsi"/>
+          <w:sz w:val="24"/>
+          <w:szCs w:val="24"/>
+        </w:rPr>
+        <w:t>chov někdo spolehlivě staral. Jako</w:t>
       </w:r>
       <w:r>
         <w:rPr>
@@ -435,47 +613,7 @@
           <w:sz w:val="24"/>
           <w:szCs w:val="24"/>
         </w:rPr>
-        <w:t>. C</w:t>
-      </w:r>
-      <w:r>
-        <w:rPr>
-          <w:rFonts w:cstheme="minorHAnsi"/>
-          <w:sz w:val="24"/>
-          <w:szCs w:val="24"/>
-        </w:rPr>
-        <w:t xml:space="preserve">ílem </w:t>
-      </w:r>
-      <w:r>
-        <w:rPr>
-          <w:rFonts w:cstheme="minorHAnsi"/>
-          <w:sz w:val="24"/>
-          <w:szCs w:val="24"/>
-        </w:rPr>
-        <w:t xml:space="preserve">tohoto systému </w:t>
-      </w:r>
-      <w:r>
-        <w:rPr>
-          <w:rFonts w:cstheme="minorHAnsi"/>
-          <w:sz w:val="24"/>
-          <w:szCs w:val="24"/>
-        </w:rPr>
-        <w:t xml:space="preserve">je nejen usnadnit pravidelnou péči a dohled nad kurníkem, ale i zvýšit bezpečnost hejna, analyzovat snášku a umožnit vzdálené ovládání </w:t>
-      </w:r>
-      <w:r>
-        <w:rPr>
-          <w:rFonts w:cstheme="minorHAnsi"/>
-          <w:sz w:val="24"/>
-          <w:szCs w:val="24"/>
-        </w:rPr>
-        <w:t xml:space="preserve">a monitoring </w:t>
-      </w:r>
-      <w:r>
-        <w:rPr>
-          <w:rFonts w:cstheme="minorHAnsi"/>
-          <w:sz w:val="24"/>
-          <w:szCs w:val="24"/>
-        </w:rPr>
-        <w:t>všech klíčových aspektů chovu.</w:t>
+        <w:t>.</w:t>
       </w:r>
     </w:p>
     <w:p>
@@ -493,7 +631,39 @@
           <w:sz w:val="24"/>
           <w:szCs w:val="24"/>
         </w:rPr>
-        <w:t>Hlavní cíl této práce je navrhnout</w:t>
+        <w:t>Hlavní</w:t>
+      </w:r>
+      <w:r>
+        <w:rPr>
+          <w:rFonts w:cstheme="minorHAnsi"/>
+          <w:sz w:val="24"/>
+          <w:szCs w:val="24"/>
+        </w:rPr>
+        <w:t>m</w:t>
+      </w:r>
+      <w:r>
+        <w:rPr>
+          <w:rFonts w:cstheme="minorHAnsi"/>
+          <w:sz w:val="24"/>
+          <w:szCs w:val="24"/>
+        </w:rPr>
+        <w:t xml:space="preserve"> cíl</w:t>
+      </w:r>
+      <w:r>
+        <w:rPr>
+          <w:rFonts w:cstheme="minorHAnsi"/>
+          <w:sz w:val="24"/>
+          <w:szCs w:val="24"/>
+        </w:rPr>
+        <w:t>em</w:t>
+      </w:r>
+      <w:r>
+        <w:rPr>
+          <w:rFonts w:cstheme="minorHAnsi"/>
+          <w:sz w:val="24"/>
+          <w:szCs w:val="24"/>
+        </w:rPr>
+        <w:t xml:space="preserve"> této práce je navrhnout</w:t>
       </w:r>
       <w:r>
         <w:rPr>
@@ -533,15 +703,15 @@
           <w:sz w:val="24"/>
           <w:szCs w:val="24"/>
         </w:rPr>
-        <w:t>Výsledný s</w:t>
-      </w:r>
-      <w:r>
-        <w:rPr>
-          <w:rFonts w:cstheme="minorHAnsi"/>
-          <w:sz w:val="24"/>
-          <w:szCs w:val="24"/>
-        </w:rPr>
-        <w:t>ystém má:</w:t>
+        <w:t>Měl by řešit následující úkoly</w:t>
+      </w:r>
+      <w:r>
+        <w:rPr>
+          <w:rFonts w:cstheme="minorHAnsi"/>
+          <w:sz w:val="24"/>
+          <w:szCs w:val="24"/>
+        </w:rPr>
+        <w:t>:</w:t>
       </w:r>
     </w:p>
     <w:p>
@@ -587,23 +757,7 @@
           <w:sz w:val="24"/>
           <w:szCs w:val="24"/>
         </w:rPr>
-        <w:t xml:space="preserve">Umožnit monitoring prostředí (teplota, vlhkost, </w:t>
-      </w:r>
-      <w:r>
-        <w:rPr>
-          <w:rFonts w:cstheme="minorHAnsi"/>
-          <w:sz w:val="24"/>
-          <w:szCs w:val="24"/>
-        </w:rPr>
-        <w:t>počet slepic</w:t>
-      </w:r>
-      <w:r>
-        <w:rPr>
-          <w:rFonts w:cstheme="minorHAnsi"/>
-          <w:sz w:val="24"/>
-          <w:szCs w:val="24"/>
-        </w:rPr>
-        <w:t>)</w:t>
+        <w:t xml:space="preserve">Umožnit monitoring prostředí </w:t>
       </w:r>
     </w:p>
     <w:p>
@@ -626,7 +780,7 @@
           <w:sz w:val="24"/>
           <w:szCs w:val="24"/>
         </w:rPr>
-        <w:t>Automaticky detekovat neobvyklé situace (vniknutí vetřelce, neúplnost hejna)</w:t>
+        <w:t xml:space="preserve">Automaticky detekovat neobvyklé situace </w:t>
       </w:r>
     </w:p>
     <w:p>
@@ -680,15 +834,31 @@
           <w:sz w:val="24"/>
           <w:szCs w:val="24"/>
         </w:rPr>
-        <w:t xml:space="preserve">Nabídnout uživatelsky intuitivní </w:t>
-      </w:r>
-      <w:r>
-        <w:rPr>
-          <w:rFonts w:cstheme="minorHAnsi"/>
-          <w:sz w:val="24"/>
-          <w:szCs w:val="24"/>
-        </w:rPr>
-        <w:t>rozhraní a vzdálený přístup</w:t>
+        <w:t xml:space="preserve">Nabídnout </w:t>
+      </w:r>
+      <w:r>
+        <w:rPr>
+          <w:rFonts w:cstheme="minorHAnsi"/>
+          <w:sz w:val="24"/>
+          <w:szCs w:val="24"/>
+        </w:rPr>
+        <w:t xml:space="preserve">vzdálený přístup a </w:t>
+      </w:r>
+      <w:r>
+        <w:rPr>
+          <w:rFonts w:cstheme="minorHAnsi"/>
+          <w:sz w:val="24"/>
+          <w:szCs w:val="24"/>
+        </w:rPr>
+        <w:t xml:space="preserve">intuitivní </w:t>
+      </w:r>
+      <w:r>
+        <w:rPr>
+          <w:rFonts w:cstheme="minorHAnsi"/>
+          <w:sz w:val="24"/>
+          <w:szCs w:val="24"/>
+        </w:rPr>
+        <w:t>ovládání</w:t>
       </w:r>
     </w:p>
     <w:p>
@@ -745,14 +915,6 @@
         </w:rPr>
         <w:t xml:space="preserve">a rozšiřitelnost </w:t>
       </w:r>
-      <w:r>
-        <w:rPr>
-          <w:rFonts w:cstheme="minorHAnsi"/>
-          <w:sz w:val="24"/>
-          <w:szCs w:val="24"/>
-        </w:rPr>
-        <w:t>dle potřeb uživatele</w:t>
-      </w:r>
     </w:p>
     <w:p>
       <w:pPr>
@@ -769,7 +931,31 @@
           <w:sz w:val="24"/>
           <w:szCs w:val="24"/>
         </w:rPr>
-        <w:t>Hlavní výzkumnou otázkou proto je, zda integrace moderních technologií (neuronové sítě, IoT zařízení, platformou Home Assistant) může skutečně významně optimalizovat, zjednodušit a zároveň zvýšit bezpečnost a kvalitu domácího chovu slepic v běžných podmínkách.</w:t>
+        <w:t>Hlavní výzkumnou otázkou je, zda integrace moderních technologií (neuronové sítě, IoT zařízení, platformou Home Assistant) může skutečně významně optimalizovat, zjednodušit a zvýšit kvalitu</w:t>
+      </w:r>
+      <w:r>
+        <w:rPr>
+          <w:rFonts w:cstheme="minorHAnsi"/>
+          <w:sz w:val="24"/>
+          <w:szCs w:val="24"/>
+        </w:rPr>
+        <w:t xml:space="preserve"> a </w:t>
+      </w:r>
+      <w:r>
+        <w:rPr>
+          <w:rFonts w:cstheme="minorHAnsi"/>
+          <w:sz w:val="24"/>
+          <w:szCs w:val="24"/>
+        </w:rPr>
+        <w:t>bezpečnost</w:t>
+      </w:r>
+      <w:r>
+        <w:rPr>
+          <w:rFonts w:cstheme="minorHAnsi"/>
+          <w:sz w:val="24"/>
+          <w:szCs w:val="24"/>
+        </w:rPr>
+        <w:t xml:space="preserve"> chovu slepic.</w:t>
       </w:r>
     </w:p>
     <w:p>
@@ -803,23 +989,23 @@
           <w:sz w:val="24"/>
           <w:szCs w:val="24"/>
         </w:rPr>
-        <w:t xml:space="preserve"> je také odpovědět na to, jaké jsou limity současných open source</w:t>
-      </w:r>
-      <w:r>
-        <w:rPr>
-          <w:rFonts w:cstheme="minorHAnsi"/>
-          <w:sz w:val="24"/>
-          <w:szCs w:val="24"/>
-        </w:rPr>
-        <w:t>,</w:t>
-      </w:r>
-      <w:r>
-        <w:rPr>
-          <w:rFonts w:cstheme="minorHAnsi"/>
-          <w:sz w:val="24"/>
-          <w:szCs w:val="24"/>
-        </w:rPr>
-        <w:t xml:space="preserve"> volně dostupných technologií při jejich reálném nasazení v</w:t>
+        <w:t xml:space="preserve"> je také </w:t>
+      </w:r>
+      <w:r>
+        <w:rPr>
+          <w:rFonts w:cstheme="minorHAnsi"/>
+          <w:sz w:val="24"/>
+          <w:szCs w:val="24"/>
+        </w:rPr>
+        <w:t>hledání odpovědi na otázku</w:t>
+      </w:r>
+      <w:r>
+        <w:rPr>
+          <w:rFonts w:cstheme="minorHAnsi"/>
+          <w:sz w:val="24"/>
+          <w:szCs w:val="24"/>
+        </w:rPr>
+        <w:t>, jaké jsou limity současných open source technologií při jejich reálném nasazení v</w:t>
       </w:r>
       <w:r>
         <w:rPr>
@@ -941,15 +1127,87 @@
           <w:sz w:val="24"/>
           <w:szCs w:val="24"/>
         </w:rPr>
-        <w:t xml:space="preserve"> existují. Narazil jsem hlavně na jednotlivé jednoduché produkty, které umí třeba jen časované zavírání dvířek nebo jednoduché čidlo upozorňující na </w:t>
-      </w:r>
-      <w:r>
-        <w:rPr>
-          <w:rFonts w:cstheme="minorHAnsi"/>
-          <w:sz w:val="24"/>
-          <w:szCs w:val="24"/>
-        </w:rPr>
-        <w:t>příliš nízkou teplotu</w:t>
+        <w:t xml:space="preserve"> existují. Narazil jsem </w:t>
+      </w:r>
+      <w:r>
+        <w:rPr>
+          <w:rFonts w:cstheme="minorHAnsi"/>
+          <w:sz w:val="24"/>
+          <w:szCs w:val="24"/>
+        </w:rPr>
+        <w:t xml:space="preserve">převážně na </w:t>
+      </w:r>
+      <w:r>
+        <w:rPr>
+          <w:rFonts w:cstheme="minorHAnsi"/>
+          <w:sz w:val="24"/>
+          <w:szCs w:val="24"/>
+        </w:rPr>
+        <w:t xml:space="preserve">jednoúčelové </w:t>
+      </w:r>
+      <w:r>
+        <w:rPr>
+          <w:rFonts w:cstheme="minorHAnsi"/>
+          <w:sz w:val="24"/>
+          <w:szCs w:val="24"/>
+        </w:rPr>
+        <w:t xml:space="preserve">jednoduché produkty, které </w:t>
+      </w:r>
+      <w:r>
+        <w:rPr>
+          <w:rFonts w:cstheme="minorHAnsi"/>
+          <w:sz w:val="24"/>
+          <w:szCs w:val="24"/>
+        </w:rPr>
+        <w:t>často pokrývají jen jednu oblast. Umí t</w:t>
+      </w:r>
+      <w:r>
+        <w:rPr>
+          <w:rFonts w:cstheme="minorHAnsi"/>
+          <w:sz w:val="24"/>
+          <w:szCs w:val="24"/>
+        </w:rPr>
+        <w:t>řeba jen</w:t>
+      </w:r>
+      <w:r>
+        <w:rPr>
+          <w:rFonts w:cstheme="minorHAnsi"/>
+          <w:sz w:val="24"/>
+          <w:szCs w:val="24"/>
+        </w:rPr>
+        <w:t xml:space="preserve"> časovaně </w:t>
+      </w:r>
+      <w:r>
+        <w:rPr>
+          <w:rFonts w:cstheme="minorHAnsi"/>
+          <w:sz w:val="24"/>
+          <w:szCs w:val="24"/>
+        </w:rPr>
+        <w:t>zavír</w:t>
+      </w:r>
+      <w:r>
+        <w:rPr>
+          <w:rFonts w:cstheme="minorHAnsi"/>
+          <w:sz w:val="24"/>
+          <w:szCs w:val="24"/>
+        </w:rPr>
+        <w:t>at a otevírat</w:t>
+      </w:r>
+      <w:r>
+        <w:rPr>
+          <w:rFonts w:cstheme="minorHAnsi"/>
+          <w:sz w:val="24"/>
+          <w:szCs w:val="24"/>
+        </w:rPr>
+        <w:t xml:space="preserve"> dvíř</w:t>
+      </w:r>
+      <w:r>
+        <w:rPr>
+          <w:rFonts w:cstheme="minorHAnsi"/>
+          <w:sz w:val="24"/>
+          <w:szCs w:val="24"/>
+        </w:rPr>
+        <w:t>ka nebo poskytovat data o aktuální teplotě</w:t>
       </w:r>
       <w:r>
         <w:rPr>
@@ -1037,7 +1295,47 @@
           <w:sz w:val="24"/>
           <w:szCs w:val="24"/>
         </w:rPr>
-        <w:t>Zároveň jsem vzal v potaz i požadavky málo technicky orientovaného uživatele, což reprezentovala má babička jako zkušená chovatelka, u které byl systém realizován.</w:t>
+        <w:t xml:space="preserve">Zároveň jsem vzal v potaz </w:t>
+      </w:r>
+      <w:r>
+        <w:rPr>
+          <w:rFonts w:cstheme="minorHAnsi"/>
+          <w:sz w:val="24"/>
+          <w:szCs w:val="24"/>
+        </w:rPr>
+        <w:t xml:space="preserve">i požadavek na technickou zdatnost chovatelů. Jsou to sice dobří hospodáři a chovatelé, ale často bývají málo technicky zdatní v moderních technologiích. V mém případě je systém určen pro moji </w:t>
+      </w:r>
+      <w:r>
+        <w:rPr>
+          <w:rFonts w:cstheme="minorHAnsi"/>
+          <w:sz w:val="24"/>
+          <w:szCs w:val="24"/>
+        </w:rPr>
+        <w:t>babičk</w:t>
+      </w:r>
+      <w:r>
+        <w:rPr>
+          <w:rFonts w:cstheme="minorHAnsi"/>
+          <w:sz w:val="24"/>
+          <w:szCs w:val="24"/>
+        </w:rPr>
+        <w:t xml:space="preserve">u. </w:t>
+      </w:r>
+      <w:r>
+        <w:rPr>
+          <w:rFonts w:cstheme="minorHAnsi"/>
+          <w:sz w:val="24"/>
+          <w:szCs w:val="24"/>
+        </w:rPr>
+        <w:t xml:space="preserve"> Právě u ní byl následně</w:t>
+      </w:r>
+      <w:r>
+        <w:rPr>
+          <w:rFonts w:cstheme="minorHAnsi"/>
+          <w:sz w:val="24"/>
+          <w:szCs w:val="24"/>
+        </w:rPr>
+        <w:t xml:space="preserve"> systém realizován.</w:t>
       </w:r>
     </w:p>
     <w:p>
@@ -1147,16 +1445,6 @@
           <w:szCs w:val="24"/>
         </w:rPr>
       </w:pPr>
-    </w:p>
-    <w:p>
-      <w:pPr>
-        <w:jc w:val="both"/>
-        <w:rPr>
-          <w:rFonts w:cstheme="minorHAnsi"/>
-          <w:sz w:val="24"/>
-          <w:szCs w:val="24"/>
-        </w:rPr>
-      </w:pPr>
       <w:r>
         <w:rPr>
           <w:rFonts w:cstheme="minorHAnsi"/>
@@ -1181,23 +1469,13 @@
         </w:rPr>
         <w:t xml:space="preserve">v kurníku </w:t>
       </w:r>
-      <w:proofErr w:type="gramStart"/>
-      <w:r>
-        <w:rPr>
-          <w:rFonts w:cstheme="minorHAnsi"/>
-          <w:sz w:val="24"/>
-          <w:szCs w:val="24"/>
-        </w:rPr>
-        <w:t>tvoří</w:t>
-      </w:r>
-      <w:proofErr w:type="gramEnd"/>
-      <w:r>
-        <w:rPr>
-          <w:rFonts w:cstheme="minorHAnsi"/>
-          <w:sz w:val="24"/>
-          <w:szCs w:val="24"/>
-        </w:rPr>
-        <w:t xml:space="preserve"> především</w:t>
+      <w:r>
+        <w:rPr>
+          <w:rFonts w:cstheme="minorHAnsi"/>
+          <w:sz w:val="24"/>
+          <w:szCs w:val="24"/>
+        </w:rPr>
+        <w:t>tvoří především</w:t>
       </w:r>
       <w:r>
         <w:rPr>
@@ -1230,23 +1508,61 @@
           <w:szCs w:val="24"/>
         </w:rPr>
       </w:pPr>
-      <w:proofErr w:type="spellStart"/>
-      <w:r>
-        <w:rPr>
-          <w:rFonts w:cstheme="minorHAnsi"/>
-          <w:sz w:val="24"/>
-          <w:szCs w:val="24"/>
-        </w:rPr>
-        <w:t>Arduino</w:t>
-      </w:r>
-      <w:proofErr w:type="spellEnd"/>
-      <w:r>
-        <w:rPr>
-          <w:rFonts w:cstheme="minorHAnsi"/>
-          <w:sz w:val="24"/>
-          <w:szCs w:val="24"/>
-        </w:rPr>
-        <w:t xml:space="preserve"> Nano coby mozky IoT zařízení (řízení a sběr dat ze senzorů, ovládání dvířek a svět</w:t>
+      <w:r>
+        <w:rPr>
+          <w:rFonts w:cstheme="minorHAnsi"/>
+          <w:sz w:val="24"/>
+          <w:szCs w:val="24"/>
+        </w:rPr>
+        <w:t xml:space="preserve">Arduino Nano </w:t>
+      </w:r>
+      <w:r>
+        <w:rPr>
+          <w:rFonts w:cstheme="minorHAnsi"/>
+          <w:sz w:val="24"/>
+          <w:szCs w:val="24"/>
+        </w:rPr>
+        <w:t xml:space="preserve">jako </w:t>
+      </w:r>
+      <w:r>
+        <w:rPr>
+          <w:rFonts w:cstheme="minorHAnsi"/>
+          <w:sz w:val="24"/>
+          <w:szCs w:val="24"/>
+        </w:rPr>
+        <w:t>moz</w:t>
+      </w:r>
+      <w:r>
+        <w:rPr>
+          <w:rFonts w:cstheme="minorHAnsi"/>
+          <w:sz w:val="24"/>
+          <w:szCs w:val="24"/>
+        </w:rPr>
+        <w:t>e</w:t>
+      </w:r>
+      <w:r>
+        <w:rPr>
+          <w:rFonts w:cstheme="minorHAnsi"/>
+          <w:sz w:val="24"/>
+          <w:szCs w:val="24"/>
+        </w:rPr>
+        <w:t xml:space="preserve">k </w:t>
+      </w:r>
+      <w:r>
+        <w:rPr>
+          <w:rFonts w:cstheme="minorHAnsi"/>
+          <w:sz w:val="24"/>
+          <w:szCs w:val="24"/>
+        </w:rPr>
+        <w:t>jednotlivých chytrých</w:t>
+      </w:r>
+      <w:r>
+        <w:rPr>
+          <w:rFonts w:cstheme="minorHAnsi"/>
+          <w:sz w:val="24"/>
+          <w:szCs w:val="24"/>
+        </w:rPr>
+        <w:t xml:space="preserve"> zařízení (řízení a sběr dat ze senzorů, ovládání dvířek a svět</w:t>
       </w:r>
       <w:r>
         <w:rPr>
@@ -1415,23 +1731,13 @@
         </w:rPr>
         <w:t xml:space="preserve"> </w:t>
       </w:r>
-      <w:proofErr w:type="gramStart"/>
-      <w:r>
-        <w:rPr>
-          <w:rFonts w:cstheme="minorHAnsi"/>
-          <w:sz w:val="24"/>
-          <w:szCs w:val="24"/>
-        </w:rPr>
-        <w:t>tvoří</w:t>
-      </w:r>
-      <w:proofErr w:type="gramEnd"/>
-      <w:r>
-        <w:rPr>
-          <w:rFonts w:cstheme="minorHAnsi"/>
-          <w:sz w:val="24"/>
-          <w:szCs w:val="24"/>
-        </w:rPr>
-        <w:t xml:space="preserve"> mini</w:t>
+      <w:r>
+        <w:rPr>
+          <w:rFonts w:cstheme="minorHAnsi"/>
+          <w:sz w:val="24"/>
+          <w:szCs w:val="24"/>
+        </w:rPr>
+        <w:t>tvoří mini</w:t>
       </w:r>
       <w:r>
         <w:rPr>
@@ -1471,7 +1777,39 @@
           <w:sz w:val="24"/>
           <w:szCs w:val="24"/>
         </w:rPr>
-        <w:t xml:space="preserve"> komunikaci s kamerami a IoT prvky), zatímco náročnější úlohy, jako běh neuronových sítí, webová rozhraní a online dostupnost systému </w:t>
+        <w:t xml:space="preserve"> komunikaci s kamerami a IoT prvky)</w:t>
+      </w:r>
+      <w:r>
+        <w:rPr>
+          <w:rFonts w:cstheme="minorHAnsi"/>
+          <w:sz w:val="24"/>
+          <w:szCs w:val="24"/>
+        </w:rPr>
+        <w:t>. N</w:t>
+      </w:r>
+      <w:r>
+        <w:rPr>
+          <w:rFonts w:cstheme="minorHAnsi"/>
+          <w:sz w:val="24"/>
+          <w:szCs w:val="24"/>
+        </w:rPr>
+        <w:t>áročnější úlohy, jako běh neuronových sítí, webová rozhraní a online dostupnost systému</w:t>
+      </w:r>
+      <w:r>
+        <w:rPr>
+          <w:rFonts w:cstheme="minorHAnsi"/>
+          <w:sz w:val="24"/>
+          <w:szCs w:val="24"/>
+        </w:rPr>
+        <w:t>,</w:t>
+      </w:r>
+      <w:r>
+        <w:rPr>
+          <w:rFonts w:cstheme="minorHAnsi"/>
+          <w:sz w:val="24"/>
+          <w:szCs w:val="24"/>
+        </w:rPr>
+        <w:t xml:space="preserve"> </w:t>
       </w:r>
       <w:r>
         <w:rPr>
@@ -1697,7 +2035,7 @@
           <w:sz w:val="24"/>
           <w:szCs w:val="24"/>
         </w:rPr>
-        <w:t xml:space="preserve"> Rozhraní Home Assistanta je následně publikováno ven na internet pomocí služby Cloudflared.</w:t>
+        <w:t xml:space="preserve"> Rozhraní Home Assistanta je následně publikováno ven na internet pomocí služby Cloudflare.</w:t>
       </w:r>
     </w:p>
     <w:p>
@@ -1739,23 +2077,7 @@
           <w:sz w:val="24"/>
           <w:szCs w:val="24"/>
         </w:rPr>
-        <w:t>model</w:t>
-      </w:r>
-      <w:r>
-        <w:rPr>
-          <w:rFonts w:cstheme="minorHAnsi"/>
-          <w:sz w:val="24"/>
-          <w:szCs w:val="24"/>
-        </w:rPr>
-        <w:t xml:space="preserve"> pro organizaci softwaru</w:t>
-      </w:r>
-      <w:r>
-        <w:rPr>
-          <w:rFonts w:cstheme="minorHAnsi"/>
-          <w:sz w:val="24"/>
-          <w:szCs w:val="24"/>
-        </w:rPr>
-        <w:t xml:space="preserve"> je zvolena mikroservisní architektura, která systému zajišťuje</w:t>
+        <w:t>model pro organizaci softwaru je zvolena mikroservisní architektura, která systému zajišťuje</w:t>
       </w:r>
       <w:r>
         <w:rPr>
@@ -1803,7 +2125,23 @@
           <w:sz w:val="24"/>
           <w:szCs w:val="24"/>
         </w:rPr>
-        <w:t xml:space="preserve"> v systému tedy</w:t>
+        <w:t xml:space="preserve"> v systému </w:t>
+      </w:r>
+      <w:r>
+        <w:rPr>
+          <w:rFonts w:cstheme="minorHAnsi"/>
+          <w:sz w:val="24"/>
+          <w:szCs w:val="24"/>
+        </w:rPr>
+        <w:t xml:space="preserve">je </w:t>
+      </w:r>
+      <w:r>
+        <w:rPr>
+          <w:rFonts w:cstheme="minorHAnsi"/>
+          <w:sz w:val="24"/>
+          <w:szCs w:val="24"/>
+        </w:rPr>
+        <w:t>tedy</w:t>
       </w:r>
       <w:r>
         <w:rPr>
@@ -1813,23 +2151,21 @@
         </w:rPr>
         <w:t xml:space="preserve"> </w:t>
       </w:r>
-      <w:proofErr w:type="gramStart"/>
-      <w:r>
-        <w:rPr>
-          <w:rFonts w:cstheme="minorHAnsi"/>
-          <w:sz w:val="24"/>
-          <w:szCs w:val="24"/>
-        </w:rPr>
-        <w:t>řeší</w:t>
-      </w:r>
-      <w:proofErr w:type="gramEnd"/>
-      <w:r>
-        <w:rPr>
-          <w:rFonts w:cstheme="minorHAnsi"/>
-          <w:sz w:val="24"/>
-          <w:szCs w:val="24"/>
-        </w:rPr>
-        <w:t xml:space="preserve"> jeden dílčí úkol (například rozpoznání objektů v obraze, řízení dvířek, čtení dat ze senzorů apod.). Celý backend </w:t>
+      <w:r>
+        <w:rPr>
+          <w:rFonts w:cstheme="minorHAnsi"/>
+          <w:sz w:val="24"/>
+          <w:szCs w:val="24"/>
+        </w:rPr>
+        <w:t xml:space="preserve">zodpovědná za </w:t>
+      </w:r>
+      <w:r>
+        <w:rPr>
+          <w:rFonts w:cstheme="minorHAnsi"/>
+          <w:sz w:val="24"/>
+          <w:szCs w:val="24"/>
+        </w:rPr>
+        <w:t xml:space="preserve">jeden dílčí úkol (například rozpoznání objektů v obraze, řízení dvířek, čtení dat ze senzorů apod.). Celý backend </w:t>
       </w:r>
       <w:r>
         <w:rPr>
@@ -1847,16 +2183,6 @@
         </w:rPr>
         <w:t xml:space="preserve"> implementován v jazyce Python s využitím knihoven pro zpracování obrazu (OpenCV, knihovna YOLO apod.) a pro komunikaci s hardwarem.</w:t>
       </w:r>
-    </w:p>
-    <w:p>
-      <w:pPr>
-        <w:jc w:val="both"/>
-        <w:rPr>
-          <w:rFonts w:cstheme="minorHAnsi"/>
-          <w:sz w:val="24"/>
-          <w:szCs w:val="24"/>
-        </w:rPr>
-      </w:pPr>
     </w:p>
     <w:p>
       <w:pPr>
@@ -1975,7 +2301,6 @@
           <w:sz w:val="24"/>
           <w:szCs w:val="24"/>
         </w:rPr>
-        <w:lastRenderedPageBreak/>
         <w:t>D</w:t>
       </w:r>
       <w:r>
@@ -2039,6 +2364,7 @@
           <w:sz w:val="24"/>
           <w:szCs w:val="24"/>
         </w:rPr>
+        <w:lastRenderedPageBreak/>
         <w:t>L</w:t>
       </w:r>
       <w:r>
@@ -2047,7 +2373,7 @@
           <w:sz w:val="24"/>
           <w:szCs w:val="24"/>
         </w:rPr>
-        <w:t>ogování a vizualizaci dat (statistiky o pohybu slepic, snášce a provozu systému v čase),</w:t>
+        <w:t>ogování a vizualizaci dat (statistiky o pohybu slepic, snášce a provozu systému v čase)</w:t>
       </w:r>
     </w:p>
     <w:p>
@@ -2098,6 +2424,16 @@
           <w:szCs w:val="24"/>
         </w:rPr>
       </w:pPr>
+    </w:p>
+    <w:p>
+      <w:pPr>
+        <w:jc w:val="both"/>
+        <w:rPr>
+          <w:rFonts w:cstheme="minorHAnsi"/>
+          <w:sz w:val="24"/>
+          <w:szCs w:val="24"/>
+        </w:rPr>
+      </w:pPr>
       <w:r>
         <w:rPr>
           <w:rFonts w:cstheme="minorHAnsi"/>
@@ -2194,16 +2530,6 @@
         </w:rPr>
         <w:t>komponent s ohledem na prašné prostředí, vlhkost a teplotní výkyvy.</w:t>
       </w:r>
-    </w:p>
-    <w:p>
-      <w:pPr>
-        <w:jc w:val="both"/>
-        <w:rPr>
-          <w:rFonts w:cstheme="minorHAnsi"/>
-          <w:sz w:val="24"/>
-          <w:szCs w:val="24"/>
-        </w:rPr>
-      </w:pPr>
     </w:p>
     <w:p>
       <w:pPr>
@@ -2408,7 +2734,7 @@
           <w:sz w:val="24"/>
           <w:szCs w:val="24"/>
         </w:rPr>
-        <w:t xml:space="preserve"> a sledování jejich spolehlivosti v několika týdenním </w:t>
+        <w:t xml:space="preserve"> a sledování jejich spolehlivosti v několikatýdenním </w:t>
       </w:r>
       <w:r>
         <w:rPr>
@@ -2479,7 +2805,7 @@
           <w:sz w:val="24"/>
           <w:szCs w:val="24"/>
         </w:rPr>
-        <w:t xml:space="preserve"> přes mobilní aplikaci), sledování srozumitelnosti rozhraní a notifikací.</w:t>
+        <w:t xml:space="preserve"> přes mobilní aplikaci), sledování srozumitelnosti rozhraní a notifikací</w:t>
       </w:r>
     </w:p>
     <w:p>
@@ -2686,23 +3012,6 @@
     </w:p>
     <w:p>
       <w:pPr>
-        <w:rPr>
-          <w:rFonts w:cstheme="minorHAnsi"/>
-          <w:sz w:val="24"/>
-          <w:szCs w:val="24"/>
-        </w:rPr>
-      </w:pPr>
-      <w:r>
-        <w:rPr>
-          <w:rFonts w:cstheme="minorHAnsi"/>
-          <w:sz w:val="24"/>
-          <w:szCs w:val="24"/>
-        </w:rPr>
-        <w:br w:type="page"/>
-      </w:r>
-    </w:p>
-    <w:p>
-      <w:pPr>
         <w:jc w:val="both"/>
         <w:rPr>
           <w:rFonts w:cstheme="minorHAnsi"/>
@@ -2720,7 +3029,6 @@
           <w:sz w:val="28"/>
           <w:szCs w:val="28"/>
         </w:rPr>
-        <w:lastRenderedPageBreak/>
         <w:t>Výsledky a diskuse</w:t>
       </w:r>
     </w:p>
@@ -2755,7 +3063,39 @@
           <w:sz w:val="24"/>
           <w:szCs w:val="24"/>
         </w:rPr>
-        <w:t xml:space="preserve"> nasazen v plně funkční podobě, splnil (či částečně překročil) většinu stanovených cílů:</w:t>
+        <w:t xml:space="preserve"> nasazen</w:t>
+      </w:r>
+      <w:r>
+        <w:rPr>
+          <w:rFonts w:cstheme="minorHAnsi"/>
+          <w:sz w:val="24"/>
+          <w:szCs w:val="24"/>
+        </w:rPr>
+        <w:t xml:space="preserve"> a je plně </w:t>
+      </w:r>
+      <w:r>
+        <w:rPr>
+          <w:rFonts w:cstheme="minorHAnsi"/>
+          <w:sz w:val="24"/>
+          <w:szCs w:val="24"/>
+        </w:rPr>
+        <w:t>funkční</w:t>
+      </w:r>
+      <w:r>
+        <w:rPr>
+          <w:rFonts w:cstheme="minorHAnsi"/>
+          <w:sz w:val="24"/>
+          <w:szCs w:val="24"/>
+        </w:rPr>
+        <w:t>. S</w:t>
+      </w:r>
+      <w:r>
+        <w:rPr>
+          <w:rFonts w:cstheme="minorHAnsi"/>
+          <w:sz w:val="24"/>
+          <w:szCs w:val="24"/>
+        </w:rPr>
+        <w:t>plnil (či částečně překročil) většinu stanovených cílů:</w:t>
       </w:r>
     </w:p>
     <w:p>
@@ -2799,7 +3139,16 @@
           <w:sz w:val="24"/>
           <w:szCs w:val="24"/>
         </w:rPr>
-        <w:t>Všechny klíčové prvky chovu (dvířka, světla) lze ovládat pohodlně vzdáleně z mobilní nebo webové aplikace, včetně sledování aktuálních kamerových záznamů. To umožňuje chovateli bez časového omezení sledovat stav hejna a prostředí v kurníku i ve výběhu, což přináší vyšší komfort i bezpečnost, zejména při delší nepřítomnosti.</w:t>
+        <w:t xml:space="preserve">Všechny klíčové prvky chovu (dvířka, světla) lze ovládat pohodlně vzdáleně z mobilní nebo webové aplikace, včetně sledování aktuálních kamerových záznamů. To umožňuje </w:t>
+      </w:r>
+      <w:r>
+        <w:rPr>
+          <w:rFonts w:cstheme="minorHAnsi"/>
+          <w:sz w:val="24"/>
+          <w:szCs w:val="24"/>
+        </w:rPr>
+        <w:lastRenderedPageBreak/>
+        <w:t>chovateli bez časového omezení sledovat stav hejna a prostředí v kurníku i ve výběhu, což přináší vyšší komfort i bezpečnost, zejména při delší nepřítomnosti.</w:t>
       </w:r>
     </w:p>
     <w:p>
@@ -2843,23 +3192,39 @@
           <w:sz w:val="24"/>
           <w:szCs w:val="24"/>
         </w:rPr>
-        <w:t xml:space="preserve">Systém automaticky detekuje počet slepic v kurníku a v případě, že některá slepice večer není v kurníku zavření dvířek </w:t>
-      </w:r>
-      <w:r>
-        <w:rPr>
-          <w:rFonts w:cstheme="minorHAnsi"/>
-          <w:sz w:val="24"/>
-          <w:szCs w:val="24"/>
-        </w:rPr>
-        <w:t>je</w:t>
-      </w:r>
-      <w:r>
-        <w:rPr>
-          <w:rFonts w:cstheme="minorHAnsi"/>
-          <w:sz w:val="24"/>
-          <w:szCs w:val="24"/>
-        </w:rPr>
-        <w:t xml:space="preserve"> odloženo, dokud není zajištěn</w:t>
+        <w:t>Systém automaticky detekuje počet slepic v kurníku a v případě, že některá slepice večer není v</w:t>
+      </w:r>
+      <w:r>
+        <w:rPr>
+          <w:rFonts w:cstheme="minorHAnsi"/>
+          <w:sz w:val="24"/>
+          <w:szCs w:val="24"/>
+        </w:rPr>
+        <w:t> </w:t>
+      </w:r>
+      <w:r>
+        <w:rPr>
+          <w:rFonts w:cstheme="minorHAnsi"/>
+          <w:sz w:val="24"/>
+          <w:szCs w:val="24"/>
+        </w:rPr>
+        <w:t>kurníku</w:t>
+      </w:r>
+      <w:r>
+        <w:rPr>
+          <w:rFonts w:cstheme="minorHAnsi"/>
+          <w:sz w:val="24"/>
+          <w:szCs w:val="24"/>
+        </w:rPr>
+        <w:t>, je</w:t>
+      </w:r>
+      <w:r>
+        <w:rPr>
+          <w:rFonts w:cstheme="minorHAnsi"/>
+          <w:sz w:val="24"/>
+          <w:szCs w:val="24"/>
+        </w:rPr>
+        <w:t xml:space="preserve"> zavření dvířek odloženo, dokud není zajištěn</w:t>
       </w:r>
       <w:r>
         <w:rPr>
@@ -2891,7 +3256,39 @@
           <w:sz w:val="24"/>
           <w:szCs w:val="24"/>
         </w:rPr>
-        <w:t xml:space="preserve"> celého hejna. Automatické zamykání dvířek kombinuje údaje o čase a </w:t>
+        <w:t xml:space="preserve"> celého hejna. Automatické </w:t>
+      </w:r>
+      <w:r>
+        <w:rPr>
+          <w:rFonts w:cstheme="minorHAnsi"/>
+          <w:sz w:val="24"/>
+          <w:szCs w:val="24"/>
+        </w:rPr>
+        <w:t>zavírání</w:t>
+      </w:r>
+      <w:r>
+        <w:rPr>
+          <w:rFonts w:cstheme="minorHAnsi"/>
+          <w:sz w:val="24"/>
+          <w:szCs w:val="24"/>
+        </w:rPr>
+        <w:t xml:space="preserve"> dvířek </w:t>
+      </w:r>
+      <w:r>
+        <w:rPr>
+          <w:rFonts w:cstheme="minorHAnsi"/>
+          <w:sz w:val="24"/>
+          <w:szCs w:val="24"/>
+        </w:rPr>
+        <w:t xml:space="preserve">tedy </w:t>
+      </w:r>
+      <w:r>
+        <w:rPr>
+          <w:rFonts w:cstheme="minorHAnsi"/>
+          <w:sz w:val="24"/>
+          <w:szCs w:val="24"/>
+        </w:rPr>
+        <w:t xml:space="preserve">kombinuje údaje o čase a </w:t>
       </w:r>
       <w:r>
         <w:rPr>
@@ -2907,7 +3304,31 @@
           <w:sz w:val="24"/>
           <w:szCs w:val="24"/>
         </w:rPr>
-        <w:t xml:space="preserve"> počet přítomných slepic.</w:t>
+        <w:t>m</w:t>
+      </w:r>
+      <w:r>
+        <w:rPr>
+          <w:rFonts w:cstheme="minorHAnsi"/>
+          <w:sz w:val="24"/>
+          <w:szCs w:val="24"/>
+        </w:rPr>
+        <w:t xml:space="preserve"> počt</w:t>
+      </w:r>
+      <w:r>
+        <w:rPr>
+          <w:rFonts w:cstheme="minorHAnsi"/>
+          <w:sz w:val="24"/>
+          <w:szCs w:val="24"/>
+        </w:rPr>
+        <w:t>u</w:t>
+      </w:r>
+      <w:r>
+        <w:rPr>
+          <w:rFonts w:cstheme="minorHAnsi"/>
+          <w:sz w:val="24"/>
+          <w:szCs w:val="24"/>
+        </w:rPr>
+        <w:t xml:space="preserve"> přítomných slepic.</w:t>
       </w:r>
     </w:p>
     <w:p>
@@ -2959,7 +3380,15 @@
           <w:sz w:val="24"/>
           <w:szCs w:val="24"/>
         </w:rPr>
-        <w:t>pes nebo</w:t>
+        <w:t>psa</w:t>
+      </w:r>
+      <w:r>
+        <w:rPr>
+          <w:rFonts w:cstheme="minorHAnsi"/>
+          <w:sz w:val="24"/>
+          <w:szCs w:val="24"/>
+        </w:rPr>
+        <w:t xml:space="preserve"> nebo</w:t>
       </w:r>
       <w:r>
         <w:rPr>
@@ -2975,15 +3404,55 @@
           <w:sz w:val="24"/>
           <w:szCs w:val="24"/>
         </w:rPr>
-        <w:t>kuna</w:t>
-      </w:r>
-      <w:r>
-        <w:rPr>
-          <w:rFonts w:cstheme="minorHAnsi"/>
-          <w:sz w:val="24"/>
-          <w:szCs w:val="24"/>
-        </w:rPr>
-        <w:t>). Systém automaticky zasílá varovné zprávy ve chvíli, kdy je zjištěna podezřelá aktivita, což umožňuje chovateli ihned reagovat (buď vzdáleným ovládáním, nebo informováním sousedů).</w:t>
+        <w:t>kun</w:t>
+      </w:r>
+      <w:r>
+        <w:rPr>
+          <w:rFonts w:cstheme="minorHAnsi"/>
+          <w:sz w:val="24"/>
+          <w:szCs w:val="24"/>
+        </w:rPr>
+        <w:t>y</w:t>
+      </w:r>
+      <w:r>
+        <w:rPr>
+          <w:rFonts w:cstheme="minorHAnsi"/>
+          <w:sz w:val="24"/>
+          <w:szCs w:val="24"/>
+        </w:rPr>
+        <w:t xml:space="preserve">). Systém automaticky zasílá varovné </w:t>
+      </w:r>
+      <w:r>
+        <w:rPr>
+          <w:rFonts w:cstheme="minorHAnsi"/>
+          <w:sz w:val="24"/>
+          <w:szCs w:val="24"/>
+        </w:rPr>
+        <w:t>notifikace chovateli</w:t>
+      </w:r>
+      <w:r>
+        <w:rPr>
+          <w:rFonts w:cstheme="minorHAnsi"/>
+          <w:sz w:val="24"/>
+          <w:szCs w:val="24"/>
+        </w:rPr>
+        <w:t xml:space="preserve"> ve chvíli, kdy je zjištěna podezřelá aktivita, což </w:t>
+      </w:r>
+      <w:r>
+        <w:rPr>
+          <w:rFonts w:cstheme="minorHAnsi"/>
+          <w:sz w:val="24"/>
+          <w:szCs w:val="24"/>
+        </w:rPr>
+        <w:t xml:space="preserve">mu </w:t>
+      </w:r>
+      <w:r>
+        <w:rPr>
+          <w:rFonts w:cstheme="minorHAnsi"/>
+          <w:sz w:val="24"/>
+          <w:szCs w:val="24"/>
+        </w:rPr>
+        <w:t>umožňuje ihned reagovat (buď vzdáleným ovládáním, nebo informováním sousedů).</w:t>
       </w:r>
     </w:p>
     <w:p>
@@ -3079,7 +3548,15 @@
           <w:sz w:val="24"/>
           <w:szCs w:val="24"/>
         </w:rPr>
-        <w:t>množství snášených</w:t>
+        <w:t xml:space="preserve">množství </w:t>
+      </w:r>
+      <w:r>
+        <w:rPr>
+          <w:rFonts w:cstheme="minorHAnsi"/>
+          <w:sz w:val="24"/>
+          <w:szCs w:val="24"/>
+        </w:rPr>
+        <w:t>snášených vajec</w:t>
       </w:r>
       <w:r>
         <w:rPr>
@@ -3115,23 +3592,29 @@
           <w:szCs w:val="24"/>
         </w:rPr>
       </w:pPr>
-    </w:p>
-    <w:p>
-      <w:pPr>
-        <w:jc w:val="both"/>
-        <w:rPr>
-          <w:rFonts w:cstheme="minorHAnsi"/>
-          <w:sz w:val="24"/>
-          <w:szCs w:val="24"/>
-        </w:rPr>
-      </w:pPr>
-      <w:r>
-        <w:rPr>
-          <w:rFonts w:cstheme="minorHAnsi"/>
-          <w:sz w:val="24"/>
-          <w:szCs w:val="24"/>
-        </w:rPr>
-        <w:t>Během reálného provozu byl</w:t>
+      <w:r>
+        <w:rPr>
+          <w:rFonts w:cstheme="minorHAnsi"/>
+          <w:sz w:val="24"/>
+          <w:szCs w:val="24"/>
+        </w:rPr>
+        <w:t xml:space="preserve">Během </w:t>
+      </w:r>
+      <w:r>
+        <w:rPr>
+          <w:rFonts w:cstheme="minorHAnsi"/>
+          <w:sz w:val="24"/>
+          <w:szCs w:val="24"/>
+        </w:rPr>
+        <w:t xml:space="preserve">SWOT analýzy </w:t>
+      </w:r>
+      <w:r>
+        <w:rPr>
+          <w:rFonts w:cstheme="minorHAnsi"/>
+          <w:sz w:val="24"/>
+          <w:szCs w:val="24"/>
+        </w:rPr>
+        <w:t>reálného provozu byl</w:t>
       </w:r>
       <w:r>
         <w:rPr>
@@ -3147,7 +3630,7 @@
           <w:sz w:val="24"/>
           <w:szCs w:val="24"/>
         </w:rPr>
-        <w:t xml:space="preserve"> identifikován</w:t>
+        <w:t xml:space="preserve"> zjištěn</w:t>
       </w:r>
       <w:r>
         <w:rPr>
@@ -3163,7 +3646,15 @@
           <w:sz w:val="24"/>
           <w:szCs w:val="24"/>
         </w:rPr>
-        <w:t xml:space="preserve"> následující slabá místa:</w:t>
+        <w:t xml:space="preserve"> následující fakta</w:t>
+      </w:r>
+      <w:r>
+        <w:rPr>
+          <w:rFonts w:cstheme="minorHAnsi"/>
+          <w:sz w:val="24"/>
+          <w:szCs w:val="24"/>
+        </w:rPr>
+        <w:t>:</w:t>
       </w:r>
     </w:p>
     <w:p>
@@ -3265,25 +3756,23 @@
           <w:sz w:val="24"/>
           <w:szCs w:val="24"/>
         </w:rPr>
-        <w:t xml:space="preserve">výrazně </w:t>
-      </w:r>
-      <w:proofErr w:type="gramStart"/>
-      <w:r>
-        <w:rPr>
-          <w:rFonts w:cstheme="minorHAnsi"/>
-          <w:sz w:val="24"/>
-          <w:szCs w:val="24"/>
-        </w:rPr>
-        <w:t>zhorší</w:t>
-      </w:r>
-      <w:proofErr w:type="gramEnd"/>
-      <w:r>
-        <w:rPr>
-          <w:rFonts w:cstheme="minorHAnsi"/>
-          <w:sz w:val="24"/>
-          <w:szCs w:val="24"/>
-        </w:rPr>
-        <w:t xml:space="preserve"> rozlišení a obraz přejde do černobílého rozsahu s čímž aktuální neuronová síť tolik nepočítá</w:t>
+        <w:t>výrazně zhorší rozlišení a obraz přejde do černobílého rozsahu</w:t>
+      </w:r>
+      <w:r>
+        <w:rPr>
+          <w:rFonts w:cstheme="minorHAnsi"/>
+          <w:sz w:val="24"/>
+          <w:szCs w:val="24"/>
+        </w:rPr>
+        <w:t>. S touto skutečností</w:t>
+      </w:r>
+      <w:r>
+        <w:rPr>
+          <w:rFonts w:cstheme="minorHAnsi"/>
+          <w:sz w:val="24"/>
+          <w:szCs w:val="24"/>
+        </w:rPr>
+        <w:t xml:space="preserve"> aktuální neuronová síť tolik nepočítá</w:t>
       </w:r>
       <w:r>
         <w:rPr>
@@ -3307,7 +3796,23 @@
           <w:sz w:val="24"/>
           <w:szCs w:val="24"/>
         </w:rPr>
-        <w:t xml:space="preserve"> hardwaru a pokročilejší detekční algoritmy.</w:t>
+        <w:t xml:space="preserve"> hardwaru a </w:t>
+      </w:r>
+      <w:r>
+        <w:rPr>
+          <w:rFonts w:cstheme="minorHAnsi"/>
+          <w:sz w:val="24"/>
+          <w:szCs w:val="24"/>
+        </w:rPr>
+        <w:t>další vylepšení neuronové sítě</w:t>
+      </w:r>
+      <w:r>
+        <w:rPr>
+          <w:rFonts w:cstheme="minorHAnsi"/>
+          <w:sz w:val="24"/>
+          <w:szCs w:val="24"/>
+        </w:rPr>
+        <w:t>.</w:t>
       </w:r>
     </w:p>
     <w:p>
@@ -3393,41 +3898,228 @@
           <w:sz w:val="24"/>
           <w:szCs w:val="24"/>
         </w:rPr>
+        <w:t xml:space="preserve">Naopak výrazně nad očekávání obstál systém v uživatelském </w:t>
+      </w:r>
+      <w:r>
+        <w:rPr>
+          <w:rFonts w:cstheme="minorHAnsi"/>
+          <w:sz w:val="24"/>
+          <w:szCs w:val="24"/>
+        </w:rPr>
+        <w:t>testování. U</w:t>
+      </w:r>
+      <w:r>
+        <w:rPr>
+          <w:rFonts w:cstheme="minorHAnsi"/>
+          <w:sz w:val="24"/>
+          <w:szCs w:val="24"/>
+        </w:rPr>
+        <w:t>živatelé</w:t>
+      </w:r>
+      <w:r>
+        <w:rPr>
+          <w:rFonts w:cstheme="minorHAnsi"/>
+          <w:sz w:val="24"/>
+          <w:szCs w:val="24"/>
+        </w:rPr>
+        <w:t>, kterým byl systém předváděn</w:t>
+      </w:r>
+      <w:r>
+        <w:rPr>
+          <w:rFonts w:cstheme="minorHAnsi"/>
+          <w:sz w:val="24"/>
+          <w:szCs w:val="24"/>
+        </w:rPr>
+        <w:t xml:space="preserve"> vypověděli</w:t>
+      </w:r>
+      <w:r>
+        <w:rPr>
+          <w:rFonts w:cstheme="minorHAnsi"/>
+          <w:sz w:val="24"/>
+          <w:szCs w:val="24"/>
+        </w:rPr>
+        <w:t xml:space="preserve">, </w:t>
+      </w:r>
+      <w:r>
+        <w:rPr>
+          <w:rFonts w:cstheme="minorHAnsi"/>
+          <w:sz w:val="24"/>
+          <w:szCs w:val="24"/>
+        </w:rPr>
+        <w:t>že je pro ně systém intuitivní, dobře se ovládá  a vyzdvihli jeho rychlost a jednoduchost</w:t>
+      </w:r>
+      <w:r>
+        <w:rPr>
+          <w:rFonts w:cstheme="minorHAnsi"/>
+          <w:sz w:val="24"/>
+          <w:szCs w:val="24"/>
+        </w:rPr>
+        <w:t>.</w:t>
+      </w:r>
+    </w:p>
+    <w:p>
+      <w:pPr>
+        <w:pStyle w:val="Odstavecseseznamem"/>
+        <w:numPr>
+          <w:ilvl w:val="0"/>
+          <w:numId w:val="1"/>
+        </w:numPr>
+        <w:jc w:val="both"/>
+        <w:rPr>
+          <w:rFonts w:cstheme="minorHAnsi"/>
+          <w:sz w:val="24"/>
+          <w:szCs w:val="24"/>
+        </w:rPr>
+      </w:pPr>
+      <w:r>
+        <w:rPr>
+          <w:rFonts w:cstheme="minorHAnsi"/>
+          <w:sz w:val="24"/>
+          <w:szCs w:val="24"/>
+        </w:rPr>
+        <w:t>Největší</w:t>
+      </w:r>
+      <w:r>
+        <w:rPr>
+          <w:rFonts w:cstheme="minorHAnsi"/>
+          <w:sz w:val="24"/>
+          <w:szCs w:val="24"/>
+        </w:rPr>
+        <w:t xml:space="preserve"> výzvou </w:t>
+      </w:r>
+      <w:r>
+        <w:rPr>
+          <w:rFonts w:cstheme="minorHAnsi"/>
+          <w:sz w:val="24"/>
+          <w:szCs w:val="24"/>
+        </w:rPr>
+        <w:t>současného řešení je jeho cena</w:t>
+      </w:r>
+      <w:r>
+        <w:rPr>
+          <w:rFonts w:cstheme="minorHAnsi"/>
+          <w:sz w:val="24"/>
+          <w:szCs w:val="24"/>
+        </w:rPr>
+        <w:t xml:space="preserve">. Ta se </w:t>
+      </w:r>
+      <w:r>
+        <w:rPr>
+          <w:rFonts w:cstheme="minorHAnsi"/>
+          <w:sz w:val="24"/>
+          <w:szCs w:val="24"/>
+        </w:rPr>
+        <w:t xml:space="preserve">aktuálně pohybuje okolo 60 000 Kč. Významnou část této částky tvoří výpočetní technika, konkrétně počítač určený pro běh neuronových sítí. Ten by mohl být nahrazen </w:t>
+      </w:r>
+      <w:r>
+        <w:rPr>
+          <w:rFonts w:cstheme="minorHAnsi"/>
+          <w:sz w:val="24"/>
+          <w:szCs w:val="24"/>
+        </w:rPr>
+        <w:t>za méně</w:t>
+      </w:r>
+      <w:r>
+        <w:rPr>
+          <w:rFonts w:cstheme="minorHAnsi"/>
+          <w:sz w:val="24"/>
+          <w:szCs w:val="24"/>
+        </w:rPr>
+        <w:t xml:space="preserve"> výkon</w:t>
+      </w:r>
+      <w:r>
+        <w:rPr>
+          <w:rFonts w:cstheme="minorHAnsi"/>
+          <w:sz w:val="24"/>
+          <w:szCs w:val="24"/>
+        </w:rPr>
+        <w:t>n</w:t>
+      </w:r>
+      <w:r>
+        <w:rPr>
+          <w:rFonts w:cstheme="minorHAnsi"/>
+          <w:sz w:val="24"/>
+          <w:szCs w:val="24"/>
+        </w:rPr>
+        <w:t>ý</w:t>
+      </w:r>
+      <w:r>
+        <w:rPr>
+          <w:rFonts w:cstheme="minorHAnsi"/>
+          <w:sz w:val="24"/>
+          <w:szCs w:val="24"/>
+        </w:rPr>
+        <w:t>, využívající</w:t>
+      </w:r>
+      <w:r>
+        <w:rPr>
+          <w:rFonts w:cstheme="minorHAnsi"/>
+          <w:sz w:val="24"/>
+          <w:szCs w:val="24"/>
+        </w:rPr>
+        <w:t xml:space="preserve"> například </w:t>
+      </w:r>
+      <w:r>
+        <w:rPr>
+          <w:rFonts w:cstheme="minorHAnsi"/>
+          <w:sz w:val="24"/>
+          <w:szCs w:val="24"/>
+        </w:rPr>
+        <w:t xml:space="preserve">externí grafický </w:t>
+      </w:r>
+      <w:r>
+        <w:rPr>
+          <w:rFonts w:cstheme="minorHAnsi"/>
+          <w:sz w:val="24"/>
+          <w:szCs w:val="24"/>
+        </w:rPr>
+        <w:t>akcelerátor.</w:t>
+      </w:r>
+      <w:r>
+        <w:rPr>
+          <w:rFonts w:cstheme="minorHAnsi"/>
+          <w:sz w:val="24"/>
+          <w:szCs w:val="24"/>
+        </w:rPr>
+        <w:t xml:space="preserve"> </w:t>
+      </w:r>
+      <w:r>
+        <w:rPr>
+          <w:rFonts w:cstheme="minorHAnsi"/>
+          <w:sz w:val="24"/>
+          <w:szCs w:val="24"/>
+        </w:rPr>
+        <w:t xml:space="preserve">Na druhou stranu většina senzorů použitých v současném </w:t>
+      </w:r>
+      <w:r>
+        <w:rPr>
+          <w:rFonts w:cstheme="minorHAnsi"/>
+          <w:sz w:val="24"/>
+          <w:szCs w:val="24"/>
+        </w:rPr>
         <w:lastRenderedPageBreak/>
-        <w:t xml:space="preserve">Naopak výrazně nad očekávání obstál systém v uživatelském </w:t>
-      </w:r>
-      <w:r>
-        <w:rPr>
-          <w:rFonts w:cstheme="minorHAnsi"/>
-          <w:sz w:val="24"/>
-          <w:szCs w:val="24"/>
-        </w:rPr>
-        <w:t>testování. U</w:t>
-      </w:r>
-      <w:r>
-        <w:rPr>
-          <w:rFonts w:cstheme="minorHAnsi"/>
-          <w:sz w:val="24"/>
-          <w:szCs w:val="24"/>
-        </w:rPr>
-        <w:t>živatelé</w:t>
-      </w:r>
-      <w:r>
-        <w:rPr>
-          <w:rFonts w:cstheme="minorHAnsi"/>
-          <w:sz w:val="24"/>
-          <w:szCs w:val="24"/>
-        </w:rPr>
-        <w:t>, kterým byl systém předváděn, neměli velké problémy s ovládáním systému a porozuměním způsobu jeho používání</w:t>
-      </w:r>
-      <w:r>
-        <w:rPr>
-          <w:rFonts w:cstheme="minorHAnsi"/>
-          <w:sz w:val="24"/>
-          <w:szCs w:val="24"/>
-        </w:rPr>
-        <w:t>.</w:t>
-      </w:r>
+        <w:t>řešení je spíše hobby úrovně, takže ve finální verzi lze očekávat navýšení ceny kvůli použití kvalitnějších čidel.</w:t>
+      </w:r>
+      <w:r>
+        <w:rPr>
+          <w:rFonts w:cstheme="minorHAnsi"/>
+          <w:sz w:val="24"/>
+          <w:szCs w:val="24"/>
+        </w:rPr>
+        <w:t xml:space="preserve"> </w:t>
+      </w:r>
+    </w:p>
+    <w:p>
+      <w:pPr>
+        <w:pStyle w:val="Odstavecseseznamem"/>
+        <w:jc w:val="both"/>
+        <w:rPr>
+          <w:rFonts w:cstheme="minorHAnsi"/>
+          <w:color w:val="FF0000"/>
+          <w:sz w:val="24"/>
+          <w:szCs w:val="24"/>
+        </w:rPr>
+      </w:pPr>
     </w:p>
     <w:p>
       <w:pPr>
@@ -3475,7 +4167,23 @@
           <w:sz w:val="24"/>
           <w:szCs w:val="24"/>
         </w:rPr>
-        <w:t xml:space="preserve">Komplexita: spojení </w:t>
+        <w:t>Komplexita</w:t>
+      </w:r>
+      <w:r>
+        <w:rPr>
+          <w:rFonts w:cstheme="minorHAnsi"/>
+          <w:sz w:val="24"/>
+          <w:szCs w:val="24"/>
+        </w:rPr>
+        <w:t xml:space="preserve"> – spojení</w:t>
+      </w:r>
+      <w:r>
+        <w:rPr>
+          <w:rFonts w:cstheme="minorHAnsi"/>
+          <w:sz w:val="24"/>
+          <w:szCs w:val="24"/>
+        </w:rPr>
+        <w:t xml:space="preserve"> </w:t>
       </w:r>
       <w:r>
         <w:rPr>
@@ -3530,7 +4238,31 @@
           <w:sz w:val="24"/>
           <w:szCs w:val="24"/>
         </w:rPr>
-        <w:t>Škálovatelnost: možnost připojit další zařízení</w:t>
+        <w:t>Škálovatelnost</w:t>
+      </w:r>
+      <w:r>
+        <w:rPr>
+          <w:rFonts w:cstheme="minorHAnsi"/>
+          <w:sz w:val="24"/>
+          <w:szCs w:val="24"/>
+        </w:rPr>
+        <w:t xml:space="preserve"> </w:t>
+      </w:r>
+      <w:r>
+        <w:rPr>
+          <w:rFonts w:cstheme="minorHAnsi"/>
+          <w:sz w:val="24"/>
+          <w:szCs w:val="24"/>
+        </w:rPr>
+        <w:t xml:space="preserve">– </w:t>
+      </w:r>
+      <w:r>
+        <w:rPr>
+          <w:rFonts w:cstheme="minorHAnsi"/>
+          <w:sz w:val="24"/>
+          <w:szCs w:val="24"/>
+        </w:rPr>
+        <w:t>možnost připojit další zařízení</w:t>
       </w:r>
       <w:r>
         <w:rPr>
@@ -3585,7 +4317,31 @@
           <w:sz w:val="24"/>
           <w:szCs w:val="24"/>
         </w:rPr>
-        <w:t>Intuitivní uživatelské rozhraní: vhodné pro uživatele všech úrovní</w:t>
+        <w:t>Intuitivní uživatelské rozhraní</w:t>
+      </w:r>
+      <w:r>
+        <w:rPr>
+          <w:rFonts w:cstheme="minorHAnsi"/>
+          <w:sz w:val="24"/>
+          <w:szCs w:val="24"/>
+        </w:rPr>
+        <w:t xml:space="preserve"> </w:t>
+      </w:r>
+      <w:r>
+        <w:rPr>
+          <w:rFonts w:cstheme="minorHAnsi"/>
+          <w:sz w:val="24"/>
+          <w:szCs w:val="24"/>
+        </w:rPr>
+        <w:t xml:space="preserve">– </w:t>
+      </w:r>
+      <w:r>
+        <w:rPr>
+          <w:rFonts w:cstheme="minorHAnsi"/>
+          <w:sz w:val="24"/>
+          <w:szCs w:val="24"/>
+        </w:rPr>
+        <w:t>vhodné pro uživatele všech úrovní</w:t>
       </w:r>
     </w:p>
     <w:p>
@@ -3616,7 +4372,23 @@
           <w:sz w:val="24"/>
           <w:szCs w:val="24"/>
         </w:rPr>
-        <w:t>: využití</w:t>
+        <w:t xml:space="preserve"> </w:t>
+      </w:r>
+      <w:r>
+        <w:rPr>
+          <w:rFonts w:cstheme="minorHAnsi"/>
+          <w:sz w:val="24"/>
+          <w:szCs w:val="24"/>
+        </w:rPr>
+        <w:t xml:space="preserve">– </w:t>
+      </w:r>
+      <w:r>
+        <w:rPr>
+          <w:rFonts w:cstheme="minorHAnsi"/>
+          <w:sz w:val="24"/>
+          <w:szCs w:val="24"/>
+        </w:rPr>
+        <w:t>využití</w:t>
       </w:r>
       <w:r>
         <w:rPr>
@@ -3679,7 +4451,31 @@
           <w:sz w:val="24"/>
           <w:szCs w:val="24"/>
         </w:rPr>
-        <w:t>Vzdálený přístup: ovládání skrze webové rozhraní Home Assistanta</w:t>
+        <w:t>Vzdálený přístup</w:t>
+      </w:r>
+      <w:r>
+        <w:rPr>
+          <w:rFonts w:cstheme="minorHAnsi"/>
+          <w:sz w:val="24"/>
+          <w:szCs w:val="24"/>
+        </w:rPr>
+        <w:t xml:space="preserve"> </w:t>
+      </w:r>
+      <w:r>
+        <w:rPr>
+          <w:rFonts w:cstheme="minorHAnsi"/>
+          <w:sz w:val="24"/>
+          <w:szCs w:val="24"/>
+        </w:rPr>
+        <w:t xml:space="preserve">– </w:t>
+      </w:r>
+      <w:r>
+        <w:rPr>
+          <w:rFonts w:cstheme="minorHAnsi"/>
+          <w:sz w:val="24"/>
+          <w:szCs w:val="24"/>
+        </w:rPr>
+        <w:t>ovládání skrze webové rozhraní Home Assistant</w:t>
       </w:r>
     </w:p>
     <w:p>
@@ -3743,15 +4539,15 @@
           <w:sz w:val="24"/>
           <w:szCs w:val="24"/>
         </w:rPr>
-        <w:t>praxí</w:t>
-      </w:r>
-      <w:r>
-        <w:rPr>
-          <w:rFonts w:cstheme="minorHAnsi"/>
-          <w:sz w:val="24"/>
-          <w:szCs w:val="24"/>
-        </w:rPr>
-        <w:t xml:space="preserve"> ověřený systém, který významně snižuje nároky na </w:t>
+        <w:t xml:space="preserve">funkční </w:t>
+      </w:r>
+      <w:r>
+        <w:rPr>
+          <w:rFonts w:cstheme="minorHAnsi"/>
+          <w:sz w:val="24"/>
+          <w:szCs w:val="24"/>
+        </w:rPr>
+        <w:t xml:space="preserve">systém, který významně snižuje nároky na </w:t>
       </w:r>
       <w:r>
         <w:rPr>
@@ -3793,7 +4589,23 @@
           <w:sz w:val="24"/>
           <w:szCs w:val="24"/>
         </w:rPr>
-        <w:t xml:space="preserve"> technologií, jako jsou neuronové sítě, mikroservisní </w:t>
+        <w:t xml:space="preserve"> technologií, jako jsou neuronové sítě, </w:t>
+      </w:r>
+      <w:r>
+        <w:rPr>
+          <w:rFonts w:cstheme="minorHAnsi"/>
+          <w:sz w:val="24"/>
+          <w:szCs w:val="24"/>
+        </w:rPr>
+        <w:t>mikro servisní</w:t>
+      </w:r>
+      <w:r>
+        <w:rPr>
+          <w:rFonts w:cstheme="minorHAnsi"/>
+          <w:sz w:val="24"/>
+          <w:szCs w:val="24"/>
+        </w:rPr>
+        <w:t xml:space="preserve"> </w:t>
       </w:r>
       <w:r>
         <w:rPr>
@@ -3825,7 +4637,31 @@
           <w:sz w:val="24"/>
           <w:szCs w:val="24"/>
         </w:rPr>
-        <w:t xml:space="preserve"> IoT </w:t>
+        <w:t xml:space="preserve"> </w:t>
+      </w:r>
+      <w:r>
+        <w:rPr>
+          <w:rFonts w:cstheme="minorHAnsi"/>
+          <w:sz w:val="24"/>
+          <w:szCs w:val="24"/>
+        </w:rPr>
+        <w:t>Io</w:t>
+      </w:r>
+      <w:r>
+        <w:rPr>
+          <w:rFonts w:cstheme="minorHAnsi"/>
+          <w:sz w:val="24"/>
+          <w:szCs w:val="24"/>
+        </w:rPr>
+        <w:t>T</w:t>
+      </w:r>
+      <w:r>
+        <w:rPr>
+          <w:rFonts w:cstheme="minorHAnsi"/>
+          <w:sz w:val="24"/>
+          <w:szCs w:val="24"/>
+        </w:rPr>
+        <w:t xml:space="preserve"> </w:t>
       </w:r>
       <w:r>
         <w:rPr>
@@ -4293,7 +5129,23 @@
           <w:sz w:val="24"/>
           <w:szCs w:val="24"/>
         </w:rPr>
-        <w:t>Celkově tak Coopmaster představuje významný a prakticky osvědčený krok vpřed v oblasti automatizace chovu hospodářských zvířat na úrovni malých chovatelů a může posloužit jako modelový příklad pro propojení IT technologií s běžným životem i v tradičních oblastech, kde bychom to ještě nedávno nečekali.</w:t>
+        <w:t xml:space="preserve">Celkově tak Coopmaster představuje významný a prakticky osvědčený krok vpřed v oblasti automatizace chovu hospodářských zvířat na úrovni malých chovatelů a může posloužit jako modelový příklad pro propojení IT technologií s běžným životem i v </w:t>
+      </w:r>
+      <w:r>
+        <w:rPr>
+          <w:rFonts w:cstheme="minorHAnsi"/>
+          <w:sz w:val="24"/>
+          <w:szCs w:val="24"/>
+        </w:rPr>
+        <w:t>ne</w:t>
+      </w:r>
+      <w:r>
+        <w:rPr>
+          <w:rFonts w:cstheme="minorHAnsi"/>
+          <w:sz w:val="24"/>
+          <w:szCs w:val="24"/>
+        </w:rPr>
+        <w:t>tradičních oblastech, kde bychom to ještě nedávno nečekali.</w:t>
       </w:r>
     </w:p>
     <w:p>
@@ -4373,25 +5225,7 @@
           <w:sz w:val="24"/>
           <w:szCs w:val="24"/>
         </w:rPr>
-        <w:t xml:space="preserve">YOLO, Ultralytics. Image </w:t>
-      </w:r>
-      <w:proofErr w:type="spellStart"/>
-      <w:r>
-        <w:rPr>
-          <w:rFonts w:cstheme="minorHAnsi"/>
-          <w:sz w:val="24"/>
-          <w:szCs w:val="24"/>
-        </w:rPr>
-        <w:t>Classification</w:t>
-      </w:r>
-      <w:proofErr w:type="spellEnd"/>
-      <w:r>
-        <w:rPr>
-          <w:rFonts w:cstheme="minorHAnsi"/>
-          <w:sz w:val="24"/>
-          <w:szCs w:val="24"/>
-        </w:rPr>
-        <w:t xml:space="preserve"> [online]. 2025 [vid. 2025-02-24]. Dostupné z:</w:t>
+        <w:t>YOLO, Ultralytics. Image Classification [online]. 2025 [vid. 2025-02-24]. Dostupné z:</w:t>
       </w:r>
       <w:hyperlink r:id="rId5" w:history="1">
         <w:r>
@@ -4531,25 +5365,7 @@
           <w:sz w:val="24"/>
           <w:szCs w:val="24"/>
         </w:rPr>
-        <w:t xml:space="preserve">INC., Ultralytics. Ultralytics </w:t>
-      </w:r>
-      <w:proofErr w:type="spellStart"/>
-      <w:r>
-        <w:rPr>
-          <w:rFonts w:cstheme="minorHAnsi"/>
-          <w:sz w:val="24"/>
-          <w:szCs w:val="24"/>
-        </w:rPr>
-        <w:t>Yolo</w:t>
-      </w:r>
-      <w:proofErr w:type="spellEnd"/>
-      <w:r>
-        <w:rPr>
-          <w:rFonts w:cstheme="minorHAnsi"/>
-          <w:sz w:val="24"/>
-          <w:szCs w:val="24"/>
-        </w:rPr>
-        <w:t xml:space="preserve"> [online]. 2025 [vid. 2025-02-24]. Dostupné z:</w:t>
+        <w:t>INC., Ultralytics. Ultralytics Yolo [online]. 2025 [vid. 2025-02-24]. Dostupné z:</w:t>
       </w:r>
       <w:hyperlink r:id="rId9" w:history="1">
         <w:r>
@@ -4619,61 +5435,7 @@
           <w:sz w:val="24"/>
           <w:szCs w:val="24"/>
         </w:rPr>
-        <w:t xml:space="preserve">MQTT.ORG. MQTT: </w:t>
-      </w:r>
-      <w:proofErr w:type="spellStart"/>
-      <w:r>
-        <w:rPr>
-          <w:rFonts w:cstheme="minorHAnsi"/>
-          <w:sz w:val="24"/>
-          <w:szCs w:val="24"/>
-        </w:rPr>
-        <w:t>The</w:t>
-      </w:r>
-      <w:proofErr w:type="spellEnd"/>
-      <w:r>
-        <w:rPr>
-          <w:rFonts w:cstheme="minorHAnsi"/>
-          <w:sz w:val="24"/>
-          <w:szCs w:val="24"/>
-        </w:rPr>
-        <w:t xml:space="preserve"> Standard </w:t>
-      </w:r>
-      <w:proofErr w:type="spellStart"/>
-      <w:r>
-        <w:rPr>
-          <w:rFonts w:cstheme="minorHAnsi"/>
-          <w:sz w:val="24"/>
-          <w:szCs w:val="24"/>
-        </w:rPr>
-        <w:t>for</w:t>
-      </w:r>
-      <w:proofErr w:type="spellEnd"/>
-      <w:r>
-        <w:rPr>
-          <w:rFonts w:cstheme="minorHAnsi"/>
-          <w:sz w:val="24"/>
-          <w:szCs w:val="24"/>
-        </w:rPr>
-        <w:t xml:space="preserve"> IoT </w:t>
-      </w:r>
-      <w:proofErr w:type="spellStart"/>
-      <w:r>
-        <w:rPr>
-          <w:rFonts w:cstheme="minorHAnsi"/>
-          <w:sz w:val="24"/>
-          <w:szCs w:val="24"/>
-        </w:rPr>
-        <w:t>Messaging</w:t>
-      </w:r>
-      <w:proofErr w:type="spellEnd"/>
-      <w:r>
-        <w:rPr>
-          <w:rFonts w:cstheme="minorHAnsi"/>
-          <w:sz w:val="24"/>
-          <w:szCs w:val="24"/>
-        </w:rPr>
-        <w:t xml:space="preserve"> [online]. 2025[vid. 2025-02-24]. Dostupné z:</w:t>
+        <w:t>MQTT.ORG. MQTT: The Standard for IoT Messaging [online]. 2025[vid. 2025-02-24]. Dostupné z:</w:t>
       </w:r>
       <w:hyperlink r:id="rId11" w:history="1">
         <w:r>
@@ -4735,43 +5497,7 @@
           <w:sz w:val="24"/>
           <w:szCs w:val="24"/>
         </w:rPr>
-        <w:t xml:space="preserve">CLOUDFLARE. </w:t>
-      </w:r>
-      <w:proofErr w:type="spellStart"/>
-      <w:r>
-        <w:rPr>
-          <w:rFonts w:cstheme="minorHAnsi"/>
-          <w:sz w:val="24"/>
-          <w:szCs w:val="24"/>
-        </w:rPr>
-        <w:t>Cloudflare</w:t>
-      </w:r>
-      <w:proofErr w:type="spellEnd"/>
-      <w:r>
-        <w:rPr>
-          <w:rFonts w:cstheme="minorHAnsi"/>
-          <w:sz w:val="24"/>
-          <w:szCs w:val="24"/>
-        </w:rPr>
-        <w:t xml:space="preserve"> </w:t>
-      </w:r>
-      <w:proofErr w:type="spellStart"/>
-      <w:r>
-        <w:rPr>
-          <w:rFonts w:cstheme="minorHAnsi"/>
-          <w:sz w:val="24"/>
-          <w:szCs w:val="24"/>
-        </w:rPr>
-        <w:t>Tunnel</w:t>
-      </w:r>
-      <w:proofErr w:type="spellEnd"/>
-      <w:r>
-        <w:rPr>
-          <w:rFonts w:cstheme="minorHAnsi"/>
-          <w:sz w:val="24"/>
-          <w:szCs w:val="24"/>
-        </w:rPr>
-        <w:t xml:space="preserve"> [online]. 2025 [vid. 2025-02-24]. Dostupné z:</w:t>
+        <w:t>CLOUDFLARE. Cloudflare Tunnel [online]. 2025 [vid. 2025-02-24]. Dostupné z:</w:t>
       </w:r>
       <w:hyperlink r:id="rId13" w:history="1">
         <w:r>
@@ -4841,169 +5567,7 @@
           <w:sz w:val="24"/>
           <w:szCs w:val="24"/>
         </w:rPr>
-        <w:t xml:space="preserve">BAIJU, Nevin. </w:t>
-      </w:r>
-      <w:proofErr w:type="spellStart"/>
-      <w:r>
-        <w:rPr>
-          <w:rFonts w:cstheme="minorHAnsi"/>
-          <w:sz w:val="24"/>
-          <w:szCs w:val="24"/>
-        </w:rPr>
-        <w:t>Navigating</w:t>
-      </w:r>
-      <w:proofErr w:type="spellEnd"/>
-      <w:r>
-        <w:rPr>
-          <w:rFonts w:cstheme="minorHAnsi"/>
-          <w:sz w:val="24"/>
-          <w:szCs w:val="24"/>
-        </w:rPr>
-        <w:t xml:space="preserve"> </w:t>
-      </w:r>
-      <w:proofErr w:type="spellStart"/>
-      <w:r>
-        <w:rPr>
-          <w:rFonts w:cstheme="minorHAnsi"/>
-          <w:sz w:val="24"/>
-          <w:szCs w:val="24"/>
-        </w:rPr>
-        <w:t>the</w:t>
-      </w:r>
-      <w:proofErr w:type="spellEnd"/>
-      <w:r>
-        <w:rPr>
-          <w:rFonts w:cstheme="minorHAnsi"/>
-          <w:sz w:val="24"/>
-          <w:szCs w:val="24"/>
-        </w:rPr>
-        <w:t xml:space="preserve"> Maze: Person Re-</w:t>
-      </w:r>
-      <w:proofErr w:type="spellStart"/>
-      <w:r>
-        <w:rPr>
-          <w:rFonts w:cstheme="minorHAnsi"/>
-          <w:sz w:val="24"/>
-          <w:szCs w:val="24"/>
-        </w:rPr>
-        <w:t>Identification</w:t>
-      </w:r>
-      <w:proofErr w:type="spellEnd"/>
-      <w:r>
-        <w:rPr>
-          <w:rFonts w:cstheme="minorHAnsi"/>
-          <w:sz w:val="24"/>
-          <w:szCs w:val="24"/>
-        </w:rPr>
-        <w:t xml:space="preserve"> </w:t>
-      </w:r>
-      <w:proofErr w:type="spellStart"/>
-      <w:r>
-        <w:rPr>
-          <w:rFonts w:cstheme="minorHAnsi"/>
-          <w:sz w:val="24"/>
-          <w:szCs w:val="24"/>
-        </w:rPr>
-        <w:t>Across</w:t>
-      </w:r>
-      <w:proofErr w:type="spellEnd"/>
-      <w:r>
-        <w:rPr>
-          <w:rFonts w:cstheme="minorHAnsi"/>
-          <w:sz w:val="24"/>
-          <w:szCs w:val="24"/>
-        </w:rPr>
-        <w:t xml:space="preserve"> </w:t>
-      </w:r>
-      <w:proofErr w:type="spellStart"/>
-      <w:r>
-        <w:rPr>
-          <w:rFonts w:cstheme="minorHAnsi"/>
-          <w:sz w:val="24"/>
-          <w:szCs w:val="24"/>
-        </w:rPr>
-        <w:t>Multiple</w:t>
-      </w:r>
-      <w:proofErr w:type="spellEnd"/>
-      <w:r>
-        <w:rPr>
-          <w:rFonts w:cstheme="minorHAnsi"/>
-          <w:sz w:val="24"/>
-          <w:szCs w:val="24"/>
-        </w:rPr>
-        <w:t xml:space="preserve"> </w:t>
-      </w:r>
-      <w:proofErr w:type="spellStart"/>
-      <w:r>
-        <w:rPr>
-          <w:rFonts w:cstheme="minorHAnsi"/>
-          <w:sz w:val="24"/>
-          <w:szCs w:val="24"/>
-        </w:rPr>
-        <w:t>Cameras</w:t>
-      </w:r>
-      <w:proofErr w:type="spellEnd"/>
-      <w:r>
-        <w:rPr>
-          <w:rFonts w:cstheme="minorHAnsi"/>
-          <w:sz w:val="24"/>
-          <w:szCs w:val="24"/>
-        </w:rPr>
-        <w:t xml:space="preserve"> </w:t>
-      </w:r>
-      <w:proofErr w:type="spellStart"/>
-      <w:r>
-        <w:rPr>
-          <w:rFonts w:cstheme="minorHAnsi"/>
-          <w:sz w:val="24"/>
-          <w:szCs w:val="24"/>
-        </w:rPr>
-        <w:t>with</w:t>
-      </w:r>
-      <w:proofErr w:type="spellEnd"/>
-      <w:r>
-        <w:rPr>
-          <w:rFonts w:cstheme="minorHAnsi"/>
-          <w:sz w:val="24"/>
-          <w:szCs w:val="24"/>
-        </w:rPr>
-        <w:t xml:space="preserve"> </w:t>
-      </w:r>
-      <w:proofErr w:type="spellStart"/>
-      <w:r>
-        <w:rPr>
-          <w:rFonts w:cstheme="minorHAnsi"/>
-          <w:sz w:val="24"/>
-          <w:szCs w:val="24"/>
-        </w:rPr>
-        <w:t>Deep</w:t>
-      </w:r>
-      <w:proofErr w:type="spellEnd"/>
-      <w:r>
-        <w:rPr>
-          <w:rFonts w:cstheme="minorHAnsi"/>
-          <w:sz w:val="24"/>
-          <w:szCs w:val="24"/>
-        </w:rPr>
-        <w:t xml:space="preserve"> </w:t>
-      </w:r>
-      <w:proofErr w:type="spellStart"/>
-      <w:r>
-        <w:rPr>
-          <w:rFonts w:cstheme="minorHAnsi"/>
-          <w:sz w:val="24"/>
-          <w:szCs w:val="24"/>
-        </w:rPr>
-        <w:t>Metric</w:t>
-      </w:r>
-      <w:proofErr w:type="spellEnd"/>
-      <w:r>
-        <w:rPr>
-          <w:rFonts w:cstheme="minorHAnsi"/>
-          <w:sz w:val="24"/>
-          <w:szCs w:val="24"/>
-        </w:rPr>
-        <w:t xml:space="preserve"> Learning [online]. 2024 [vid. 2025-02-22]. Dostupné z:</w:t>
+        <w:t>BAIJU, Nevin. Navigating the Maze: Person Re-Identification Across Multiple Cameras with Deep Metric Learning [online]. 2024 [vid. 2025-02-22]. Dostupné z:</w:t>
       </w:r>
       <w:hyperlink r:id="rId15" w:history="1">
         <w:r>
